--- a/kyozai/math2-kimatsu/第2回_宿題_解答解説.docx
+++ b/kyozai/math2-kimatsu/第2回_宿題_解答解説.docx
@@ -96,7 +96,537 @@
           <w:sz w:val="23"/>
           <w:szCs w:val="23"/>
         </w:rPr>
-        <w:t xml:space="preserve">　ダイヤグラム（すれちがう）</w:t>
+        <w:t xml:space="preserve">　連立方程式</w:t>
+      </w:r>
+    </w:p>
+    <w:p>
+      <w:pPr>
+        <w:keepNext/>
+        <w:spacing w:after="20" w:before="80" w:line="300" w:lineRule="atLeast"/>
+      </w:pPr>
+      <w:r>
+        <w:rPr>
+          <w:rFonts w:ascii="MS P明朝" w:cs="MS P明朝" w:eastAsia="MS P明朝" w:hAnsi="MS P明朝"/>
+          <w:sz w:val="22"/>
+          <w:szCs w:val="22"/>
+        </w:rPr>
+        <w:t xml:space="preserve">（1）　</w:t>
+      </w:r>
+      <w:r>
+        <w:rPr>
+          <w:rFonts w:ascii="MS P明朝" w:cs="MS P明朝" w:eastAsia="MS P明朝" w:hAnsi="MS P明朝"/>
+          <w:b/>
+          <w:bCs/>
+          <w:sz w:val="22"/>
+          <w:szCs w:val="22"/>
+        </w:rPr>
+        <w:t xml:space="preserve">答え　</w:t>
+      </w:r>
+      <m:oMath xmlns:m="http://schemas.openxmlformats.org/officeDocument/2006/math" xmlns:w="http://schemas.openxmlformats.org/wordprocessingml/2006/main">
+        <m:r>
+          <m:t xml:space="preserve">(x,y)=(3,1)</m:t>
+        </m:r>
+      </m:oMath>
+    </w:p>
+    <w:p>
+      <w:pPr>
+        <w:spacing w:after="10" w:before="0" w:line="300" w:lineRule="atLeast"/>
+        <w:ind w:left="500" w:hanging="0"/>
+      </w:pPr>
+      <w:r>
+        <w:rPr>
+          <w:rFonts w:ascii="MS P明朝" w:cs="MS P明朝" w:eastAsia="MS P明朝" w:hAnsi="MS P明朝"/>
+          <w:sz w:val="21"/>
+          <w:szCs w:val="21"/>
+        </w:rPr>
+        <w:t xml:space="preserve">①×2＋②で</w:t>
+      </w:r>
+      <m:oMath xmlns:m="http://schemas.openxmlformats.org/officeDocument/2006/math" xmlns:w="http://schemas.openxmlformats.org/wordprocessingml/2006/main">
+        <m:r>
+          <m:t xml:space="preserve">y</m:t>
+        </m:r>
+      </m:oMath>
+      <w:r>
+        <w:rPr>
+          <w:rFonts w:ascii="MS P明朝" w:cs="MS P明朝" w:eastAsia="MS P明朝" w:hAnsi="MS P明朝"/>
+          <w:sz w:val="21"/>
+          <w:szCs w:val="21"/>
+        </w:rPr>
+        <w:t xml:space="preserve">を消す（加減法）。</w:t>
+      </w:r>
+      <m:oMath xmlns:m="http://schemas.openxmlformats.org/officeDocument/2006/math" xmlns:w="http://schemas.openxmlformats.org/wordprocessingml/2006/main">
+        <m:r>
+          <m:t xml:space="preserve">6x+2y=20</m:t>
+        </m:r>
+      </m:oMath>
+      <w:r>
+        <w:rPr>
+          <w:rFonts w:ascii="MS P明朝" w:cs="MS P明朝" w:eastAsia="MS P明朝" w:hAnsi="MS P明朝"/>
+          <w:sz w:val="21"/>
+          <w:szCs w:val="21"/>
+        </w:rPr>
+        <w:t xml:space="preserve">と</w:t>
+      </w:r>
+      <m:oMath xmlns:m="http://schemas.openxmlformats.org/officeDocument/2006/math" xmlns:w="http://schemas.openxmlformats.org/wordprocessingml/2006/main">
+        <m:r>
+          <m:t xml:space="preserve">x−2y=1</m:t>
+        </m:r>
+      </m:oMath>
+      <w:r>
+        <w:rPr>
+          <w:rFonts w:ascii="MS P明朝" w:cs="MS P明朝" w:eastAsia="MS P明朝" w:hAnsi="MS P明朝"/>
+          <w:sz w:val="21"/>
+          <w:szCs w:val="21"/>
+        </w:rPr>
+        <w:t xml:space="preserve">をたして</w:t>
+      </w:r>
+      <m:oMath xmlns:m="http://schemas.openxmlformats.org/officeDocument/2006/math" xmlns:w="http://schemas.openxmlformats.org/wordprocessingml/2006/main">
+        <m:r>
+          <m:t xml:space="preserve">7x=21</m:t>
+        </m:r>
+      </m:oMath>
+      <w:r>
+        <w:rPr>
+          <w:rFonts w:ascii="MS P明朝" w:cs="MS P明朝" w:eastAsia="MS P明朝" w:hAnsi="MS P明朝"/>
+          <w:sz w:val="21"/>
+          <w:szCs w:val="21"/>
+        </w:rPr>
+        <w:t xml:space="preserve">、</w:t>
+      </w:r>
+      <m:oMath xmlns:m="http://schemas.openxmlformats.org/officeDocument/2006/math" xmlns:w="http://schemas.openxmlformats.org/wordprocessingml/2006/main">
+        <m:r>
+          <m:t xml:space="preserve">x=3</m:t>
+        </m:r>
+      </m:oMath>
+      <w:r>
+        <w:rPr>
+          <w:rFonts w:ascii="MS P明朝" w:cs="MS P明朝" w:eastAsia="MS P明朝" w:hAnsi="MS P明朝"/>
+          <w:sz w:val="21"/>
+          <w:szCs w:val="21"/>
+        </w:rPr>
+        <w:t xml:space="preserve">。</w:t>
+      </w:r>
+    </w:p>
+    <w:p>
+      <w:pPr>
+        <w:spacing w:after="10" w:before="0" w:line="300" w:lineRule="atLeast"/>
+        <w:ind w:left="500" w:hanging="0"/>
+      </w:pPr>
+      <w:r>
+        <w:rPr>
+          <w:rFonts w:ascii="MS P明朝" w:cs="MS P明朝" w:eastAsia="MS P明朝" w:hAnsi="MS P明朝"/>
+          <w:sz w:val="21"/>
+          <w:szCs w:val="21"/>
+        </w:rPr>
+        <w:t xml:space="preserve">②に代入して</w:t>
+      </w:r>
+      <m:oMath xmlns:m="http://schemas.openxmlformats.org/officeDocument/2006/math" xmlns:w="http://schemas.openxmlformats.org/wordprocessingml/2006/main">
+        <m:r>
+          <m:t xml:space="preserve">3−2y=1</m:t>
+        </m:r>
+      </m:oMath>
+      <w:r>
+        <w:rPr>
+          <w:rFonts w:ascii="MS P明朝" w:cs="MS P明朝" w:eastAsia="MS P明朝" w:hAnsi="MS P明朝"/>
+          <w:sz w:val="21"/>
+          <w:szCs w:val="21"/>
+        </w:rPr>
+        <w:t xml:space="preserve">、</w:t>
+      </w:r>
+      <m:oMath xmlns:m="http://schemas.openxmlformats.org/officeDocument/2006/math" xmlns:w="http://schemas.openxmlformats.org/wordprocessingml/2006/main">
+        <m:r>
+          <m:t xml:space="preserve">y=1</m:t>
+        </m:r>
+      </m:oMath>
+      <w:r>
+        <w:rPr>
+          <w:rFonts w:ascii="MS P明朝" w:cs="MS P明朝" w:eastAsia="MS P明朝" w:hAnsi="MS P明朝"/>
+          <w:sz w:val="21"/>
+          <w:szCs w:val="21"/>
+        </w:rPr>
+        <w:t xml:space="preserve">。</w:t>
+      </w:r>
+    </w:p>
+    <w:p>
+      <w:pPr>
+        <w:keepNext/>
+        <w:spacing w:after="20" w:before="80" w:line="300" w:lineRule="atLeast"/>
+      </w:pPr>
+      <w:r>
+        <w:rPr>
+          <w:rFonts w:ascii="MS P明朝" w:cs="MS P明朝" w:eastAsia="MS P明朝" w:hAnsi="MS P明朝"/>
+          <w:sz w:val="22"/>
+          <w:szCs w:val="22"/>
+        </w:rPr>
+        <w:t xml:space="preserve">（2）　</w:t>
+      </w:r>
+      <w:r>
+        <w:rPr>
+          <w:rFonts w:ascii="MS P明朝" w:cs="MS P明朝" w:eastAsia="MS P明朝" w:hAnsi="MS P明朝"/>
+          <w:b/>
+          <w:bCs/>
+          <w:sz w:val="22"/>
+          <w:szCs w:val="22"/>
+        </w:rPr>
+        <w:t xml:space="preserve">答え　</w:t>
+      </w:r>
+      <m:oMath xmlns:m="http://schemas.openxmlformats.org/officeDocument/2006/math" xmlns:w="http://schemas.openxmlformats.org/wordprocessingml/2006/main">
+        <m:r>
+          <m:t xml:space="preserve">(x,y)=(3,7)</m:t>
+        </m:r>
+      </m:oMath>
+    </w:p>
+    <w:p>
+      <w:pPr>
+        <w:spacing w:after="10" w:before="0" w:line="300" w:lineRule="atLeast"/>
+        <w:ind w:left="500" w:hanging="0"/>
+      </w:pPr>
+      <w:r>
+        <w:rPr>
+          <w:rFonts w:ascii="MS P明朝" w:cs="MS P明朝" w:eastAsia="MS P明朝" w:hAnsi="MS P明朝"/>
+          <w:sz w:val="21"/>
+          <w:szCs w:val="21"/>
+        </w:rPr>
+        <w:t xml:space="preserve">①を②に代入する（代入法）。</w:t>
+      </w:r>
+      <m:oMath xmlns:m="http://schemas.openxmlformats.org/officeDocument/2006/math" xmlns:w="http://schemas.openxmlformats.org/wordprocessingml/2006/main">
+        <m:r>
+          <m:t xml:space="preserve">2x−(3x−2)=−1</m:t>
+        </m:r>
+      </m:oMath>
+      <w:r>
+        <w:rPr>
+          <w:rFonts w:ascii="MS P明朝" w:cs="MS P明朝" w:eastAsia="MS P明朝" w:hAnsi="MS P明朝"/>
+          <w:sz w:val="21"/>
+          <w:szCs w:val="21"/>
+        </w:rPr>
+        <w:t xml:space="preserve"> → </w:t>
+      </w:r>
+      <m:oMath xmlns:m="http://schemas.openxmlformats.org/officeDocument/2006/math" xmlns:w="http://schemas.openxmlformats.org/wordprocessingml/2006/main">
+        <m:r>
+          <m:t xml:space="preserve">−x+2=−1</m:t>
+        </m:r>
+      </m:oMath>
+      <w:r>
+        <w:rPr>
+          <w:rFonts w:ascii="MS P明朝" w:cs="MS P明朝" w:eastAsia="MS P明朝" w:hAnsi="MS P明朝"/>
+          <w:sz w:val="21"/>
+          <w:szCs w:val="21"/>
+        </w:rPr>
+        <w:t xml:space="preserve"> → </w:t>
+      </w:r>
+      <m:oMath xmlns:m="http://schemas.openxmlformats.org/officeDocument/2006/math" xmlns:w="http://schemas.openxmlformats.org/wordprocessingml/2006/main">
+        <m:r>
+          <m:t xml:space="preserve">x=3</m:t>
+        </m:r>
+      </m:oMath>
+      <w:r>
+        <w:rPr>
+          <w:rFonts w:ascii="MS P明朝" w:cs="MS P明朝" w:eastAsia="MS P明朝" w:hAnsi="MS P明朝"/>
+          <w:sz w:val="21"/>
+          <w:szCs w:val="21"/>
+        </w:rPr>
+        <w:t xml:space="preserve">。</w:t>
+      </w:r>
+    </w:p>
+    <w:p>
+      <w:pPr>
+        <w:spacing w:after="10" w:before="0" w:line="300" w:lineRule="atLeast"/>
+        <w:ind w:left="500" w:hanging="0"/>
+      </w:pPr>
+      <w:r>
+        <w:rPr>
+          <w:rFonts w:ascii="MS P明朝" w:cs="MS P明朝" w:eastAsia="MS P明朝" w:hAnsi="MS P明朝"/>
+          <w:sz w:val="21"/>
+          <w:szCs w:val="21"/>
+        </w:rPr>
+        <w:t xml:space="preserve">①に代入して</w:t>
+      </w:r>
+      <m:oMath xmlns:m="http://schemas.openxmlformats.org/officeDocument/2006/math" xmlns:w="http://schemas.openxmlformats.org/wordprocessingml/2006/main">
+        <m:r>
+          <m:t xml:space="preserve">y=3×3−2=7</m:t>
+        </m:r>
+      </m:oMath>
+      <w:r>
+        <w:rPr>
+          <w:rFonts w:ascii="MS P明朝" w:cs="MS P明朝" w:eastAsia="MS P明朝" w:hAnsi="MS P明朝"/>
+          <w:sz w:val="21"/>
+          <w:szCs w:val="21"/>
+        </w:rPr>
+        <w:t xml:space="preserve">。かっこをつけて代入するのがポイント。</w:t>
+      </w:r>
+    </w:p>
+    <w:p>
+      <w:pPr>
+        <w:keepNext/>
+        <w:spacing w:after="20" w:before="80" w:line="300" w:lineRule="atLeast"/>
+      </w:pPr>
+      <w:r>
+        <w:rPr>
+          <w:rFonts w:ascii="MS P明朝" w:cs="MS P明朝" w:eastAsia="MS P明朝" w:hAnsi="MS P明朝"/>
+          <w:sz w:val="22"/>
+          <w:szCs w:val="22"/>
+        </w:rPr>
+        <w:t xml:space="preserve">（3）　</w:t>
+      </w:r>
+      <w:r>
+        <w:rPr>
+          <w:rFonts w:ascii="MS P明朝" w:cs="MS P明朝" w:eastAsia="MS P明朝" w:hAnsi="MS P明朝"/>
+          <w:b/>
+          <w:bCs/>
+          <w:sz w:val="22"/>
+          <w:szCs w:val="22"/>
+        </w:rPr>
+        <w:t xml:space="preserve">答え　</w:t>
+      </w:r>
+      <m:oMath xmlns:m="http://schemas.openxmlformats.org/officeDocument/2006/math" xmlns:w="http://schemas.openxmlformats.org/wordprocessingml/2006/main">
+        <m:r>
+          <m:t xml:space="preserve">(x,y)=(4,1)</m:t>
+        </m:r>
+      </m:oMath>
+    </w:p>
+    <w:p>
+      <w:pPr>
+        <w:spacing w:after="10" w:before="0" w:line="300" w:lineRule="atLeast"/>
+        <w:ind w:left="500" w:hanging="0"/>
+      </w:pPr>
+      <w:r>
+        <w:rPr>
+          <w:rFonts w:ascii="MS P明朝" w:cs="MS P明朝" w:eastAsia="MS P明朝" w:hAnsi="MS P明朝"/>
+          <w:sz w:val="21"/>
+          <w:szCs w:val="21"/>
+        </w:rPr>
+        <w:t xml:space="preserve">①の両辺を10倍して、係数を整数にする。</w:t>
+      </w:r>
+      <m:oMath xmlns:m="http://schemas.openxmlformats.org/officeDocument/2006/math" xmlns:w="http://schemas.openxmlformats.org/wordprocessingml/2006/main">
+        <m:r>
+          <m:t xml:space="preserve">3x−2y=10</m:t>
+        </m:r>
+      </m:oMath>
+      <w:r>
+        <w:rPr>
+          <w:rFonts w:ascii="MS P明朝" w:cs="MS P明朝" w:eastAsia="MS P明朝" w:hAnsi="MS P明朝"/>
+          <w:sz w:val="21"/>
+          <w:szCs w:val="21"/>
+        </w:rPr>
+        <w:t xml:space="preserve">……①′</w:t>
+      </w:r>
+    </w:p>
+    <w:p>
+      <w:pPr>
+        <w:spacing w:after="10" w:before="0" w:line="300" w:lineRule="atLeast"/>
+        <w:ind w:left="500" w:hanging="0"/>
+      </w:pPr>
+      <w:r>
+        <w:rPr>
+          <w:rFonts w:ascii="MS P明朝" w:cs="MS P明朝" w:eastAsia="MS P明朝" w:hAnsi="MS P明朝"/>
+          <w:sz w:val="21"/>
+          <w:szCs w:val="21"/>
+        </w:rPr>
+        <w:t xml:space="preserve">②×2：</w:t>
+      </w:r>
+      <m:oMath xmlns:m="http://schemas.openxmlformats.org/officeDocument/2006/math" xmlns:w="http://schemas.openxmlformats.org/wordprocessingml/2006/main">
+        <m:r>
+          <m:t xml:space="preserve">2x+2y=10</m:t>
+        </m:r>
+      </m:oMath>
+      <w:r>
+        <w:rPr>
+          <w:rFonts w:ascii="MS P明朝" w:cs="MS P明朝" w:eastAsia="MS P明朝" w:hAnsi="MS P明朝"/>
+          <w:sz w:val="21"/>
+          <w:szCs w:val="21"/>
+        </w:rPr>
+        <w:t xml:space="preserve">。①′とたして</w:t>
+      </w:r>
+      <m:oMath xmlns:m="http://schemas.openxmlformats.org/officeDocument/2006/math" xmlns:w="http://schemas.openxmlformats.org/wordprocessingml/2006/main">
+        <m:r>
+          <m:t xml:space="preserve">5x=20</m:t>
+        </m:r>
+      </m:oMath>
+      <w:r>
+        <w:rPr>
+          <w:rFonts w:ascii="MS P明朝" w:cs="MS P明朝" w:eastAsia="MS P明朝" w:hAnsi="MS P明朝"/>
+          <w:sz w:val="21"/>
+          <w:szCs w:val="21"/>
+        </w:rPr>
+        <w:t xml:space="preserve">、</w:t>
+      </w:r>
+      <m:oMath xmlns:m="http://schemas.openxmlformats.org/officeDocument/2006/math" xmlns:w="http://schemas.openxmlformats.org/wordprocessingml/2006/main">
+        <m:r>
+          <m:t xml:space="preserve">x=4</m:t>
+        </m:r>
+      </m:oMath>
+      <w:r>
+        <w:rPr>
+          <w:rFonts w:ascii="MS P明朝" w:cs="MS P明朝" w:eastAsia="MS P明朝" w:hAnsi="MS P明朝"/>
+          <w:sz w:val="21"/>
+          <w:szCs w:val="21"/>
+        </w:rPr>
+        <w:t xml:space="preserve">。②に代入して</w:t>
+      </w:r>
+      <m:oMath xmlns:m="http://schemas.openxmlformats.org/officeDocument/2006/math" xmlns:w="http://schemas.openxmlformats.org/wordprocessingml/2006/main">
+        <m:r>
+          <m:t xml:space="preserve">y=1</m:t>
+        </m:r>
+      </m:oMath>
+      <w:r>
+        <w:rPr>
+          <w:rFonts w:ascii="MS P明朝" w:cs="MS P明朝" w:eastAsia="MS P明朝" w:hAnsi="MS P明朝"/>
+          <w:sz w:val="21"/>
+          <w:szCs w:val="21"/>
+        </w:rPr>
+        <w:t xml:space="preserve">。</w:t>
+      </w:r>
+    </w:p>
+    <w:p>
+      <w:pPr>
+        <w:keepNext/>
+        <w:spacing w:after="20" w:before="80" w:line="300" w:lineRule="atLeast"/>
+      </w:pPr>
+      <w:r>
+        <w:rPr>
+          <w:rFonts w:ascii="MS P明朝" w:cs="MS P明朝" w:eastAsia="MS P明朝" w:hAnsi="MS P明朝"/>
+          <w:sz w:val="22"/>
+          <w:szCs w:val="22"/>
+        </w:rPr>
+        <w:t xml:space="preserve">（4）　</w:t>
+      </w:r>
+      <w:r>
+        <w:rPr>
+          <w:rFonts w:ascii="MS P明朝" w:cs="MS P明朝" w:eastAsia="MS P明朝" w:hAnsi="MS P明朝"/>
+          <w:b/>
+          <w:bCs/>
+          <w:sz w:val="22"/>
+          <w:szCs w:val="22"/>
+        </w:rPr>
+        <w:t xml:space="preserve">答え　</w:t>
+      </w:r>
+      <m:oMath xmlns:m="http://schemas.openxmlformats.org/officeDocument/2006/math" xmlns:w="http://schemas.openxmlformats.org/wordprocessingml/2006/main">
+        <m:r>
+          <m:t xml:space="preserve">(x,y)=(3,−2)</m:t>
+        </m:r>
+      </m:oMath>
+    </w:p>
+    <w:p>
+      <w:pPr>
+        <w:spacing w:after="10" w:before="0" w:line="300" w:lineRule="atLeast"/>
+        <w:ind w:left="500" w:hanging="0"/>
+      </w:pPr>
+      <w:r>
+        <w:rPr>
+          <w:rFonts w:ascii="MS P明朝" w:cs="MS P明朝" w:eastAsia="MS P明朝" w:hAnsi="MS P明朝"/>
+          <w:sz w:val="21"/>
+          <w:szCs w:val="21"/>
+        </w:rPr>
+        <w:t xml:space="preserve">①の両辺を4倍して、分母をはらう。</w:t>
+      </w:r>
+      <m:oMath xmlns:m="http://schemas.openxmlformats.org/officeDocument/2006/math" xmlns:w="http://schemas.openxmlformats.org/wordprocessingml/2006/main">
+        <m:r>
+          <m:t xml:space="preserve">2x+y=4</m:t>
+        </m:r>
+      </m:oMath>
+      <w:r>
+        <w:rPr>
+          <w:rFonts w:ascii="MS P明朝" w:cs="MS P明朝" w:eastAsia="MS P明朝" w:hAnsi="MS P明朝"/>
+          <w:sz w:val="21"/>
+          <w:szCs w:val="21"/>
+        </w:rPr>
+        <w:t xml:space="preserve">……①′</w:t>
+      </w:r>
+    </w:p>
+    <w:p>
+      <w:pPr>
+        <w:spacing w:after="10" w:before="0" w:line="300" w:lineRule="atLeast"/>
+        <w:ind w:left="500" w:hanging="0"/>
+      </w:pPr>
+      <w:r>
+        <w:rPr>
+          <w:rFonts w:ascii="MS P明朝" w:cs="MS P明朝" w:eastAsia="MS P明朝" w:hAnsi="MS P明朝"/>
+          <w:sz w:val="21"/>
+          <w:szCs w:val="21"/>
+        </w:rPr>
+        <w:t xml:space="preserve">①′＋②：</w:t>
+      </w:r>
+      <m:oMath xmlns:m="http://schemas.openxmlformats.org/officeDocument/2006/math" xmlns:w="http://schemas.openxmlformats.org/wordprocessingml/2006/main">
+        <m:r>
+          <m:t xml:space="preserve">4x=12</m:t>
+        </m:r>
+      </m:oMath>
+      <w:r>
+        <w:rPr>
+          <w:rFonts w:ascii="MS P明朝" w:cs="MS P明朝" w:eastAsia="MS P明朝" w:hAnsi="MS P明朝"/>
+          <w:sz w:val="21"/>
+          <w:szCs w:val="21"/>
+        </w:rPr>
+        <w:t xml:space="preserve">、</w:t>
+      </w:r>
+      <m:oMath xmlns:m="http://schemas.openxmlformats.org/officeDocument/2006/math" xmlns:w="http://schemas.openxmlformats.org/wordprocessingml/2006/main">
+        <m:r>
+          <m:t xml:space="preserve">x=3</m:t>
+        </m:r>
+      </m:oMath>
+      <w:r>
+        <w:rPr>
+          <w:rFonts w:ascii="MS P明朝" w:cs="MS P明朝" w:eastAsia="MS P明朝" w:hAnsi="MS P明朝"/>
+          <w:sz w:val="21"/>
+          <w:szCs w:val="21"/>
+        </w:rPr>
+        <w:t xml:space="preserve">。①′に代入して</w:t>
+      </w:r>
+      <m:oMath xmlns:m="http://schemas.openxmlformats.org/officeDocument/2006/math" xmlns:w="http://schemas.openxmlformats.org/wordprocessingml/2006/main">
+        <m:r>
+          <m:t xml:space="preserve">6+y=4</m:t>
+        </m:r>
+      </m:oMath>
+      <w:r>
+        <w:rPr>
+          <w:rFonts w:ascii="MS P明朝" w:cs="MS P明朝" w:eastAsia="MS P明朝" w:hAnsi="MS P明朝"/>
+          <w:sz w:val="21"/>
+          <w:szCs w:val="21"/>
+        </w:rPr>
+        <w:t xml:space="preserve">、</w:t>
+      </w:r>
+      <m:oMath xmlns:m="http://schemas.openxmlformats.org/officeDocument/2006/math" xmlns:w="http://schemas.openxmlformats.org/wordprocessingml/2006/main">
+        <m:r>
+          <m:t xml:space="preserve">y=−2</m:t>
+        </m:r>
+      </m:oMath>
+      <w:r>
+        <w:rPr>
+          <w:rFonts w:ascii="MS P明朝" w:cs="MS P明朝" w:eastAsia="MS P明朝" w:hAnsi="MS P明朝"/>
+          <w:sz w:val="21"/>
+          <w:szCs w:val="21"/>
+        </w:rPr>
+        <w:t xml:space="preserve">。</w:t>
+      </w:r>
+    </w:p>
+    <w:p>
+      <w:pPr>
+        <w:keepNext/>
+        <w:pBdr>
+          <w:bottom w:val="single" w:color="000000" w:sz="6" w:space="2"/>
+        </w:pBdr>
+        <w:spacing w:after="60" w:before="120"/>
+      </w:pPr>
+      <w:r>
+        <w:rPr>
+          <w:rFonts w:ascii="MS Pゴシック" w:cs="MS Pゴシック" w:eastAsia="MS Pゴシック" w:hAnsi="MS Pゴシック"/>
+          <w:b/>
+          <w:bCs/>
+          <w:sz w:val="26"/>
+          <w:szCs w:val="26"/>
+        </w:rPr>
+        <w:t xml:space="preserve">＜2＞</w:t>
+      </w:r>
+      <w:r>
+        <w:rPr>
+          <w:rFonts w:ascii="MS Pゴシック" w:cs="MS Pゴシック" w:eastAsia="MS Pゴシック" w:hAnsi="MS Pゴシック"/>
+          <w:b/>
+          <w:bCs/>
+          <w:sz w:val="23"/>
+          <w:szCs w:val="23"/>
+        </w:rPr>
+        <w:t xml:space="preserve">　グラフをかく</w:t>
       </w:r>
     </w:p>
     <w:tbl>
@@ -112,23 +642,141 @@
         </w:tblBorders>
       </w:tblPr>
       <w:tblGrid>
-        <w:gridCol w:w="8370"/>
-        <w:gridCol w:w="4300"/>
+        <w:gridCol w:w="8470"/>
+        <w:gridCol w:w="4200"/>
       </w:tblGrid>
       <w:tr>
         <w:tc>
           <w:tcPr>
-            <w:tcW w:type="dxa" w:w="8370"/>
+            <w:tcW w:type="dxa" w:w="8470"/>
             <w:tcBorders>
               <w:top w:val="none" w:color="FFFFFF" w:sz="0"/>
               <w:left w:val="none" w:color="FFFFFF" w:sz="0"/>
               <w:bottom w:val="none" w:color="FFFFFF" w:sz="0"/>
               <w:right w:val="none" w:color="FFFFFF" w:sz="0"/>
             </w:tcBorders>
-            <w:tcMar>
-              <w:right w:type="dxa" w:w="200"/>
-            </w:tcMar>
           </w:tcPr>
+          <w:tbl>
+            <w:tblPr>
+              <w:tblW w:type="dxa" w:w="12670"/>
+              <w:tblBorders>
+                <w:top w:val="single" w:color="auto" w:sz="4"/>
+                <w:left w:val="single" w:color="auto" w:sz="4"/>
+                <w:bottom w:val="single" w:color="auto" w:sz="4"/>
+                <w:right w:val="single" w:color="auto" w:sz="4"/>
+                <w:insideH w:val="single" w:color="auto" w:sz="4"/>
+                <w:insideV w:val="single" w:color="auto" w:sz="4"/>
+              </w:tblBorders>
+            </w:tblPr>
+            <w:tblGrid>
+              <w:gridCol w:w="12670"/>
+            </w:tblGrid>
+            <w:tr>
+              <w:tc>
+                <w:tcPr>
+                  <w:tcW w:type="dxa" w:w="12670"/>
+                  <w:tcBorders>
+                    <w:top w:val="single" w:color="000000" w:sz="8"/>
+                    <w:left w:val="single" w:color="000000" w:sz="8"/>
+                    <w:bottom w:val="single" w:color="000000" w:sz="8"/>
+                    <w:right w:val="single" w:color="000000" w:sz="8"/>
+                  </w:tcBorders>
+                  <w:shd w:fill="D9D9D9" w:color="auto" w:val="clear"/>
+                  <w:tcMar>
+                    <w:top w:type="dxa" w:w="40"/>
+                    <w:left w:type="dxa" w:w="120"/>
+                    <w:bottom w:type="dxa" w:w="40"/>
+                  </w:tcMar>
+                </w:tcPr>
+                <w:p>
+                  <w:pPr>
+                    <w:spacing w:after="0" w:before="0" w:line="300" w:lineRule="atLeast"/>
+                  </w:pPr>
+                  <w:r>
+                    <w:rPr>
+                      <w:rFonts w:ascii="MS Pゴシック" w:cs="MS Pゴシック" w:eastAsia="MS Pゴシック" w:hAnsi="MS Pゴシック"/>
+                      <w:b/>
+                      <w:bCs/>
+                      <w:sz w:val="22"/>
+                      <w:szCs w:val="22"/>
+                    </w:rPr>
+                    <w:t xml:space="preserve">グラフのかき方の手順</w:t>
+                  </w:r>
+                </w:p>
+              </w:tc>
+            </w:tr>
+            <w:tr>
+              <w:tc>
+                <w:tcPr>
+                  <w:tcW w:type="dxa" w:w="12670"/>
+                  <w:tcBorders>
+                    <w:top w:val="single" w:color="000000" w:sz="8"/>
+                    <w:left w:val="single" w:color="000000" w:sz="8"/>
+                    <w:bottom w:val="single" w:color="000000" w:sz="8"/>
+                    <w:right w:val="single" w:color="000000" w:sz="8"/>
+                  </w:tcBorders>
+                  <w:tcMar>
+                    <w:top w:type="dxa" w:w="80"/>
+                    <w:left w:type="dxa" w:w="160"/>
+                    <w:bottom w:type="dxa" w:w="80"/>
+                    <w:right w:type="dxa" w:w="160"/>
+                  </w:tcMar>
+                </w:tcPr>
+                <w:p>
+                  <w:pPr>
+                    <w:spacing w:after="40" w:before="0" w:line="300" w:lineRule="atLeast"/>
+                  </w:pPr>
+                  <w:r>
+                    <w:rPr>
+                      <w:rFonts w:ascii="MS P明朝" w:cs="MS P明朝" w:eastAsia="MS P明朝" w:hAnsi="MS P明朝"/>
+                      <w:sz w:val="22"/>
+                      <w:szCs w:val="22"/>
+                    </w:rPr>
+                    <w:t xml:space="preserve">手順1　切片を見て、</w:t>
+                  </w:r>
+                  <m:oMath xmlns:m="http://schemas.openxmlformats.org/officeDocument/2006/math" xmlns:w="http://schemas.openxmlformats.org/wordprocessingml/2006/main">
+                    <m:r>
+                      <m:t xml:space="preserve">y</m:t>
+                    </m:r>
+                  </m:oMath>
+                  <w:r>
+                    <w:rPr>
+                      <w:rFonts w:ascii="MS P明朝" w:cs="MS P明朝" w:eastAsia="MS P明朝" w:hAnsi="MS P明朝"/>
+                      <w:sz w:val="22"/>
+                      <w:szCs w:val="22"/>
+                    </w:rPr>
+                    <w:t xml:space="preserve">軸上に点をとる。</w:t>
+                  </w:r>
+                </w:p>
+                <w:p>
+                  <w:pPr>
+                    <w:spacing w:after="40" w:before="0" w:line="300" w:lineRule="atLeast"/>
+                  </w:pPr>
+                  <w:r>
+                    <w:rPr>
+                      <w:rFonts w:ascii="MS P明朝" w:cs="MS P明朝" w:eastAsia="MS P明朝" w:hAnsi="MS P明朝"/>
+                      <w:sz w:val="22"/>
+                      <w:szCs w:val="22"/>
+                    </w:rPr>
+                    <w:t xml:space="preserve">手順2　傾きを見て、「右へ○、上（下）へ△」進んだ点をとる。</w:t>
+                  </w:r>
+                </w:p>
+                <w:p>
+                  <w:pPr>
+                    <w:spacing w:after="0" w:before="0" w:line="300" w:lineRule="atLeast"/>
+                  </w:pPr>
+                  <w:r>
+                    <w:rPr>
+                      <w:rFonts w:ascii="MS P明朝" w:cs="MS P明朝" w:eastAsia="MS P明朝" w:hAnsi="MS P明朝"/>
+                      <w:sz w:val="22"/>
+                      <w:szCs w:val="22"/>
+                    </w:rPr>
+                    <w:t xml:space="preserve">手順3　2点を通る直線をひく。</w:t>
+                  </w:r>
+                </w:p>
+              </w:tc>
+            </w:tr>
+          </w:tbl>
           <w:p>
             <w:pPr>
               <w:keepNext/>
@@ -140,7 +788,7 @@
                 <w:sz w:val="22"/>
                 <w:szCs w:val="22"/>
               </w:rPr>
-              <w:t xml:space="preserve">（1）　</w:t>
+              <w:t xml:space="preserve">①　</w:t>
             </w:r>
             <w:r>
               <w:rPr>
@@ -150,62 +798,26 @@
                 <w:sz w:val="22"/>
                 <w:szCs w:val="22"/>
               </w:rPr>
-              <w:t xml:space="preserve">答え　分速100m</w:t>
-            </w:r>
-          </w:p>
-          <w:p>
-            <w:pPr>
-              <w:spacing w:after="10" w:before="0" w:line="300" w:lineRule="atLeast"/>
-              <w:ind w:left="500" w:hanging="0"/>
-            </w:pPr>
-            <w:r>
-              <w:rPr>
-                <w:rFonts w:ascii="MS P明朝" w:cs="MS P明朝" w:eastAsia="MS P明朝" w:hAnsi="MS P明朝"/>
-                <w:sz w:val="21"/>
-                <w:szCs w:val="21"/>
-              </w:rPr>
-              <w:t xml:space="preserve">姉は15分で1500m進んでいる。</w:t>
+              <w:t xml:space="preserve">答え　</w:t>
             </w:r>
             <m:oMath xmlns:m="http://schemas.openxmlformats.org/officeDocument/2006/math" xmlns:w="http://schemas.openxmlformats.org/wordprocessingml/2006/main">
               <m:r>
-                <m:t xml:space="preserve">1500÷15=100</m:t>
+                <m:t xml:space="preserve">y=−</m:t>
               </m:r>
-            </m:oMath>
-            <w:r>
-              <w:rPr>
-                <w:rFonts w:ascii="MS P明朝" w:cs="MS P明朝" w:eastAsia="MS P明朝" w:hAnsi="MS P明朝"/>
-                <w:sz w:val="21"/>
-                <w:szCs w:val="21"/>
-              </w:rPr>
-              <w:t xml:space="preserve">（m）</w:t>
-            </w:r>
-          </w:p>
-          <w:p>
-            <w:pPr>
-              <w:keepNext/>
-              <w:spacing w:after="20" w:before="80" w:line="300" w:lineRule="atLeast"/>
-            </w:pPr>
-            <w:r>
-              <w:rPr>
-                <w:rFonts w:ascii="MS P明朝" w:cs="MS P明朝" w:eastAsia="MS P明朝" w:hAnsi="MS P明朝"/>
-                <w:sz w:val="22"/>
-                <w:szCs w:val="22"/>
-              </w:rPr>
-              <w:t xml:space="preserve">（2）　</w:t>
-            </w:r>
-            <w:r>
-              <w:rPr>
-                <w:rFonts w:ascii="MS P明朝" w:cs="MS P明朝" w:eastAsia="MS P明朝" w:hAnsi="MS P明朝"/>
-                <w:b/>
-                <w:bCs/>
-                <w:sz w:val="22"/>
-                <w:szCs w:val="22"/>
-              </w:rPr>
-              <w:t xml:space="preserve">答え　</w:t>
-            </w:r>
-            <m:oMath xmlns:m="http://schemas.openxmlformats.org/officeDocument/2006/math" xmlns:w="http://schemas.openxmlformats.org/wordprocessingml/2006/main">
+              <m:f>
+                <m:num>
+                  <m:r>
+                    <m:t xml:space="preserve">3</m:t>
+                  </m:r>
+                </m:num>
+                <m:den>
+                  <m:r>
+                    <m:t xml:space="preserve">2</m:t>
+                  </m:r>
+                </m:den>
+              </m:f>
               <m:r>
-                <m:t xml:space="preserve">y=−50x+1500</m:t>
+                <m:t xml:space="preserve">x+3</m:t>
               </m:r>
             </m:oMath>
           </w:p>
@@ -220,34 +832,95 @@
                 <w:sz w:val="21"/>
                 <w:szCs w:val="21"/>
               </w:rPr>
-              <w:t xml:space="preserve">妹は30分で1500m進むので、分速</w:t>
+              <w:t xml:space="preserve">切片3で(0, 3)。傾き</w:t>
             </w:r>
             <m:oMath xmlns:m="http://schemas.openxmlformats.org/officeDocument/2006/math" xmlns:w="http://schemas.openxmlformats.org/wordprocessingml/2006/main">
               <m:r>
-                <m:t xml:space="preserve">1500÷30=50</m:t>
+                <m:t xml:space="preserve">−</m:t>
+              </m:r>
+              <m:f>
+                <m:num>
+                  <m:r>
+                    <m:t xml:space="preserve">3</m:t>
+                  </m:r>
+                </m:num>
+                <m:den>
+                  <m:r>
+                    <m:t xml:space="preserve">2</m:t>
+                  </m:r>
+                </m:den>
+              </m:f>
+            </m:oMath>
+            <w:r>
+              <w:rPr>
+                <w:rFonts w:ascii="MS P明朝" w:cs="MS P明朝" w:eastAsia="MS P明朝" w:hAnsi="MS P明朝"/>
+                <w:sz w:val="21"/>
+                <w:szCs w:val="21"/>
+              </w:rPr>
+              <w:t xml:space="preserve">なので、右へ2、下へ3進んで(2, 0)。図の点線を見よう。</w:t>
+            </w:r>
+          </w:p>
+          <w:p>
+            <w:pPr>
+              <w:keepNext/>
+              <w:spacing w:after="20" w:before="80" w:line="300" w:lineRule="atLeast"/>
+            </w:pPr>
+            <w:r>
+              <w:rPr>
+                <w:rFonts w:ascii="MS P明朝" w:cs="MS P明朝" w:eastAsia="MS P明朝" w:hAnsi="MS P明朝"/>
+                <w:sz w:val="22"/>
+                <w:szCs w:val="22"/>
+              </w:rPr>
+              <w:t xml:space="preserve">②　</w:t>
+            </w:r>
+            <w:r>
+              <w:rPr>
+                <w:rFonts w:ascii="MS P明朝" w:cs="MS P明朝" w:eastAsia="MS P明朝" w:hAnsi="MS P明朝"/>
+                <w:b/>
+                <w:bCs/>
+                <w:sz w:val="22"/>
+                <w:szCs w:val="22"/>
+              </w:rPr>
+              <w:t xml:space="preserve">答え　</w:t>
+            </w:r>
+            <m:oMath xmlns:m="http://schemas.openxmlformats.org/officeDocument/2006/math" xmlns:w="http://schemas.openxmlformats.org/wordprocessingml/2006/main">
+              <m:r>
+                <m:t xml:space="preserve">y=</m:t>
+              </m:r>
+              <m:f>
+                <m:num>
+                  <m:r>
+                    <m:t xml:space="preserve">3</m:t>
+                  </m:r>
+                </m:num>
+                <m:den>
+                  <m:r>
+                    <m:t xml:space="preserve">2</m:t>
+                  </m:r>
+                </m:den>
+              </m:f>
+              <m:r>
+                <m:t xml:space="preserve">x−2</m:t>
               </m:r>
             </m:oMath>
-            <w:r>
-              <w:rPr>
-                <w:rFonts w:ascii="MS P明朝" w:cs="MS P明朝" w:eastAsia="MS P明朝" w:hAnsi="MS P明朝"/>
-                <w:sz w:val="21"/>
-                <w:szCs w:val="21"/>
-              </w:rPr>
-              <w:t xml:space="preserve">（m）。</w:t>
-            </w:r>
           </w:p>
           <w:p>
             <w:pPr>
               <w:spacing w:after="10" w:before="0" w:line="300" w:lineRule="atLeast"/>
               <w:ind w:left="500" w:hanging="0"/>
             </w:pPr>
+            <m:oMath xmlns:m="http://schemas.openxmlformats.org/officeDocument/2006/math" xmlns:w="http://schemas.openxmlformats.org/wordprocessingml/2006/main">
+              <m:r>
+                <m:t xml:space="preserve">3x−2y=4</m:t>
+              </m:r>
+            </m:oMath>
             <w:r>
               <w:rPr>
                 <w:rFonts w:ascii="MS P明朝" w:cs="MS P明朝" w:eastAsia="MS P明朝" w:hAnsi="MS P明朝"/>
                 <w:sz w:val="21"/>
                 <w:szCs w:val="21"/>
               </w:rPr>
-              <w:t xml:space="preserve">家に近づくので、</w:t>
+              <w:t xml:space="preserve">を</w:t>
             </w:r>
             <m:oMath xmlns:m="http://schemas.openxmlformats.org/officeDocument/2006/math" xmlns:w="http://schemas.openxmlformats.org/wordprocessingml/2006/main">
               <m:r>
@@ -260,11 +933,11 @@
                 <w:sz w:val="21"/>
                 <w:szCs w:val="21"/>
               </w:rPr>
-              <w:t xml:space="preserve">は1分に50ずつ減る。傾きは</w:t>
+              <w:t xml:space="preserve">について解く。</w:t>
             </w:r>
             <m:oMath xmlns:m="http://schemas.openxmlformats.org/officeDocument/2006/math" xmlns:w="http://schemas.openxmlformats.org/wordprocessingml/2006/main">
               <m:r>
-                <m:t xml:space="preserve">−50</m:t>
+                <m:t xml:space="preserve">−2y=−3x+4</m:t>
               </m:r>
             </m:oMath>
             <w:r>
@@ -273,7 +946,49 @@
                 <w:sz w:val="21"/>
                 <w:szCs w:val="21"/>
               </w:rPr>
-              <w:t xml:space="preserve">、切片は出発地点の1500。</w:t>
+              <w:t xml:space="preserve"> → </w:t>
+            </w:r>
+            <m:oMath xmlns:m="http://schemas.openxmlformats.org/officeDocument/2006/math" xmlns:w="http://schemas.openxmlformats.org/wordprocessingml/2006/main">
+              <m:r>
+                <m:t xml:space="preserve">y=</m:t>
+              </m:r>
+              <m:f>
+                <m:num>
+                  <m:r>
+                    <m:t xml:space="preserve">3</m:t>
+                  </m:r>
+                </m:num>
+                <m:den>
+                  <m:r>
+                    <m:t xml:space="preserve">2</m:t>
+                  </m:r>
+                </m:den>
+              </m:f>
+              <m:r>
+                <m:t xml:space="preserve">x−2</m:t>
+              </m:r>
+            </m:oMath>
+            <w:r>
+              <w:rPr>
+                <w:rFonts w:ascii="MS P明朝" w:cs="MS P明朝" w:eastAsia="MS P明朝" w:hAnsi="MS P明朝"/>
+                <w:sz w:val="21"/>
+                <w:szCs w:val="21"/>
+              </w:rPr>
+              <w:t xml:space="preserve">。</w:t>
+            </w:r>
+          </w:p>
+          <w:p>
+            <w:pPr>
+              <w:spacing w:after="10" w:before="0" w:line="300" w:lineRule="atLeast"/>
+              <w:ind w:left="500" w:hanging="0"/>
+            </w:pPr>
+            <w:r>
+              <w:rPr>
+                <w:rFonts w:ascii="MS P明朝" w:cs="MS P明朝" w:eastAsia="MS P明朝" w:hAnsi="MS P明朝"/>
+                <w:sz w:val="21"/>
+                <w:szCs w:val="21"/>
+              </w:rPr>
+              <w:t xml:space="preserve">(0, −2)から右へ2、上へ3進んで(2, 1)。</w:t>
             </w:r>
           </w:p>
           <w:p>
@@ -287,7 +1002,7 @@
                 <w:sz w:val="22"/>
                 <w:szCs w:val="22"/>
               </w:rPr>
-              <w:t xml:space="preserve">（3）　</w:t>
+              <w:t xml:space="preserve">③　</w:t>
             </w:r>
             <w:r>
               <w:rPr>
@@ -297,39 +1012,48 @@
                 <w:sz w:val="22"/>
                 <w:szCs w:val="22"/>
               </w:rPr>
-              <w:t xml:space="preserve">答え　10分後、家から1000m</w:t>
-            </w:r>
+              <w:t xml:space="preserve">答え　</w:t>
+            </w:r>
+            <m:oMath xmlns:m="http://schemas.openxmlformats.org/officeDocument/2006/math" xmlns:w="http://schemas.openxmlformats.org/wordprocessingml/2006/main">
+              <m:r>
+                <m:t xml:space="preserve">x=−3</m:t>
+              </m:r>
+            </m:oMath>
           </w:p>
           <w:p>
             <w:pPr>
               <w:spacing w:after="10" w:before="0" w:line="300" w:lineRule="atLeast"/>
               <w:ind w:left="500" w:hanging="0"/>
             </w:pPr>
+            <m:oMath xmlns:m="http://schemas.openxmlformats.org/officeDocument/2006/math" xmlns:w="http://schemas.openxmlformats.org/wordprocessingml/2006/main">
+              <m:r>
+                <m:t xml:space="preserve">x=h</m:t>
+              </m:r>
+            </m:oMath>
             <w:r>
               <w:rPr>
                 <w:rFonts w:ascii="MS P明朝" w:cs="MS P明朝" w:eastAsia="MS P明朝" w:hAnsi="MS P明朝"/>
                 <w:sz w:val="21"/>
                 <w:szCs w:val="21"/>
               </w:rPr>
-              <w:t xml:space="preserve">すれちがう点は、2つのグラフの交点。2つの式を連立方程式として解く。</w:t>
-            </w:r>
-          </w:p>
-          <w:p>
-            <w:pPr>
-              <w:spacing w:after="10" w:before="0" w:line="300" w:lineRule="atLeast"/>
-              <w:ind w:left="500" w:hanging="0"/>
-            </w:pPr>
+              <w:t xml:space="preserve">のグラフは、</w:t>
+            </w:r>
+            <m:oMath xmlns:m="http://schemas.openxmlformats.org/officeDocument/2006/math" xmlns:w="http://schemas.openxmlformats.org/wordprocessingml/2006/main">
+              <m:r>
+                <m:t xml:space="preserve">y</m:t>
+              </m:r>
+            </m:oMath>
             <w:r>
               <w:rPr>
                 <w:rFonts w:ascii="MS P明朝" w:cs="MS P明朝" w:eastAsia="MS P明朝" w:hAnsi="MS P明朝"/>
                 <w:sz w:val="21"/>
                 <w:szCs w:val="21"/>
               </w:rPr>
-              <w:t xml:space="preserve">姉の式は</w:t>
+              <w:t xml:space="preserve">軸に平行な直線。点</w:t>
             </w:r>
             <m:oMath xmlns:m="http://schemas.openxmlformats.org/officeDocument/2006/math" xmlns:w="http://schemas.openxmlformats.org/wordprocessingml/2006/main">
               <m:r>
-                <m:t xml:space="preserve">y=100x</m:t>
+                <m:t xml:space="preserve">(−3,0)</m:t>
               </m:r>
             </m:oMath>
             <w:r>
@@ -338,105 +1062,13 @@
                 <w:sz w:val="21"/>
                 <w:szCs w:val="21"/>
               </w:rPr>
-              <w:t xml:space="preserve">。</w:t>
-            </w:r>
-            <m:oMath xmlns:m="http://schemas.openxmlformats.org/officeDocument/2006/math" xmlns:w="http://schemas.openxmlformats.org/wordprocessingml/2006/main">
-              <m:r>
-                <m:t xml:space="preserve">100x=−50x+1500</m:t>
-              </m:r>
-            </m:oMath>
-            <w:r>
-              <w:rPr>
-                <w:rFonts w:ascii="MS P明朝" w:cs="MS P明朝" w:eastAsia="MS P明朝" w:hAnsi="MS P明朝"/>
-                <w:sz w:val="21"/>
-                <w:szCs w:val="21"/>
-              </w:rPr>
-              <w:t xml:space="preserve"> → </w:t>
-            </w:r>
-            <m:oMath xmlns:m="http://schemas.openxmlformats.org/officeDocument/2006/math" xmlns:w="http://schemas.openxmlformats.org/wordprocessingml/2006/main">
-              <m:r>
-                <m:t xml:space="preserve">150x=1500</m:t>
-              </m:r>
-            </m:oMath>
-            <w:r>
-              <w:rPr>
-                <w:rFonts w:ascii="MS P明朝" w:cs="MS P明朝" w:eastAsia="MS P明朝" w:hAnsi="MS P明朝"/>
-                <w:sz w:val="21"/>
-                <w:szCs w:val="21"/>
-              </w:rPr>
-              <w:t xml:space="preserve"> → </w:t>
-            </w:r>
-            <m:oMath xmlns:m="http://schemas.openxmlformats.org/officeDocument/2006/math" xmlns:w="http://schemas.openxmlformats.org/wordprocessingml/2006/main">
-              <m:r>
-                <m:t xml:space="preserve">x=10</m:t>
-              </m:r>
-            </m:oMath>
-            <w:r>
-              <w:rPr>
-                <w:rFonts w:ascii="MS P明朝" w:cs="MS P明朝" w:eastAsia="MS P明朝" w:hAnsi="MS P明朝"/>
-                <w:sz w:val="21"/>
-                <w:szCs w:val="21"/>
-              </w:rPr>
-              <w:t xml:space="preserve">。</w:t>
-            </w:r>
-            <m:oMath xmlns:m="http://schemas.openxmlformats.org/officeDocument/2006/math" xmlns:w="http://schemas.openxmlformats.org/wordprocessingml/2006/main">
-              <m:r>
-                <m:t xml:space="preserve">y=100×10=1000</m:t>
-              </m:r>
-            </m:oMath>
-            <w:r>
-              <w:rPr>
-                <w:rFonts w:ascii="MS P明朝" w:cs="MS P明朝" w:eastAsia="MS P明朝" w:hAnsi="MS P明朝"/>
-                <w:sz w:val="21"/>
-                <w:szCs w:val="21"/>
-              </w:rPr>
-              <w:t xml:space="preserve">。</w:t>
-            </w:r>
-          </w:p>
-          <w:p>
-            <w:pPr>
-              <w:spacing w:after="40" w:before="0" w:line="300" w:lineRule="atLeast"/>
-              <w:ind w:left="500" w:hanging="0"/>
-            </w:pPr>
-            <w:r>
-              <w:rPr>
-                <w:rFonts w:ascii="MS P明朝" w:cs="MS P明朝" w:eastAsia="MS P明朝" w:hAnsi="MS P明朝"/>
-                <w:sz w:val="21"/>
-                <w:szCs w:val="21"/>
-              </w:rPr>
-              <w:t xml:space="preserve">【答えの確かめ】10分後、姉は</w:t>
-            </w:r>
-            <m:oMath xmlns:m="http://schemas.openxmlformats.org/officeDocument/2006/math" xmlns:w="http://schemas.openxmlformats.org/wordprocessingml/2006/main">
-              <m:r>
-                <m:t xml:space="preserve">100×10=1000</m:t>
-              </m:r>
-            </m:oMath>
-            <w:r>
-              <w:rPr>
-                <w:rFonts w:ascii="MS P明朝" w:cs="MS P明朝" w:eastAsia="MS P明朝" w:hAnsi="MS P明朝"/>
-                <w:sz w:val="21"/>
-                <w:szCs w:val="21"/>
-              </w:rPr>
-              <w:t xml:space="preserve">（m）、妹は</w:t>
-            </w:r>
-            <m:oMath xmlns:m="http://schemas.openxmlformats.org/officeDocument/2006/math" xmlns:w="http://schemas.openxmlformats.org/wordprocessingml/2006/main">
-              <m:r>
-                <m:t xml:space="preserve">1500−50×10=1000</m:t>
-              </m:r>
-            </m:oMath>
-            <w:r>
-              <w:rPr>
-                <w:rFonts w:ascii="MS P明朝" w:cs="MS P明朝" w:eastAsia="MS P明朝" w:hAnsi="MS P明朝"/>
-                <w:sz w:val="21"/>
-                <w:szCs w:val="21"/>
-              </w:rPr>
-              <w:t xml:space="preserve">（m）の地点にいる。同じ地点なので、問題にあっている。</w:t>
+              <w:t xml:space="preserve">を通る。</w:t>
             </w:r>
           </w:p>
         </w:tc>
         <w:tc>
           <w:tcPr>
-            <w:tcW w:type="dxa" w:w="4300"/>
+            <w:tcW w:type="dxa" w:w="4200"/>
             <w:tcBorders>
               <w:top w:val="none" w:color="FFFFFF" w:sz="0"/>
               <w:left w:val="none" w:color="FFFFFF" w:sz="0"/>
@@ -452,7 +1084,7 @@
             <w:r>
               <w:drawing>
                 <wp:inline distT="0" distB="0" distL="0" distR="0">
-                  <wp:extent cx="2333625" cy="1714500"/>
+                  <wp:extent cx="2428875" cy="2438400"/>
                   <wp:effectExtent t="0" r="0" b="0" l="0"/>
                   <wp:docPr id="1" name="" descr="" title=""/>
                   <wp:cNvGraphicFramePr>
@@ -477,7 +1109,7 @@
                         <pic:spPr bwMode="auto">
                           <a:xfrm>
                             <a:off x="0" y="0"/>
-                            <a:ext cx="2333625" cy="1714500"/>
+                            <a:ext cx="2428875" cy="2438400"/>
                           </a:xfrm>
                           <a:prstGeom prst="rect">
                             <a:avLst/>
@@ -490,45 +1122,6 @@
               </w:drawing>
             </w:r>
           </w:p>
-          <w:p>
-            <w:pPr>
-              <w:spacing w:after="40" w:before="0" w:line="300" w:lineRule="atLeast"/>
-            </w:pPr>
-            <w:r>
-              <w:rPr>
-                <w:rFonts w:ascii="MS P明朝" w:cs="MS P明朝" w:eastAsia="MS P明朝" w:hAnsi="MS P明朝"/>
-                <w:sz w:val="19"/>
-                <w:szCs w:val="19"/>
-              </w:rPr>
-              <w:t xml:space="preserve">交点（すれちがう点）から、</w:t>
-            </w:r>
-            <m:oMath xmlns:m="http://schemas.openxmlformats.org/officeDocument/2006/math" xmlns:w="http://schemas.openxmlformats.org/wordprocessingml/2006/main">
-              <m:r>
-                <m:t xml:space="preserve">x</m:t>
-              </m:r>
-            </m:oMath>
-            <w:r>
-              <w:rPr>
-                <w:rFonts w:ascii="MS P明朝" w:cs="MS P明朝" w:eastAsia="MS P明朝" w:hAnsi="MS P明朝"/>
-                <w:sz w:val="19"/>
-                <w:szCs w:val="19"/>
-              </w:rPr>
-              <w:t xml:space="preserve">軸と</w:t>
-            </w:r>
-            <m:oMath xmlns:m="http://schemas.openxmlformats.org/officeDocument/2006/math" xmlns:w="http://schemas.openxmlformats.org/wordprocessingml/2006/main">
-              <m:r>
-                <m:t xml:space="preserve">y</m:t>
-              </m:r>
-            </m:oMath>
-            <w:r>
-              <w:rPr>
-                <w:rFonts w:ascii="MS P明朝" w:cs="MS P明朝" w:eastAsia="MS P明朝" w:hAnsi="MS P明朝"/>
-                <w:sz w:val="19"/>
-                <w:szCs w:val="19"/>
-              </w:rPr>
-              <w:t xml:space="preserve">軸に破線をおろすと、時間と道のりが読める。</w:t>
-            </w:r>
-          </w:p>
         </w:tc>
       </w:tr>
     </w:tbl>
@@ -548,7 +1141,7 @@
           <w:sz w:val="26"/>
           <w:szCs w:val="26"/>
         </w:rPr>
-        <w:t xml:space="preserve">＜2＞</w:t>
+        <w:t xml:space="preserve">＜3＞</w:t>
       </w:r>
       <w:r>
         <w:rPr>
@@ -558,7 +1151,1056 @@
           <w:sz w:val="23"/>
           <w:szCs w:val="23"/>
         </w:rPr>
-        <w:t xml:space="preserve">　動く点と面積</w:t>
+        <w:t xml:space="preserve">　一次関数の式</w:t>
+      </w:r>
+    </w:p>
+    <w:p>
+      <w:pPr>
+        <w:keepNext/>
+        <w:spacing w:after="20" w:before="80" w:line="300" w:lineRule="atLeast"/>
+      </w:pPr>
+      <w:r>
+        <w:rPr>
+          <w:rFonts w:ascii="MS P明朝" w:cs="MS P明朝" w:eastAsia="MS P明朝" w:hAnsi="MS P明朝"/>
+          <w:sz w:val="22"/>
+          <w:szCs w:val="22"/>
+        </w:rPr>
+        <w:t xml:space="preserve">（1）　</w:t>
+      </w:r>
+      <w:r>
+        <w:rPr>
+          <w:rFonts w:ascii="MS P明朝" w:cs="MS P明朝" w:eastAsia="MS P明朝" w:hAnsi="MS P明朝"/>
+          <w:b/>
+          <w:bCs/>
+          <w:sz w:val="22"/>
+          <w:szCs w:val="22"/>
+        </w:rPr>
+        <w:t xml:space="preserve">答え　</w:t>
+      </w:r>
+      <m:oMath xmlns:m="http://schemas.openxmlformats.org/officeDocument/2006/math" xmlns:w="http://schemas.openxmlformats.org/wordprocessingml/2006/main">
+        <m:r>
+          <m:t xml:space="preserve">y=−2x+3</m:t>
+        </m:r>
+      </m:oMath>
+    </w:p>
+    <w:p>
+      <w:pPr>
+        <w:spacing w:after="10" w:before="0" w:line="300" w:lineRule="atLeast"/>
+        <w:ind w:left="500" w:hanging="0"/>
+      </w:pPr>
+      <w:r>
+        <w:rPr>
+          <w:rFonts w:ascii="MS P明朝" w:cs="MS P明朝" w:eastAsia="MS P明朝" w:hAnsi="MS P明朝"/>
+          <w:sz w:val="21"/>
+          <w:szCs w:val="21"/>
+        </w:rPr>
+        <w:t xml:space="preserve">傾き＝</w:t>
+      </w:r>
+      <m:oMath xmlns:m="http://schemas.openxmlformats.org/officeDocument/2006/math" xmlns:w="http://schemas.openxmlformats.org/wordprocessingml/2006/main">
+        <m:f>
+          <m:num>
+            <m:r>
+              <m:t xml:space="preserve">−5−7</m:t>
+            </m:r>
+          </m:num>
+          <m:den>
+            <m:r>
+              <m:t xml:space="preserve">4−(−2)</m:t>
+            </m:r>
+          </m:den>
+        </m:f>
+        <m:r>
+          <m:t xml:space="preserve">=</m:t>
+        </m:r>
+        <m:f>
+          <m:num>
+            <m:r>
+              <m:t xml:space="preserve">−12</m:t>
+            </m:r>
+          </m:num>
+          <m:den>
+            <m:r>
+              <m:t xml:space="preserve">6</m:t>
+            </m:r>
+          </m:den>
+        </m:f>
+        <m:r>
+          <m:t xml:space="preserve">=−2</m:t>
+        </m:r>
+      </m:oMath>
+      <w:r>
+        <w:rPr>
+          <w:rFonts w:ascii="MS P明朝" w:cs="MS P明朝" w:eastAsia="MS P明朝" w:hAnsi="MS P明朝"/>
+          <w:sz w:val="21"/>
+          <w:szCs w:val="21"/>
+        </w:rPr>
+        <w:t xml:space="preserve">。</w:t>
+      </w:r>
+      <m:oMath xmlns:m="http://schemas.openxmlformats.org/officeDocument/2006/math" xmlns:w="http://schemas.openxmlformats.org/wordprocessingml/2006/main">
+        <m:r>
+          <m:t xml:space="preserve">y=−2x+b</m:t>
+        </m:r>
+      </m:oMath>
+      <w:r>
+        <w:rPr>
+          <w:rFonts w:ascii="MS P明朝" w:cs="MS P明朝" w:eastAsia="MS P明朝" w:hAnsi="MS P明朝"/>
+          <w:sz w:val="21"/>
+          <w:szCs w:val="21"/>
+        </w:rPr>
+        <w:t xml:space="preserve">に</w:t>
+      </w:r>
+      <m:oMath xmlns:m="http://schemas.openxmlformats.org/officeDocument/2006/math" xmlns:w="http://schemas.openxmlformats.org/wordprocessingml/2006/main">
+        <m:r>
+          <m:t xml:space="preserve">(−2,7)</m:t>
+        </m:r>
+      </m:oMath>
+      <w:r>
+        <w:rPr>
+          <w:rFonts w:ascii="MS P明朝" w:cs="MS P明朝" w:eastAsia="MS P明朝" w:hAnsi="MS P明朝"/>
+          <w:sz w:val="21"/>
+          <w:szCs w:val="21"/>
+        </w:rPr>
+        <w:t xml:space="preserve">を代入して</w:t>
+      </w:r>
+      <m:oMath xmlns:m="http://schemas.openxmlformats.org/officeDocument/2006/math" xmlns:w="http://schemas.openxmlformats.org/wordprocessingml/2006/main">
+        <m:r>
+          <m:t xml:space="preserve">7=4+b</m:t>
+        </m:r>
+      </m:oMath>
+      <w:r>
+        <w:rPr>
+          <w:rFonts w:ascii="MS P明朝" w:cs="MS P明朝" w:eastAsia="MS P明朝" w:hAnsi="MS P明朝"/>
+          <w:sz w:val="21"/>
+          <w:szCs w:val="21"/>
+        </w:rPr>
+        <w:t xml:space="preserve">、</w:t>
+      </w:r>
+      <m:oMath xmlns:m="http://schemas.openxmlformats.org/officeDocument/2006/math" xmlns:w="http://schemas.openxmlformats.org/wordprocessingml/2006/main">
+        <m:r>
+          <m:t xml:space="preserve">b=3</m:t>
+        </m:r>
+      </m:oMath>
+      <w:r>
+        <w:rPr>
+          <w:rFonts w:ascii="MS P明朝" w:cs="MS P明朝" w:eastAsia="MS P明朝" w:hAnsi="MS P明朝"/>
+          <w:sz w:val="21"/>
+          <w:szCs w:val="21"/>
+        </w:rPr>
+        <w:t xml:space="preserve">。</w:t>
+      </w:r>
+    </w:p>
+    <w:p>
+      <w:pPr>
+        <w:keepNext/>
+        <w:spacing w:after="20" w:before="80" w:line="300" w:lineRule="atLeast"/>
+      </w:pPr>
+      <w:r>
+        <w:rPr>
+          <w:rFonts w:ascii="MS P明朝" w:cs="MS P明朝" w:eastAsia="MS P明朝" w:hAnsi="MS P明朝"/>
+          <w:sz w:val="22"/>
+          <w:szCs w:val="22"/>
+        </w:rPr>
+        <w:t xml:space="preserve">（2）　</w:t>
+      </w:r>
+      <w:r>
+        <w:rPr>
+          <w:rFonts w:ascii="MS P明朝" w:cs="MS P明朝" w:eastAsia="MS P明朝" w:hAnsi="MS P明朝"/>
+          <w:b/>
+          <w:bCs/>
+          <w:sz w:val="22"/>
+          <w:szCs w:val="22"/>
+        </w:rPr>
+        <w:t xml:space="preserve">答え　</w:t>
+      </w:r>
+      <m:oMath xmlns:m="http://schemas.openxmlformats.org/officeDocument/2006/math" xmlns:w="http://schemas.openxmlformats.org/wordprocessingml/2006/main">
+        <m:r>
+          <m:t xml:space="preserve">y=3x−15</m:t>
+        </m:r>
+      </m:oMath>
+    </w:p>
+    <w:p>
+      <w:pPr>
+        <w:spacing w:after="10" w:before="0" w:line="300" w:lineRule="atLeast"/>
+        <w:ind w:left="500" w:hanging="0"/>
+      </w:pPr>
+      <w:r>
+        <w:rPr>
+          <w:rFonts w:ascii="MS P明朝" w:cs="MS P明朝" w:eastAsia="MS P明朝" w:hAnsi="MS P明朝"/>
+          <w:sz w:val="21"/>
+          <w:szCs w:val="21"/>
+        </w:rPr>
+        <w:t xml:space="preserve">平行な直線は傾きが同じなので、</w:t>
+      </w:r>
+      <m:oMath xmlns:m="http://schemas.openxmlformats.org/officeDocument/2006/math" xmlns:w="http://schemas.openxmlformats.org/wordprocessingml/2006/main">
+        <m:r>
+          <m:t xml:space="preserve">y=3x+b</m:t>
+        </m:r>
+      </m:oMath>
+      <w:r>
+        <w:rPr>
+          <w:rFonts w:ascii="MS P明朝" w:cs="MS P明朝" w:eastAsia="MS P明朝" w:hAnsi="MS P明朝"/>
+          <w:sz w:val="21"/>
+          <w:szCs w:val="21"/>
+        </w:rPr>
+        <w:t xml:space="preserve">とおく。</w:t>
+      </w:r>
+    </w:p>
+    <w:p>
+      <w:pPr>
+        <w:spacing w:after="10" w:before="0" w:line="300" w:lineRule="atLeast"/>
+        <w:ind w:left="500" w:hanging="0"/>
+      </w:pPr>
+      <w:r>
+        <w:rPr>
+          <w:rFonts w:ascii="MS P明朝" w:cs="MS P明朝" w:eastAsia="MS P明朝" w:hAnsi="MS P明朝"/>
+          <w:sz w:val="21"/>
+          <w:szCs w:val="21"/>
+        </w:rPr>
+        <w:t xml:space="preserve">直線</w:t>
+      </w:r>
+      <m:oMath xmlns:m="http://schemas.openxmlformats.org/officeDocument/2006/math" xmlns:w="http://schemas.openxmlformats.org/wordprocessingml/2006/main">
+        <m:r>
+          <m:t xml:space="preserve">y=−x+5</m:t>
+        </m:r>
+      </m:oMath>
+      <w:r>
+        <w:rPr>
+          <w:rFonts w:ascii="MS P明朝" w:cs="MS P明朝" w:eastAsia="MS P明朝" w:hAnsi="MS P明朝"/>
+          <w:sz w:val="21"/>
+          <w:szCs w:val="21"/>
+        </w:rPr>
+        <w:t xml:space="preserve">と</w:t>
+      </w:r>
+      <m:oMath xmlns:m="http://schemas.openxmlformats.org/officeDocument/2006/math" xmlns:w="http://schemas.openxmlformats.org/wordprocessingml/2006/main">
+        <m:r>
+          <m:t xml:space="preserve">x</m:t>
+        </m:r>
+      </m:oMath>
+      <w:r>
+        <w:rPr>
+          <w:rFonts w:ascii="MS P明朝" w:cs="MS P明朝" w:eastAsia="MS P明朝" w:hAnsi="MS P明朝"/>
+          <w:sz w:val="21"/>
+          <w:szCs w:val="21"/>
+        </w:rPr>
+        <w:t xml:space="preserve">軸の交点は、</w:t>
+      </w:r>
+      <m:oMath xmlns:m="http://schemas.openxmlformats.org/officeDocument/2006/math" xmlns:w="http://schemas.openxmlformats.org/wordprocessingml/2006/main">
+        <m:r>
+          <m:t xml:space="preserve">y=0</m:t>
+        </m:r>
+      </m:oMath>
+      <w:r>
+        <w:rPr>
+          <w:rFonts w:ascii="MS P明朝" w:cs="MS P明朝" w:eastAsia="MS P明朝" w:hAnsi="MS P明朝"/>
+          <w:sz w:val="21"/>
+          <w:szCs w:val="21"/>
+        </w:rPr>
+        <w:t xml:space="preserve">を代入して</w:t>
+      </w:r>
+      <m:oMath xmlns:m="http://schemas.openxmlformats.org/officeDocument/2006/math" xmlns:w="http://schemas.openxmlformats.org/wordprocessingml/2006/main">
+        <m:r>
+          <m:t xml:space="preserve">x=5</m:t>
+        </m:r>
+      </m:oMath>
+      <w:r>
+        <w:rPr>
+          <w:rFonts w:ascii="MS P明朝" w:cs="MS P明朝" w:eastAsia="MS P明朝" w:hAnsi="MS P明朝"/>
+          <w:sz w:val="21"/>
+          <w:szCs w:val="21"/>
+        </w:rPr>
+        <w:t xml:space="preserve">。つまり(5, 0)。</w:t>
+      </w:r>
+    </w:p>
+    <w:p>
+      <w:pPr>
+        <w:spacing w:after="10" w:before="0" w:line="300" w:lineRule="atLeast"/>
+        <w:ind w:left="500" w:hanging="0"/>
+      </w:pPr>
+      <m:oMath xmlns:m="http://schemas.openxmlformats.org/officeDocument/2006/math" xmlns:w="http://schemas.openxmlformats.org/wordprocessingml/2006/main">
+        <m:r>
+          <m:t xml:space="preserve">y=3x+b</m:t>
+        </m:r>
+      </m:oMath>
+      <w:r>
+        <w:rPr>
+          <w:rFonts w:ascii="MS P明朝" w:cs="MS P明朝" w:eastAsia="MS P明朝" w:hAnsi="MS P明朝"/>
+          <w:sz w:val="21"/>
+          <w:szCs w:val="21"/>
+        </w:rPr>
+        <w:t xml:space="preserve">も(5, 0)を通るので、</w:t>
+      </w:r>
+      <m:oMath xmlns:m="http://schemas.openxmlformats.org/officeDocument/2006/math" xmlns:w="http://schemas.openxmlformats.org/wordprocessingml/2006/main">
+        <m:r>
+          <m:t xml:space="preserve">0=15+b</m:t>
+        </m:r>
+      </m:oMath>
+      <w:r>
+        <w:rPr>
+          <w:rFonts w:ascii="MS P明朝" w:cs="MS P明朝" w:eastAsia="MS P明朝" w:hAnsi="MS P明朝"/>
+          <w:sz w:val="21"/>
+          <w:szCs w:val="21"/>
+        </w:rPr>
+        <w:t xml:space="preserve">、</w:t>
+      </w:r>
+      <m:oMath xmlns:m="http://schemas.openxmlformats.org/officeDocument/2006/math" xmlns:w="http://schemas.openxmlformats.org/wordprocessingml/2006/main">
+        <m:r>
+          <m:t xml:space="preserve">b=−15</m:t>
+        </m:r>
+      </m:oMath>
+      <w:r>
+        <w:rPr>
+          <w:rFonts w:ascii="MS P明朝" w:cs="MS P明朝" w:eastAsia="MS P明朝" w:hAnsi="MS P明朝"/>
+          <w:sz w:val="21"/>
+          <w:szCs w:val="21"/>
+        </w:rPr>
+        <w:t xml:space="preserve">。</w:t>
+      </w:r>
+    </w:p>
+    <w:p>
+      <w:pPr>
+        <w:keepNext/>
+        <w:spacing w:after="20" w:before="80" w:line="300" w:lineRule="atLeast"/>
+      </w:pPr>
+      <w:r>
+        <w:rPr>
+          <w:rFonts w:ascii="MS P明朝" w:cs="MS P明朝" w:eastAsia="MS P明朝" w:hAnsi="MS P明朝"/>
+          <w:sz w:val="22"/>
+          <w:szCs w:val="22"/>
+        </w:rPr>
+        <w:t xml:space="preserve">★（3）　</w:t>
+      </w:r>
+      <w:r>
+        <w:rPr>
+          <w:rFonts w:ascii="MS P明朝" w:cs="MS P明朝" w:eastAsia="MS P明朝" w:hAnsi="MS P明朝"/>
+          <w:b/>
+          <w:bCs/>
+          <w:sz w:val="22"/>
+          <w:szCs w:val="22"/>
+        </w:rPr>
+        <w:t xml:space="preserve">答え　</w:t>
+      </w:r>
+      <m:oMath xmlns:m="http://schemas.openxmlformats.org/officeDocument/2006/math" xmlns:w="http://schemas.openxmlformats.org/wordprocessingml/2006/main">
+        <m:r>
+          <m:t xml:space="preserve">a=−1</m:t>
+        </m:r>
+      </m:oMath>
+      <w:r>
+        <w:rPr>
+          <w:rFonts w:ascii="MS P明朝" w:cs="MS P明朝" w:eastAsia="MS P明朝" w:hAnsi="MS P明朝"/>
+          <w:b/>
+          <w:bCs/>
+          <w:sz w:val="22"/>
+          <w:szCs w:val="22"/>
+        </w:rPr>
+        <w:t xml:space="preserve">、</w:t>
+      </w:r>
+      <m:oMath xmlns:m="http://schemas.openxmlformats.org/officeDocument/2006/math" xmlns:w="http://schemas.openxmlformats.org/wordprocessingml/2006/main">
+        <m:r>
+          <m:t xml:space="preserve">b=5</m:t>
+        </m:r>
+      </m:oMath>
+    </w:p>
+    <w:p>
+      <w:pPr>
+        <w:spacing w:after="10" w:before="0" w:line="300" w:lineRule="atLeast"/>
+        <w:ind w:left="500" w:hanging="0"/>
+      </w:pPr>
+      <w:r>
+        <w:rPr>
+          <w:rFonts w:ascii="MS P明朝" w:cs="MS P明朝" w:eastAsia="MS P明朝" w:hAnsi="MS P明朝"/>
+          <w:sz w:val="21"/>
+          <w:szCs w:val="21"/>
+        </w:rPr>
+        <w:t xml:space="preserve">傾きが</w:t>
+      </w:r>
+      <m:oMath xmlns:m="http://schemas.openxmlformats.org/officeDocument/2006/math" xmlns:w="http://schemas.openxmlformats.org/wordprocessingml/2006/main">
+        <m:r>
+          <m:t xml:space="preserve">−2</m:t>
+        </m:r>
+      </m:oMath>
+      <w:r>
+        <w:rPr>
+          <w:rFonts w:ascii="MS P明朝" w:cs="MS P明朝" w:eastAsia="MS P明朝" w:hAnsi="MS P明朝"/>
+          <w:sz w:val="21"/>
+          <w:szCs w:val="21"/>
+        </w:rPr>
+        <w:t xml:space="preserve">で負なので、</w:t>
+      </w:r>
+      <m:oMath xmlns:m="http://schemas.openxmlformats.org/officeDocument/2006/math" xmlns:w="http://schemas.openxmlformats.org/wordprocessingml/2006/main">
+        <m:r>
+          <m:t xml:space="preserve">x</m:t>
+        </m:r>
+      </m:oMath>
+      <w:r>
+        <w:rPr>
+          <w:rFonts w:ascii="MS P明朝" w:cs="MS P明朝" w:eastAsia="MS P明朝" w:hAnsi="MS P明朝"/>
+          <w:sz w:val="21"/>
+          <w:szCs w:val="21"/>
+        </w:rPr>
+        <w:t xml:space="preserve">が大きいほど</w:t>
+      </w:r>
+      <m:oMath xmlns:m="http://schemas.openxmlformats.org/officeDocument/2006/math" xmlns:w="http://schemas.openxmlformats.org/wordprocessingml/2006/main">
+        <m:r>
+          <m:t xml:space="preserve">y</m:t>
+        </m:r>
+      </m:oMath>
+      <w:r>
+        <w:rPr>
+          <w:rFonts w:ascii="MS P明朝" w:cs="MS P明朝" w:eastAsia="MS P明朝" w:hAnsi="MS P明朝"/>
+          <w:sz w:val="21"/>
+          <w:szCs w:val="21"/>
+        </w:rPr>
+        <w:t xml:space="preserve">は小さくなる（右下がり）。</w:t>
+      </w:r>
+    </w:p>
+    <w:p>
+      <w:pPr>
+        <w:spacing w:after="10" w:before="0" w:line="300" w:lineRule="atLeast"/>
+        <w:ind w:left="500" w:hanging="0"/>
+      </w:pPr>
+      <w:r>
+        <w:rPr>
+          <w:rFonts w:ascii="MS P明朝" w:cs="MS P明朝" w:eastAsia="MS P明朝" w:hAnsi="MS P明朝"/>
+          <w:sz w:val="21"/>
+          <w:szCs w:val="21"/>
+        </w:rPr>
+        <w:t xml:space="preserve">だから、</w:t>
+      </w:r>
+      <m:oMath xmlns:m="http://schemas.openxmlformats.org/officeDocument/2006/math" xmlns:w="http://schemas.openxmlformats.org/wordprocessingml/2006/main">
+        <m:r>
+          <m:t xml:space="preserve">x=3</m:t>
+        </m:r>
+      </m:oMath>
+      <w:r>
+        <w:rPr>
+          <w:rFonts w:ascii="MS P明朝" w:cs="MS P明朝" w:eastAsia="MS P明朝" w:hAnsi="MS P明朝"/>
+          <w:sz w:val="21"/>
+          <w:szCs w:val="21"/>
+        </w:rPr>
+        <w:t xml:space="preserve">のとき</w:t>
+      </w:r>
+      <m:oMath xmlns:m="http://schemas.openxmlformats.org/officeDocument/2006/math" xmlns:w="http://schemas.openxmlformats.org/wordprocessingml/2006/main">
+        <m:r>
+          <m:t xml:space="preserve">y</m:t>
+        </m:r>
+      </m:oMath>
+      <w:r>
+        <w:rPr>
+          <w:rFonts w:ascii="MS P明朝" w:cs="MS P明朝" w:eastAsia="MS P明朝" w:hAnsi="MS P明朝"/>
+          <w:sz w:val="21"/>
+          <w:szCs w:val="21"/>
+        </w:rPr>
+        <w:t xml:space="preserve">は最小の</w:t>
+      </w:r>
+      <m:oMath xmlns:m="http://schemas.openxmlformats.org/officeDocument/2006/math" xmlns:w="http://schemas.openxmlformats.org/wordprocessingml/2006/main">
+        <m:r>
+          <m:t xml:space="preserve">−1</m:t>
+        </m:r>
+      </m:oMath>
+      <w:r>
+        <w:rPr>
+          <w:rFonts w:ascii="MS P明朝" w:cs="MS P明朝" w:eastAsia="MS P明朝" w:hAnsi="MS P明朝"/>
+          <w:sz w:val="21"/>
+          <w:szCs w:val="21"/>
+        </w:rPr>
+        <w:t xml:space="preserve">、</w:t>
+      </w:r>
+      <m:oMath xmlns:m="http://schemas.openxmlformats.org/officeDocument/2006/math" xmlns:w="http://schemas.openxmlformats.org/wordprocessingml/2006/main">
+        <m:r>
+          <m:t xml:space="preserve">x=a</m:t>
+        </m:r>
+      </m:oMath>
+      <w:r>
+        <w:rPr>
+          <w:rFonts w:ascii="MS P明朝" w:cs="MS P明朝" w:eastAsia="MS P明朝" w:hAnsi="MS P明朝"/>
+          <w:sz w:val="21"/>
+          <w:szCs w:val="21"/>
+        </w:rPr>
+        <w:t xml:space="preserve">のとき</w:t>
+      </w:r>
+      <m:oMath xmlns:m="http://schemas.openxmlformats.org/officeDocument/2006/math" xmlns:w="http://schemas.openxmlformats.org/wordprocessingml/2006/main">
+        <m:r>
+          <m:t xml:space="preserve">y</m:t>
+        </m:r>
+      </m:oMath>
+      <w:r>
+        <w:rPr>
+          <w:rFonts w:ascii="MS P明朝" w:cs="MS P明朝" w:eastAsia="MS P明朝" w:hAnsi="MS P明朝"/>
+          <w:sz w:val="21"/>
+          <w:szCs w:val="21"/>
+        </w:rPr>
+        <w:t xml:space="preserve">は最大の7になる。</w:t>
+      </w:r>
+    </w:p>
+    <w:p>
+      <w:pPr>
+        <w:spacing w:after="10" w:before="0" w:line="300" w:lineRule="atLeast"/>
+        <w:ind w:left="500" w:hanging="0"/>
+      </w:pPr>
+      <m:oMath xmlns:m="http://schemas.openxmlformats.org/officeDocument/2006/math" xmlns:w="http://schemas.openxmlformats.org/wordprocessingml/2006/main">
+        <m:r>
+          <m:t xml:space="preserve">x=3</m:t>
+        </m:r>
+      </m:oMath>
+      <w:r>
+        <w:rPr>
+          <w:rFonts w:ascii="MS P明朝" w:cs="MS P明朝" w:eastAsia="MS P明朝" w:hAnsi="MS P明朝"/>
+          <w:sz w:val="21"/>
+          <w:szCs w:val="21"/>
+        </w:rPr>
+        <w:t xml:space="preserve">、</w:t>
+      </w:r>
+      <m:oMath xmlns:m="http://schemas.openxmlformats.org/officeDocument/2006/math" xmlns:w="http://schemas.openxmlformats.org/wordprocessingml/2006/main">
+        <m:r>
+          <m:t xml:space="preserve">y=−1</m:t>
+        </m:r>
+      </m:oMath>
+      <w:r>
+        <w:rPr>
+          <w:rFonts w:ascii="MS P明朝" w:cs="MS P明朝" w:eastAsia="MS P明朝" w:hAnsi="MS P明朝"/>
+          <w:sz w:val="21"/>
+          <w:szCs w:val="21"/>
+        </w:rPr>
+        <w:t xml:space="preserve">を代入して</w:t>
+      </w:r>
+      <m:oMath xmlns:m="http://schemas.openxmlformats.org/officeDocument/2006/math" xmlns:w="http://schemas.openxmlformats.org/wordprocessingml/2006/main">
+        <m:r>
+          <m:t xml:space="preserve">−1=−6+b</m:t>
+        </m:r>
+      </m:oMath>
+      <w:r>
+        <w:rPr>
+          <w:rFonts w:ascii="MS P明朝" w:cs="MS P明朝" w:eastAsia="MS P明朝" w:hAnsi="MS P明朝"/>
+          <w:sz w:val="21"/>
+          <w:szCs w:val="21"/>
+        </w:rPr>
+        <w:t xml:space="preserve">、</w:t>
+      </w:r>
+      <m:oMath xmlns:m="http://schemas.openxmlformats.org/officeDocument/2006/math" xmlns:w="http://schemas.openxmlformats.org/wordprocessingml/2006/main">
+        <m:r>
+          <m:t xml:space="preserve">b=5</m:t>
+        </m:r>
+      </m:oMath>
+      <w:r>
+        <w:rPr>
+          <w:rFonts w:ascii="MS P明朝" w:cs="MS P明朝" w:eastAsia="MS P明朝" w:hAnsi="MS P明朝"/>
+          <w:sz w:val="21"/>
+          <w:szCs w:val="21"/>
+        </w:rPr>
+        <w:t xml:space="preserve">。次に</w:t>
+      </w:r>
+      <m:oMath xmlns:m="http://schemas.openxmlformats.org/officeDocument/2006/math" xmlns:w="http://schemas.openxmlformats.org/wordprocessingml/2006/main">
+        <m:r>
+          <m:t xml:space="preserve">y=−2x+5</m:t>
+        </m:r>
+      </m:oMath>
+      <w:r>
+        <w:rPr>
+          <w:rFonts w:ascii="MS P明朝" w:cs="MS P明朝" w:eastAsia="MS P明朝" w:hAnsi="MS P明朝"/>
+          <w:sz w:val="21"/>
+          <w:szCs w:val="21"/>
+        </w:rPr>
+        <w:t xml:space="preserve">に</w:t>
+      </w:r>
+      <m:oMath xmlns:m="http://schemas.openxmlformats.org/officeDocument/2006/math" xmlns:w="http://schemas.openxmlformats.org/wordprocessingml/2006/main">
+        <m:r>
+          <m:t xml:space="preserve">y=7</m:t>
+        </m:r>
+      </m:oMath>
+      <w:r>
+        <w:rPr>
+          <w:rFonts w:ascii="MS P明朝" w:cs="MS P明朝" w:eastAsia="MS P明朝" w:hAnsi="MS P明朝"/>
+          <w:sz w:val="21"/>
+          <w:szCs w:val="21"/>
+        </w:rPr>
+        <w:t xml:space="preserve">を代入して</w:t>
+      </w:r>
+      <m:oMath xmlns:m="http://schemas.openxmlformats.org/officeDocument/2006/math" xmlns:w="http://schemas.openxmlformats.org/wordprocessingml/2006/main">
+        <m:r>
+          <m:t xml:space="preserve">7=−2a+5</m:t>
+        </m:r>
+      </m:oMath>
+      <w:r>
+        <w:rPr>
+          <w:rFonts w:ascii="MS P明朝" w:cs="MS P明朝" w:eastAsia="MS P明朝" w:hAnsi="MS P明朝"/>
+          <w:sz w:val="21"/>
+          <w:szCs w:val="21"/>
+        </w:rPr>
+        <w:t xml:space="preserve">、</w:t>
+      </w:r>
+      <m:oMath xmlns:m="http://schemas.openxmlformats.org/officeDocument/2006/math" xmlns:w="http://schemas.openxmlformats.org/wordprocessingml/2006/main">
+        <m:r>
+          <m:t xml:space="preserve">a=−1</m:t>
+        </m:r>
+      </m:oMath>
+      <w:r>
+        <w:rPr>
+          <w:rFonts w:ascii="MS P明朝" w:cs="MS P明朝" w:eastAsia="MS P明朝" w:hAnsi="MS P明朝"/>
+          <w:sz w:val="21"/>
+          <w:szCs w:val="21"/>
+        </w:rPr>
+        <w:t xml:space="preserve">。</w:t>
+      </w:r>
+    </w:p>
+    <w:p>
+      <w:pPr>
+        <w:spacing w:after="10" w:before="0" w:line="300" w:lineRule="atLeast"/>
+        <w:ind w:left="500" w:hanging="0"/>
+      </w:pPr>
+      <w:r>
+        <w:rPr>
+          <w:rFonts w:ascii="MS P明朝" w:cs="MS P明朝" w:eastAsia="MS P明朝" w:hAnsi="MS P明朝"/>
+          <w:sz w:val="21"/>
+          <w:szCs w:val="21"/>
+        </w:rPr>
+        <w:t xml:space="preserve">【確かめ】</w:t>
+      </w:r>
+      <m:oMath xmlns:m="http://schemas.openxmlformats.org/officeDocument/2006/math" xmlns:w="http://schemas.openxmlformats.org/wordprocessingml/2006/main">
+        <m:r>
+          <m:t xml:space="preserve">x=−1</m:t>
+        </m:r>
+      </m:oMath>
+      <w:r>
+        <w:rPr>
+          <w:rFonts w:ascii="MS P明朝" w:cs="MS P明朝" w:eastAsia="MS P明朝" w:hAnsi="MS P明朝"/>
+          <w:sz w:val="21"/>
+          <w:szCs w:val="21"/>
+        </w:rPr>
+        <w:t xml:space="preserve">のとき</w:t>
+      </w:r>
+      <m:oMath xmlns:m="http://schemas.openxmlformats.org/officeDocument/2006/math" xmlns:w="http://schemas.openxmlformats.org/wordprocessingml/2006/main">
+        <m:r>
+          <m:t xml:space="preserve">y=7</m:t>
+        </m:r>
+      </m:oMath>
+      <w:r>
+        <w:rPr>
+          <w:rFonts w:ascii="MS P明朝" w:cs="MS P明朝" w:eastAsia="MS P明朝" w:hAnsi="MS P明朝"/>
+          <w:sz w:val="21"/>
+          <w:szCs w:val="21"/>
+        </w:rPr>
+        <w:t xml:space="preserve">、</w:t>
+      </w:r>
+      <m:oMath xmlns:m="http://schemas.openxmlformats.org/officeDocument/2006/math" xmlns:w="http://schemas.openxmlformats.org/wordprocessingml/2006/main">
+        <m:r>
+          <m:t xml:space="preserve">x=3</m:t>
+        </m:r>
+      </m:oMath>
+      <w:r>
+        <w:rPr>
+          <w:rFonts w:ascii="MS P明朝" w:cs="MS P明朝" w:eastAsia="MS P明朝" w:hAnsi="MS P明朝"/>
+          <w:sz w:val="21"/>
+          <w:szCs w:val="21"/>
+        </w:rPr>
+        <w:t xml:space="preserve">のとき</w:t>
+      </w:r>
+      <m:oMath xmlns:m="http://schemas.openxmlformats.org/officeDocument/2006/math" xmlns:w="http://schemas.openxmlformats.org/wordprocessingml/2006/main">
+        <m:r>
+          <m:t xml:space="preserve">y=−1</m:t>
+        </m:r>
+      </m:oMath>
+      <w:r>
+        <w:rPr>
+          <w:rFonts w:ascii="MS P明朝" w:cs="MS P明朝" w:eastAsia="MS P明朝" w:hAnsi="MS P明朝"/>
+          <w:sz w:val="21"/>
+          <w:szCs w:val="21"/>
+        </w:rPr>
+        <w:t xml:space="preserve">で、変域</w:t>
+      </w:r>
+      <m:oMath xmlns:m="http://schemas.openxmlformats.org/officeDocument/2006/math" xmlns:w="http://schemas.openxmlformats.org/wordprocessingml/2006/main">
+        <m:r>
+          <m:t xml:space="preserve">−1≦y≦7</m:t>
+        </m:r>
+      </m:oMath>
+      <w:r>
+        <w:rPr>
+          <w:rFonts w:ascii="MS P明朝" w:cs="MS P明朝" w:eastAsia="MS P明朝" w:hAnsi="MS P明朝"/>
+          <w:sz w:val="21"/>
+          <w:szCs w:val="21"/>
+        </w:rPr>
+        <w:t xml:space="preserve">とあっている。</w:t>
+      </w:r>
+    </w:p>
+    <w:p>
+      <w:pPr>
+        <w:keepNext/>
+        <w:pBdr>
+          <w:bottom w:val="single" w:color="000000" w:sz="6" w:space="2"/>
+        </w:pBdr>
+        <w:spacing w:after="60" w:before="120"/>
+      </w:pPr>
+      <w:r>
+        <w:rPr>
+          <w:rFonts w:ascii="MS Pゴシック" w:cs="MS Pゴシック" w:eastAsia="MS Pゴシック" w:hAnsi="MS Pゴシック"/>
+          <w:b/>
+          <w:bCs/>
+          <w:sz w:val="26"/>
+          <w:szCs w:val="26"/>
+        </w:rPr>
+        <w:t xml:space="preserve">＜4＞</w:t>
+      </w:r>
+      <w:r>
+        <w:rPr>
+          <w:rFonts w:ascii="MS Pゴシック" w:cs="MS Pゴシック" w:eastAsia="MS Pゴシック" w:hAnsi="MS Pゴシック"/>
+          <w:b/>
+          <w:bCs/>
+          <w:sz w:val="23"/>
+          <w:szCs w:val="23"/>
+        </w:rPr>
+        <w:t xml:space="preserve">　★連立方程式の利用（速さ）</w:t>
+      </w:r>
+    </w:p>
+    <w:p>
+      <w:pPr>
+        <w:keepNext/>
+        <w:spacing w:after="20" w:before="80" w:line="300" w:lineRule="atLeast"/>
+      </w:pPr>
+      <w:r>
+        <w:rPr>
+          <w:rFonts w:ascii="MS P明朝" w:cs="MS P明朝" w:eastAsia="MS P明朝" w:hAnsi="MS P明朝"/>
+          <w:sz w:val="22"/>
+          <w:szCs w:val="22"/>
+        </w:rPr>
+        <w:t xml:space="preserve">　</w:t>
+      </w:r>
+      <w:r>
+        <w:rPr>
+          <w:rFonts w:ascii="MS P明朝" w:cs="MS P明朝" w:eastAsia="MS P明朝" w:hAnsi="MS P明朝"/>
+          <w:b/>
+          <w:bCs/>
+          <w:sz w:val="22"/>
+          <w:szCs w:val="22"/>
+        </w:rPr>
+        <w:t xml:space="preserve">答え　歩いた道のり12km、走った道のり6km</w:t>
+      </w:r>
+    </w:p>
+    <w:p>
+      <w:pPr>
+        <w:keepNext/>
+        <w:spacing w:after="10" w:before="0" w:line="300" w:lineRule="atLeast"/>
+        <w:ind w:left="500" w:hanging="0"/>
+      </w:pPr>
+      <w:r>
+        <w:rPr>
+          <w:rFonts w:ascii="MS P明朝" w:cs="MS P明朝" w:eastAsia="MS P明朝" w:hAnsi="MS P明朝"/>
+          <w:sz w:val="21"/>
+          <w:szCs w:val="21"/>
+        </w:rPr>
+        <w:t xml:space="preserve">歩いた道のりを</w:t>
+      </w:r>
+      <m:oMath xmlns:m="http://schemas.openxmlformats.org/officeDocument/2006/math" xmlns:w="http://schemas.openxmlformats.org/wordprocessingml/2006/main">
+        <m:r>
+          <m:t xml:space="preserve">x</m:t>
+        </m:r>
+      </m:oMath>
+      <w:r>
+        <w:rPr>
+          <w:rFonts w:ascii="MS P明朝" w:cs="MS P明朝" w:eastAsia="MS P明朝" w:hAnsi="MS P明朝"/>
+          <w:sz w:val="21"/>
+          <w:szCs w:val="21"/>
+        </w:rPr>
+        <w:t xml:space="preserve">km、走った道のりを</w:t>
+      </w:r>
+      <m:oMath xmlns:m="http://schemas.openxmlformats.org/officeDocument/2006/math" xmlns:w="http://schemas.openxmlformats.org/wordprocessingml/2006/main">
+        <m:r>
+          <m:t xml:space="preserve">y</m:t>
+        </m:r>
+      </m:oMath>
+      <w:r>
+        <w:rPr>
+          <w:rFonts w:ascii="MS P明朝" w:cs="MS P明朝" w:eastAsia="MS P明朝" w:hAnsi="MS P明朝"/>
+          <w:sz w:val="21"/>
+          <w:szCs w:val="21"/>
+        </w:rPr>
+        <w:t xml:space="preserve">kmとして、線分図に整理する。</w:t>
+      </w:r>
+    </w:p>
+    <w:p>
+      <w:pPr>
+        <w:spacing w:after="0" w:before="0"/>
+        <w:jc w:val="center"/>
+      </w:pPr>
+      <w:r>
+        <w:drawing>
+          <wp:inline distT="0" distB="0" distL="0" distR="0">
+            <wp:extent cx="3619500" cy="1628775"/>
+            <wp:effectExtent t="0" r="0" b="0" l="0"/>
+            <wp:docPr id="1" name="" descr="" title=""/>
+            <wp:cNvGraphicFramePr>
+              <a:graphicFrameLocks xmlns:a="http://schemas.openxmlformats.org/drawingml/2006/main" noChangeAspect="1"/>
+            </wp:cNvGraphicFramePr>
+            <a:graphic xmlns:a="http://schemas.openxmlformats.org/drawingml/2006/main">
+              <a:graphicData uri="http://schemas.openxmlformats.org/drawingml/2006/picture">
+                <pic:pic xmlns:pic="http://schemas.openxmlformats.org/drawingml/2006/picture">
+                  <pic:nvPicPr>
+                    <pic:cNvPr id="0" name="" descr=""/>
+                    <pic:cNvPicPr>
+                      <a:picLocks noChangeAspect="1" noChangeArrowheads="1"/>
+                    </pic:cNvPicPr>
+                  </pic:nvPicPr>
+                  <pic:blipFill>
+                    <a:blip r:embed="rId10" cstate="none"/>
+                    <a:srcRect/>
+                    <a:stretch>
+                      <a:fillRect/>
+                    </a:stretch>
+                  </pic:blipFill>
+                  <pic:spPr bwMode="auto">
+                    <a:xfrm>
+                      <a:off x="0" y="0"/>
+                      <a:ext cx="3619500" cy="1628775"/>
+                    </a:xfrm>
+                    <a:prstGeom prst="rect">
+                      <a:avLst/>
+                    </a:prstGeom>
+                  </pic:spPr>
+                </pic:pic>
+              </a:graphicData>
+            </a:graphic>
+          </wp:inline>
+        </w:drawing>
+      </w:r>
+    </w:p>
+    <w:p>
+      <w:pPr>
+        <w:spacing w:after="40" w:before="0" w:line="300" w:lineRule="atLeast"/>
+        <w:ind w:left="500" w:hanging="0"/>
+      </w:pPr>
+      <w:r>
+        <w:rPr>
+          <w:rFonts w:ascii="MS P明朝" w:cs="MS P明朝" w:eastAsia="MS P明朝" w:hAnsi="MS P明朝"/>
+          <w:sz w:val="21"/>
+          <w:szCs w:val="21"/>
+        </w:rPr>
+        <w:t xml:space="preserve">道のり：</w:t>
+      </w:r>
+      <m:oMath xmlns:m="http://schemas.openxmlformats.org/officeDocument/2006/math" xmlns:w="http://schemas.openxmlformats.org/wordprocessingml/2006/main">
+        <m:r>
+          <m:t xml:space="preserve">x+y=18</m:t>
+        </m:r>
+      </m:oMath>
+      <w:r>
+        <w:rPr>
+          <w:rFonts w:ascii="MS P明朝" w:cs="MS P明朝" w:eastAsia="MS P明朝" w:hAnsi="MS P明朝"/>
+          <w:sz w:val="21"/>
+          <w:szCs w:val="21"/>
+        </w:rPr>
+        <w:t xml:space="preserve">……①　時間：</w:t>
+      </w:r>
+      <m:oMath xmlns:m="http://schemas.openxmlformats.org/officeDocument/2006/math" xmlns:w="http://schemas.openxmlformats.org/wordprocessingml/2006/main">
+        <m:f>
+          <m:num>
+            <m:r>
+              <m:t xml:space="preserve">x</m:t>
+            </m:r>
+          </m:num>
+          <m:den>
+            <m:r>
+              <m:t xml:space="preserve">4</m:t>
+            </m:r>
+          </m:den>
+        </m:f>
+        <m:r>
+          <m:t xml:space="preserve">+</m:t>
+        </m:r>
+        <m:f>
+          <m:num>
+            <m:r>
+              <m:t xml:space="preserve">y</m:t>
+            </m:r>
+          </m:num>
+          <m:den>
+            <m:r>
+              <m:t xml:space="preserve">6</m:t>
+            </m:r>
+          </m:den>
+        </m:f>
+        <m:r>
+          <m:t xml:space="preserve">=4</m:t>
+        </m:r>
+      </m:oMath>
+      <w:r>
+        <w:rPr>
+          <w:rFonts w:ascii="MS P明朝" w:cs="MS P明朝" w:eastAsia="MS P明朝" w:hAnsi="MS P明朝"/>
+          <w:sz w:val="21"/>
+          <w:szCs w:val="21"/>
+        </w:rPr>
+        <w:t xml:space="preserve">……②</w:t>
+      </w:r>
+    </w:p>
+    <w:p>
+      <w:pPr>
+        <w:spacing w:after="40" w:before="0" w:line="300" w:lineRule="atLeast"/>
+        <w:ind w:left="500" w:hanging="0"/>
+      </w:pPr>
+      <w:r>
+        <w:rPr>
+          <w:rFonts w:ascii="MS P明朝" w:cs="MS P明朝" w:eastAsia="MS P明朝" w:hAnsi="MS P明朝"/>
+          <w:sz w:val="21"/>
+          <w:szCs w:val="21"/>
+        </w:rPr>
+        <w:t xml:space="preserve">②×12：</w:t>
+      </w:r>
+      <m:oMath xmlns:m="http://schemas.openxmlformats.org/officeDocument/2006/math" xmlns:w="http://schemas.openxmlformats.org/wordprocessingml/2006/main">
+        <m:r>
+          <m:t xml:space="preserve">3x+2y=48</m:t>
+        </m:r>
+      </m:oMath>
+      <w:r>
+        <w:rPr>
+          <w:rFonts w:ascii="MS P明朝" w:cs="MS P明朝" w:eastAsia="MS P明朝" w:hAnsi="MS P明朝"/>
+          <w:sz w:val="21"/>
+          <w:szCs w:val="21"/>
+        </w:rPr>
+        <w:t xml:space="preserve">……②′。①×2：</w:t>
+      </w:r>
+      <m:oMath xmlns:m="http://schemas.openxmlformats.org/officeDocument/2006/math" xmlns:w="http://schemas.openxmlformats.org/wordprocessingml/2006/main">
+        <m:r>
+          <m:t xml:space="preserve">2x+2y=36</m:t>
+        </m:r>
+      </m:oMath>
+      <w:r>
+        <w:rPr>
+          <w:rFonts w:ascii="MS P明朝" w:cs="MS P明朝" w:eastAsia="MS P明朝" w:hAnsi="MS P明朝"/>
+          <w:sz w:val="21"/>
+          <w:szCs w:val="21"/>
+        </w:rPr>
+        <w:t xml:space="preserve">。②′からひくと</w:t>
+      </w:r>
+      <m:oMath xmlns:m="http://schemas.openxmlformats.org/officeDocument/2006/math" xmlns:w="http://schemas.openxmlformats.org/wordprocessingml/2006/main">
+        <m:r>
+          <m:t xml:space="preserve">x=12</m:t>
+        </m:r>
+      </m:oMath>
+      <w:r>
+        <w:rPr>
+          <w:rFonts w:ascii="MS P明朝" w:cs="MS P明朝" w:eastAsia="MS P明朝" w:hAnsi="MS P明朝"/>
+          <w:sz w:val="21"/>
+          <w:szCs w:val="21"/>
+        </w:rPr>
+        <w:t xml:space="preserve">。①に代入して</w:t>
+      </w:r>
+      <m:oMath xmlns:m="http://schemas.openxmlformats.org/officeDocument/2006/math" xmlns:w="http://schemas.openxmlformats.org/wordprocessingml/2006/main">
+        <m:r>
+          <m:t xml:space="preserve">y=6</m:t>
+        </m:r>
+      </m:oMath>
+      <w:r>
+        <w:rPr>
+          <w:rFonts w:ascii="MS P明朝" w:cs="MS P明朝" w:eastAsia="MS P明朝" w:hAnsi="MS P明朝"/>
+          <w:sz w:val="21"/>
+          <w:szCs w:val="21"/>
+        </w:rPr>
+        <w:t xml:space="preserve">。</w:t>
+      </w:r>
+    </w:p>
+    <w:p>
+      <w:pPr>
+        <w:spacing w:after="40" w:before="0" w:line="300" w:lineRule="atLeast"/>
+        <w:ind w:left="500" w:hanging="0"/>
+      </w:pPr>
+      <w:r>
+        <w:rPr>
+          <w:rFonts w:ascii="MS P明朝" w:cs="MS P明朝" w:eastAsia="MS P明朝" w:hAnsi="MS P明朝"/>
+          <w:sz w:val="21"/>
+          <w:szCs w:val="21"/>
+        </w:rPr>
+        <w:t xml:space="preserve">【答えの確かめ】歩いた時間は</w:t>
+      </w:r>
+      <m:oMath xmlns:m="http://schemas.openxmlformats.org/officeDocument/2006/math" xmlns:w="http://schemas.openxmlformats.org/wordprocessingml/2006/main">
+        <m:r>
+          <m:t xml:space="preserve">12÷4=3</m:t>
+        </m:r>
+      </m:oMath>
+      <w:r>
+        <w:rPr>
+          <w:rFonts w:ascii="MS P明朝" w:cs="MS P明朝" w:eastAsia="MS P明朝" w:hAnsi="MS P明朝"/>
+          <w:sz w:val="21"/>
+          <w:szCs w:val="21"/>
+        </w:rPr>
+        <w:t xml:space="preserve">（時間）、走った時間は</w:t>
+      </w:r>
+      <m:oMath xmlns:m="http://schemas.openxmlformats.org/officeDocument/2006/math" xmlns:w="http://schemas.openxmlformats.org/wordprocessingml/2006/main">
+        <m:r>
+          <m:t xml:space="preserve">6÷6=1</m:t>
+        </m:r>
+      </m:oMath>
+      <w:r>
+        <w:rPr>
+          <w:rFonts w:ascii="MS P明朝" w:cs="MS P明朝" w:eastAsia="MS P明朝" w:hAnsi="MS P明朝"/>
+          <w:sz w:val="21"/>
+          <w:szCs w:val="21"/>
+        </w:rPr>
+        <w:t xml:space="preserve">（時間）。</w:t>
+      </w:r>
+    </w:p>
+    <w:p>
+      <w:pPr>
+        <w:spacing w:after="40" w:before="0" w:line="300" w:lineRule="atLeast"/>
+        <w:ind w:left="700" w:hanging="0"/>
+      </w:pPr>
+      <w:r>
+        <w:rPr>
+          <w:rFonts w:ascii="MS P明朝" w:cs="MS P明朝" w:eastAsia="MS P明朝" w:hAnsi="MS P明朝"/>
+          <w:sz w:val="21"/>
+          <w:szCs w:val="21"/>
+        </w:rPr>
+        <w:t xml:space="preserve">合計は</w:t>
+      </w:r>
+      <m:oMath xmlns:m="http://schemas.openxmlformats.org/officeDocument/2006/math" xmlns:w="http://schemas.openxmlformats.org/wordprocessingml/2006/main">
+        <m:r>
+          <m:t xml:space="preserve">3+1=4</m:t>
+        </m:r>
+      </m:oMath>
+      <w:r>
+        <w:rPr>
+          <w:rFonts w:ascii="MS P明朝" w:cs="MS P明朝" w:eastAsia="MS P明朝" w:hAnsi="MS P明朝"/>
+          <w:sz w:val="21"/>
+          <w:szCs w:val="21"/>
+        </w:rPr>
+        <w:t xml:space="preserve">（時間）、道のりは</w:t>
+      </w:r>
+      <m:oMath xmlns:m="http://schemas.openxmlformats.org/officeDocument/2006/math" xmlns:w="http://schemas.openxmlformats.org/wordprocessingml/2006/main">
+        <m:r>
+          <m:t xml:space="preserve">12+6=18</m:t>
+        </m:r>
+      </m:oMath>
+      <w:r>
+        <w:rPr>
+          <w:rFonts w:ascii="MS P明朝" w:cs="MS P明朝" w:eastAsia="MS P明朝" w:hAnsi="MS P明朝"/>
+          <w:sz w:val="21"/>
+          <w:szCs w:val="21"/>
+        </w:rPr>
+        <w:t xml:space="preserve">（km）で、問題とあっている。</w:t>
+      </w:r>
+    </w:p>
+    <w:p>
+      <w:pPr>
+        <w:keepNext/>
+        <w:pBdr>
+          <w:bottom w:val="single" w:color="000000" w:sz="6" w:space="2"/>
+        </w:pBdr>
+        <w:spacing w:after="60" w:before="120"/>
+      </w:pPr>
+      <w:r>
+        <w:rPr>
+          <w:rFonts w:ascii="MS Pゴシック" w:cs="MS Pゴシック" w:eastAsia="MS Pゴシック" w:hAnsi="MS Pゴシック"/>
+          <w:b/>
+          <w:bCs/>
+          <w:sz w:val="26"/>
+          <w:szCs w:val="26"/>
+        </w:rPr>
+        <w:t xml:space="preserve">＜5＞</w:t>
+      </w:r>
+      <w:r>
+        <w:rPr>
+          <w:rFonts w:ascii="MS Pゴシック" w:cs="MS Pゴシック" w:eastAsia="MS Pゴシック" w:hAnsi="MS Pゴシック"/>
+          <w:b/>
+          <w:bCs/>
+          <w:sz w:val="23"/>
+          <w:szCs w:val="23"/>
+        </w:rPr>
+        <w:t xml:space="preserve">　2直線と三角形</w:t>
       </w:r>
     </w:p>
     <w:tbl>
@@ -574,13 +2216,13 @@
         </w:tblBorders>
       </w:tblPr>
       <w:tblGrid>
-        <w:gridCol w:w="8370"/>
-        <w:gridCol w:w="4300"/>
+        <w:gridCol w:w="8670"/>
+        <w:gridCol w:w="4000"/>
       </w:tblGrid>
       <w:tr>
         <w:tc>
           <w:tcPr>
-            <w:tcW w:type="dxa" w:w="8370"/>
+            <w:tcW w:type="dxa" w:w="8670"/>
             <w:tcBorders>
               <w:top w:val="none" w:color="FFFFFF" w:sz="0"/>
               <w:left w:val="none" w:color="FFFFFF" w:sz="0"/>
@@ -612,7 +2254,7 @@
                 <w:sz w:val="22"/>
                 <w:szCs w:val="22"/>
               </w:rPr>
-              <w:t xml:space="preserve">答え　6</w:t>
+              <w:t xml:space="preserve">答え　A(2, 4)</w:t>
             </w:r>
           </w:p>
           <w:p>
@@ -620,13 +2262,81 @@
               <w:spacing w:after="10" w:before="0" w:line="300" w:lineRule="atLeast"/>
               <w:ind w:left="500" w:hanging="0"/>
             </w:pPr>
+            <m:oMath xmlns:m="http://schemas.openxmlformats.org/officeDocument/2006/math" xmlns:w="http://schemas.openxmlformats.org/wordprocessingml/2006/main">
+              <m:r>
+                <m:t xml:space="preserve">−x+6=2x</m:t>
+              </m:r>
+            </m:oMath>
             <w:r>
               <w:rPr>
                 <w:rFonts w:ascii="MS P明朝" w:cs="MS P明朝" w:eastAsia="MS P明朝" w:hAnsi="MS P明朝"/>
                 <w:sz w:val="21"/>
                 <w:szCs w:val="21"/>
               </w:rPr>
-              <w:t xml:space="preserve">3秒後、点PはBから3cm進んで辺BC上にある。BP＝3cm。</w:t>
+              <w:t xml:space="preserve">を解く。</w:t>
+            </w:r>
+            <m:oMath xmlns:m="http://schemas.openxmlformats.org/officeDocument/2006/math" xmlns:w="http://schemas.openxmlformats.org/wordprocessingml/2006/main">
+              <m:r>
+                <m:t xml:space="preserve">−3x=−6</m:t>
+              </m:r>
+            </m:oMath>
+            <w:r>
+              <w:rPr>
+                <w:rFonts w:ascii="MS P明朝" w:cs="MS P明朝" w:eastAsia="MS P明朝" w:hAnsi="MS P明朝"/>
+                <w:sz w:val="21"/>
+                <w:szCs w:val="21"/>
+              </w:rPr>
+              <w:t xml:space="preserve"> → </w:t>
+            </w:r>
+            <m:oMath xmlns:m="http://schemas.openxmlformats.org/officeDocument/2006/math" xmlns:w="http://schemas.openxmlformats.org/wordprocessingml/2006/main">
+              <m:r>
+                <m:t xml:space="preserve">x=2</m:t>
+              </m:r>
+            </m:oMath>
+            <w:r>
+              <w:rPr>
+                <w:rFonts w:ascii="MS P明朝" w:cs="MS P明朝" w:eastAsia="MS P明朝" w:hAnsi="MS P明朝"/>
+                <w:sz w:val="21"/>
+                <w:szCs w:val="21"/>
+              </w:rPr>
+              <w:t xml:space="preserve">、</w:t>
+            </w:r>
+            <m:oMath xmlns:m="http://schemas.openxmlformats.org/officeDocument/2006/math" xmlns:w="http://schemas.openxmlformats.org/wordprocessingml/2006/main">
+              <m:r>
+                <m:t xml:space="preserve">y=4</m:t>
+              </m:r>
+            </m:oMath>
+            <w:r>
+              <w:rPr>
+                <w:rFonts w:ascii="MS P明朝" w:cs="MS P明朝" w:eastAsia="MS P明朝" w:hAnsi="MS P明朝"/>
+                <w:sz w:val="21"/>
+                <w:szCs w:val="21"/>
+              </w:rPr>
+              <w:t xml:space="preserve">。</w:t>
+            </w:r>
+          </w:p>
+          <w:p>
+            <w:pPr>
+              <w:keepNext/>
+              <w:spacing w:after="20" w:before="80" w:line="300" w:lineRule="atLeast"/>
+            </w:pPr>
+            <w:r>
+              <w:rPr>
+                <w:rFonts w:ascii="MS P明朝" w:cs="MS P明朝" w:eastAsia="MS P明朝" w:hAnsi="MS P明朝"/>
+                <w:sz w:val="22"/>
+                <w:szCs w:val="22"/>
+              </w:rPr>
+              <w:t xml:space="preserve">（2）　</w:t>
+            </w:r>
+            <w:r>
+              <w:rPr>
+                <w:rFonts w:ascii="MS P明朝" w:cs="MS P明朝" w:eastAsia="MS P明朝" w:hAnsi="MS P明朝"/>
+                <w:b/>
+                <w:bCs/>
+                <w:sz w:val="22"/>
+                <w:szCs w:val="22"/>
+              </w:rPr>
+              <w:t xml:space="preserve">答え　6</w:t>
             </w:r>
           </w:p>
           <w:p>
@@ -640,11 +2350,51 @@
                 <w:sz w:val="21"/>
                 <w:szCs w:val="21"/>
               </w:rPr>
-              <w:t xml:space="preserve">△ABPは、底辺BP＝3、高さAB＝4。</w:t>
+              <w:t xml:space="preserve">Bは直線ℓの切片なので(0, 6)。△AOBは、</w:t>
             </w:r>
             <m:oMath xmlns:m="http://schemas.openxmlformats.org/officeDocument/2006/math" xmlns:w="http://schemas.openxmlformats.org/wordprocessingml/2006/main">
               <m:r>
-                <m:t xml:space="preserve">3×4÷2=6</m:t>
+                <m:t xml:space="preserve">y</m:t>
+              </m:r>
+            </m:oMath>
+            <w:r>
+              <w:rPr>
+                <w:rFonts w:ascii="MS P明朝" w:cs="MS P明朝" w:eastAsia="MS P明朝" w:hAnsi="MS P明朝"/>
+                <w:sz w:val="21"/>
+                <w:szCs w:val="21"/>
+              </w:rPr>
+              <w:t xml:space="preserve">軸上のOBを底辺と考える。</w:t>
+            </w:r>
+          </w:p>
+          <w:p>
+            <w:pPr>
+              <w:spacing w:after="10" w:before="0" w:line="300" w:lineRule="atLeast"/>
+              <w:ind w:left="500" w:hanging="0"/>
+            </w:pPr>
+            <w:r>
+              <w:rPr>
+                <w:rFonts w:ascii="MS P明朝" w:cs="MS P明朝" w:eastAsia="MS P明朝" w:hAnsi="MS P明朝"/>
+                <w:sz w:val="21"/>
+                <w:szCs w:val="21"/>
+              </w:rPr>
+              <w:t xml:space="preserve">底辺OB＝6、高さはAの</w:t>
+            </w:r>
+            <m:oMath xmlns:m="http://schemas.openxmlformats.org/officeDocument/2006/math" xmlns:w="http://schemas.openxmlformats.org/wordprocessingml/2006/main">
+              <m:r>
+                <m:t xml:space="preserve">x</m:t>
+              </m:r>
+            </m:oMath>
+            <w:r>
+              <w:rPr>
+                <w:rFonts w:ascii="MS P明朝" w:cs="MS P明朝" w:eastAsia="MS P明朝" w:hAnsi="MS P明朝"/>
+                <w:sz w:val="21"/>
+                <w:szCs w:val="21"/>
+              </w:rPr>
+              <w:t xml:space="preserve">座標で2（図の破線）。</w:t>
+            </w:r>
+            <m:oMath xmlns:m="http://schemas.openxmlformats.org/officeDocument/2006/math" xmlns:w="http://schemas.openxmlformats.org/wordprocessingml/2006/main">
+              <m:r>
+                <m:t xml:space="preserve">6×2÷2=6</m:t>
               </m:r>
             </m:oMath>
           </w:p>
@@ -659,7 +2409,7 @@
                 <w:sz w:val="22"/>
                 <w:szCs w:val="22"/>
               </w:rPr>
-              <w:t xml:space="preserve">（2）　</w:t>
+              <w:t xml:space="preserve">（3）　</w:t>
             </w:r>
             <w:r>
               <w:rPr>
@@ -669,8 +2419,13 @@
                 <w:sz w:val="22"/>
                 <w:szCs w:val="22"/>
               </w:rPr>
-              <w:t xml:space="preserve">答え　12</w:t>
-            </w:r>
+              <w:t xml:space="preserve">答え　</w:t>
+            </w:r>
+            <m:oMath xmlns:m="http://schemas.openxmlformats.org/officeDocument/2006/math" xmlns:w="http://schemas.openxmlformats.org/wordprocessingml/2006/main">
+              <m:r>
+                <m:t xml:space="preserve">y=5x</m:t>
+              </m:r>
+            </m:oMath>
           </w:p>
           <w:p>
             <w:pPr>
@@ -683,7 +2438,7 @@
                 <w:sz w:val="21"/>
                 <w:szCs w:val="21"/>
               </w:rPr>
-              <w:t xml:space="preserve">点Pが辺CD上にあるとき、△ABPの底辺をABとみると、高さはいつもBC＝6cm。</w:t>
+              <w:t xml:space="preserve">頂点Oを通って面積を2等分する直線は、向かいの辺ABの中点Nを通る。</w:t>
             </w:r>
           </w:p>
           <w:p>
@@ -691,9 +2446,17 @@
               <w:spacing w:after="10" w:before="0" w:line="300" w:lineRule="atLeast"/>
               <w:ind w:left="500" w:hanging="0"/>
             </w:pPr>
+            <w:r>
+              <w:rPr>
+                <w:rFonts w:ascii="MS P明朝" w:cs="MS P明朝" w:eastAsia="MS P明朝" w:hAnsi="MS P明朝"/>
+                <w:sz w:val="21"/>
+                <w:szCs w:val="21"/>
+              </w:rPr>
+              <w:t xml:space="preserve">中点の座標は、</w:t>
+            </w:r>
             <m:oMath xmlns:m="http://schemas.openxmlformats.org/officeDocument/2006/math" xmlns:w="http://schemas.openxmlformats.org/wordprocessingml/2006/main">
               <m:r>
-                <m:t xml:space="preserve">4×6÷2=12</m:t>
+                <m:t xml:space="preserve">x</m:t>
               </m:r>
             </m:oMath>
             <w:r>
@@ -702,31 +2465,63 @@
                 <w:sz w:val="21"/>
                 <w:szCs w:val="21"/>
               </w:rPr>
-              <w:t xml:space="preserve">。点Pが辺CD上のどこにあっても、面積は変わらない。</w:t>
-            </w:r>
-          </w:p>
-          <w:p>
-            <w:pPr>
-              <w:keepNext/>
-              <w:spacing w:after="20" w:before="80" w:line="300" w:lineRule="atLeast"/>
-            </w:pPr>
-            <w:r>
-              <w:rPr>
-                <w:rFonts w:ascii="MS P明朝" w:cs="MS P明朝" w:eastAsia="MS P明朝" w:hAnsi="MS P明朝"/>
-                <w:sz w:val="22"/>
-                <w:szCs w:val="22"/>
-              </w:rPr>
-              <w:t xml:space="preserve">（3）　</w:t>
-            </w:r>
-            <w:r>
-              <w:rPr>
-                <w:rFonts w:ascii="MS P明朝" w:cs="MS P明朝" w:eastAsia="MS P明朝" w:hAnsi="MS P明朝"/>
-                <w:b/>
-                <w:bCs/>
-                <w:sz w:val="22"/>
-                <w:szCs w:val="22"/>
-              </w:rPr>
-              <w:t xml:space="preserve">答え　右の図</w:t>
+              <w:t xml:space="preserve">座標どうし・</w:t>
+            </w:r>
+            <m:oMath xmlns:m="http://schemas.openxmlformats.org/officeDocument/2006/math" xmlns:w="http://schemas.openxmlformats.org/wordprocessingml/2006/main">
+              <m:r>
+                <m:t xml:space="preserve">y</m:t>
+              </m:r>
+            </m:oMath>
+            <w:r>
+              <w:rPr>
+                <w:rFonts w:ascii="MS P明朝" w:cs="MS P明朝" w:eastAsia="MS P明朝" w:hAnsi="MS P明朝"/>
+                <w:sz w:val="21"/>
+                <w:szCs w:val="21"/>
+              </w:rPr>
+              <w:t xml:space="preserve">座標どうしをたして2でわる。N＝</w:t>
+            </w:r>
+            <m:oMath xmlns:m="http://schemas.openxmlformats.org/officeDocument/2006/math" xmlns:w="http://schemas.openxmlformats.org/wordprocessingml/2006/main">
+              <m:r>
+                <m:t xml:space="preserve">(</m:t>
+              </m:r>
+              <m:f>
+                <m:num>
+                  <m:r>
+                    <m:t xml:space="preserve">0+2</m:t>
+                  </m:r>
+                </m:num>
+                <m:den>
+                  <m:r>
+                    <m:t xml:space="preserve">2</m:t>
+                  </m:r>
+                </m:den>
+              </m:f>
+              <m:r>
+                <m:t xml:space="preserve">,</m:t>
+              </m:r>
+              <m:f>
+                <m:num>
+                  <m:r>
+                    <m:t xml:space="preserve">6+4</m:t>
+                  </m:r>
+                </m:num>
+                <m:den>
+                  <m:r>
+                    <m:t xml:space="preserve">2</m:t>
+                  </m:r>
+                </m:den>
+              </m:f>
+              <m:r>
+                <m:t xml:space="preserve">)</m:t>
+              </m:r>
+            </m:oMath>
+            <w:r>
+              <w:rPr>
+                <w:rFonts w:ascii="MS P明朝" w:cs="MS P明朝" w:eastAsia="MS P明朝" w:hAnsi="MS P明朝"/>
+                <w:sz w:val="21"/>
+                <w:szCs w:val="21"/>
+              </w:rPr>
+              <w:t xml:space="preserve">＝(1, 5)。</w:t>
             </w:r>
           </w:p>
           <w:p>
@@ -740,11 +2535,11 @@
                 <w:sz w:val="21"/>
                 <w:szCs w:val="21"/>
               </w:rPr>
-              <w:t xml:space="preserve">点PがBC上（</w:t>
+              <w:t xml:space="preserve">原点Oと(1, 5)を通るので、傾きは5。</w:t>
             </w:r>
             <m:oMath xmlns:m="http://schemas.openxmlformats.org/officeDocument/2006/math" xmlns:w="http://schemas.openxmlformats.org/wordprocessingml/2006/main">
               <m:r>
-                <m:t xml:space="preserve">0≦x≦6</m:t>
+                <m:t xml:space="preserve">y=5x</m:t>
               </m:r>
             </m:oMath>
             <w:r>
@@ -753,106 +2548,13 @@
                 <w:sz w:val="21"/>
                 <w:szCs w:val="21"/>
               </w:rPr>
-              <w:t xml:space="preserve">）：底辺BP＝</w:t>
-            </w:r>
-            <m:oMath xmlns:m="http://schemas.openxmlformats.org/officeDocument/2006/math" xmlns:w="http://schemas.openxmlformats.org/wordprocessingml/2006/main">
-              <m:r>
-                <m:t xml:space="preserve">x</m:t>
-              </m:r>
-            </m:oMath>
-            <w:r>
-              <w:rPr>
-                <w:rFonts w:ascii="MS P明朝" w:cs="MS P明朝" w:eastAsia="MS P明朝" w:hAnsi="MS P明朝"/>
-                <w:sz w:val="21"/>
-                <w:szCs w:val="21"/>
-              </w:rPr>
-              <w:t xml:space="preserve">、高さ4なので、</w:t>
-            </w:r>
-            <m:oMath xmlns:m="http://schemas.openxmlformats.org/officeDocument/2006/math" xmlns:w="http://schemas.openxmlformats.org/wordprocessingml/2006/main">
-              <m:r>
-                <m:t xml:space="preserve">y=x×4÷2=2x</m:t>
-              </m:r>
-            </m:oMath>
-            <w:r>
-              <w:rPr>
-                <w:rFonts w:ascii="MS P明朝" w:cs="MS P明朝" w:eastAsia="MS P明朝" w:hAnsi="MS P明朝"/>
-                <w:sz w:val="21"/>
-                <w:szCs w:val="21"/>
-              </w:rPr>
-              <w:t xml:space="preserve">。</w:t>
-            </w:r>
-          </w:p>
-          <w:p>
-            <w:pPr>
-              <w:spacing w:after="10" w:before="0" w:line="300" w:lineRule="atLeast"/>
-              <w:ind w:left="500" w:hanging="0"/>
-            </w:pPr>
-            <w:r>
-              <w:rPr>
-                <w:rFonts w:ascii="MS P明朝" w:cs="MS P明朝" w:eastAsia="MS P明朝" w:hAnsi="MS P明朝"/>
-                <w:sz w:val="21"/>
-                <w:szCs w:val="21"/>
-              </w:rPr>
-              <w:t xml:space="preserve">点PがCD上（</w:t>
-            </w:r>
-            <m:oMath xmlns:m="http://schemas.openxmlformats.org/officeDocument/2006/math" xmlns:w="http://schemas.openxmlformats.org/wordprocessingml/2006/main">
-              <m:r>
-                <m:t xml:space="preserve">6≦x≦10</m:t>
-              </m:r>
-            </m:oMath>
-            <w:r>
-              <w:rPr>
-                <w:rFonts w:ascii="MS P明朝" w:cs="MS P明朝" w:eastAsia="MS P明朝" w:hAnsi="MS P明朝"/>
-                <w:sz w:val="21"/>
-                <w:szCs w:val="21"/>
-              </w:rPr>
-              <w:t xml:space="preserve">）：（2）より</w:t>
-            </w:r>
-            <m:oMath xmlns:m="http://schemas.openxmlformats.org/officeDocument/2006/math" xmlns:w="http://schemas.openxmlformats.org/wordprocessingml/2006/main">
-              <m:r>
-                <m:t xml:space="preserve">y=12</m:t>
-              </m:r>
-            </m:oMath>
-            <w:r>
-              <w:rPr>
-                <w:rFonts w:ascii="MS P明朝" w:cs="MS P明朝" w:eastAsia="MS P明朝" w:hAnsi="MS P明朝"/>
-                <w:sz w:val="21"/>
-                <w:szCs w:val="21"/>
-              </w:rPr>
-              <w:t xml:space="preserve">。</w:t>
-            </w:r>
-            <m:oMath xmlns:m="http://schemas.openxmlformats.org/officeDocument/2006/math" xmlns:w="http://schemas.openxmlformats.org/wordprocessingml/2006/main">
-              <m:r>
-                <m:t xml:space="preserve">x</m:t>
-              </m:r>
-            </m:oMath>
-            <w:r>
-              <w:rPr>
-                <w:rFonts w:ascii="MS P明朝" w:cs="MS P明朝" w:eastAsia="MS P明朝" w:hAnsi="MS P明朝"/>
-                <w:sz w:val="21"/>
-                <w:szCs w:val="21"/>
-              </w:rPr>
-              <w:t xml:space="preserve">軸に平行な線になる。</w:t>
-            </w:r>
-          </w:p>
-          <w:p>
-            <w:pPr>
-              <w:spacing w:after="10" w:before="0" w:line="300" w:lineRule="atLeast"/>
-              <w:ind w:left="500" w:hanging="0"/>
-            </w:pPr>
-            <w:r>
-              <w:rPr>
-                <w:rFonts w:ascii="MS P明朝" w:cs="MS P明朝" w:eastAsia="MS P明朝" w:hAnsi="MS P明朝"/>
-                <w:sz w:val="21"/>
-                <w:szCs w:val="21"/>
-              </w:rPr>
-              <w:t xml:space="preserve">(0, 0)、(6, 12)、(10, 12)を順に結ぶ。</w:t>
+              <w:t xml:space="preserve">。図の一点鎖線。</w:t>
             </w:r>
           </w:p>
         </w:tc>
         <w:tc>
           <w:tcPr>
-            <w:tcW w:type="dxa" w:w="4300"/>
+            <w:tcW w:type="dxa" w:w="4000"/>
             <w:tcBorders>
               <w:top w:val="none" w:color="FFFFFF" w:sz="0"/>
               <w:left w:val="none" w:color="FFFFFF" w:sz="0"/>
@@ -868,7 +2570,7 @@
             <w:r>
               <w:drawing>
                 <wp:inline distT="0" distB="0" distL="0" distR="0">
-                  <wp:extent cx="2238375" cy="1647825"/>
+                  <wp:extent cx="2095500" cy="1885950"/>
                   <wp:effectExtent t="0" r="0" b="0" l="0"/>
                   <wp:docPr id="1" name="" descr="" title=""/>
                   <wp:cNvGraphicFramePr>
@@ -884,7 +2586,7 @@
                           </pic:cNvPicPr>
                         </pic:nvPicPr>
                         <pic:blipFill>
-                          <a:blip r:embed="rId10" cstate="none"/>
+                          <a:blip r:embed="rId11" cstate="none"/>
                           <a:srcRect/>
                           <a:stretch>
                             <a:fillRect/>
@@ -893,7 +2595,7 @@
                         <pic:spPr bwMode="auto">
                           <a:xfrm>
                             <a:off x="0" y="0"/>
-                            <a:ext cx="2238375" cy="1647825"/>
+                            <a:ext cx="2095500" cy="1885950"/>
                           </a:xfrm>
                           <a:prstGeom prst="rect">
                             <a:avLst/>
@@ -906,307 +2608,22 @@
               </w:drawing>
             </w:r>
           </w:p>
+          <w:p>
+            <w:pPr>
+              <w:spacing w:after="40" w:before="0" w:line="300" w:lineRule="atLeast"/>
+            </w:pPr>
+            <w:r>
+              <w:rPr>
+                <w:rFonts w:ascii="MS P明朝" w:cs="MS P明朝" w:eastAsia="MS P明朝" w:hAnsi="MS P明朝"/>
+                <w:sz w:val="19"/>
+                <w:szCs w:val="19"/>
+              </w:rPr>
+              <w:t xml:space="preserve">中点を通る線で、三角形は「底辺が同じ・高さが同じ」2つに分かれます。</w:t>
+            </w:r>
+          </w:p>
         </w:tc>
       </w:tr>
     </w:tbl>
-    <w:p>
-      <w:pPr>
-        <w:keepNext/>
-        <w:pBdr>
-          <w:bottom w:val="single" w:color="000000" w:sz="6" w:space="2"/>
-        </w:pBdr>
-        <w:spacing w:after="60" w:before="120"/>
-      </w:pPr>
-      <w:r>
-        <w:rPr>
-          <w:rFonts w:ascii="MS Pゴシック" w:cs="MS Pゴシック" w:eastAsia="MS Pゴシック" w:hAnsi="MS Pゴシック"/>
-          <w:b/>
-          <w:bCs/>
-          <w:sz w:val="26"/>
-          <w:szCs w:val="26"/>
-        </w:rPr>
-        <w:t xml:space="preserve">＜3＞</w:t>
-      </w:r>
-      <w:r>
-        <w:rPr>
-          <w:rFonts w:ascii="MS Pゴシック" w:cs="MS Pゴシック" w:eastAsia="MS Pゴシック" w:hAnsi="MS Pゴシック"/>
-          <w:b/>
-          <w:bCs/>
-          <w:sz w:val="23"/>
-          <w:szCs w:val="23"/>
-        </w:rPr>
-        <w:t xml:space="preserve">　ばねの長さ（表から式を求める）</w:t>
-      </w:r>
-    </w:p>
-    <w:p>
-      <w:pPr>
-        <w:keepNext/>
-        <w:spacing w:after="20" w:before="80" w:line="300" w:lineRule="atLeast"/>
-      </w:pPr>
-      <w:r>
-        <w:rPr>
-          <w:rFonts w:ascii="MS P明朝" w:cs="MS P明朝" w:eastAsia="MS P明朝" w:hAnsi="MS P明朝"/>
-          <w:sz w:val="22"/>
-          <w:szCs w:val="22"/>
-        </w:rPr>
-        <w:t xml:space="preserve">（1）　</w:t>
-      </w:r>
-      <w:r>
-        <w:rPr>
-          <w:rFonts w:ascii="MS P明朝" w:cs="MS P明朝" w:eastAsia="MS P明朝" w:hAnsi="MS P明朝"/>
-          <w:b/>
-          <w:bCs/>
-          <w:sz w:val="22"/>
-          <w:szCs w:val="22"/>
-        </w:rPr>
-        <w:t xml:space="preserve">答え　</w:t>
-      </w:r>
-      <m:oMath xmlns:m="http://schemas.openxmlformats.org/officeDocument/2006/math" xmlns:w="http://schemas.openxmlformats.org/wordprocessingml/2006/main">
-        <m:r>
-          <m:t xml:space="preserve">y=</m:t>
-        </m:r>
-        <m:f>
-          <m:num>
-            <m:r>
-              <m:t xml:space="preserve">3</m:t>
-            </m:r>
-          </m:num>
-          <m:den>
-            <m:r>
-              <m:t xml:space="preserve">20</m:t>
-            </m:r>
-          </m:den>
-        </m:f>
-        <m:r>
-          <m:t xml:space="preserve">x+8</m:t>
-        </m:r>
-      </m:oMath>
-      <w:r>
-        <w:rPr>
-          <w:rFonts w:ascii="MS P明朝" w:cs="MS P明朝" w:eastAsia="MS P明朝" w:hAnsi="MS P明朝"/>
-          <w:b/>
-          <w:bCs/>
-          <w:sz w:val="22"/>
-          <w:szCs w:val="22"/>
-        </w:rPr>
-        <w:t xml:space="preserve">（</w:t>
-      </w:r>
-      <m:oMath xmlns:m="http://schemas.openxmlformats.org/officeDocument/2006/math" xmlns:w="http://schemas.openxmlformats.org/wordprocessingml/2006/main">
-        <m:r>
-          <m:t xml:space="preserve">y=0.15x+8</m:t>
-        </m:r>
-      </m:oMath>
-      <w:r>
-        <w:rPr>
-          <w:rFonts w:ascii="MS P明朝" w:cs="MS P明朝" w:eastAsia="MS P明朝" w:hAnsi="MS P明朝"/>
-          <w:b/>
-          <w:bCs/>
-          <w:sz w:val="22"/>
-          <w:szCs w:val="22"/>
-        </w:rPr>
-        <w:t xml:space="preserve">も正解）</w:t>
-      </w:r>
-    </w:p>
-    <w:p>
-      <w:pPr>
-        <w:spacing w:after="10" w:before="0" w:line="300" w:lineRule="atLeast"/>
-        <w:ind w:left="500" w:hanging="0"/>
-      </w:pPr>
-      <w:r>
-        <w:rPr>
-          <w:rFonts w:ascii="MS P明朝" w:cs="MS P明朝" w:eastAsia="MS P明朝" w:hAnsi="MS P明朝"/>
-          <w:sz w:val="21"/>
-          <w:szCs w:val="21"/>
-        </w:rPr>
-        <w:t xml:space="preserve">おもりが10g増えると、ばねは1.5cmずつのびる。</w:t>
-      </w:r>
-    </w:p>
-    <w:p>
-      <w:pPr>
-        <w:spacing w:after="10" w:before="0" w:line="300" w:lineRule="atLeast"/>
-        <w:ind w:left="500" w:hanging="0"/>
-      </w:pPr>
-      <w:r>
-        <w:rPr>
-          <w:rFonts w:ascii="MS P明朝" w:cs="MS P明朝" w:eastAsia="MS P明朝" w:hAnsi="MS P明朝"/>
-          <w:sz w:val="21"/>
-          <w:szCs w:val="21"/>
-        </w:rPr>
-        <w:t xml:space="preserve">変化の割合＝</w:t>
-      </w:r>
-      <m:oMath xmlns:m="http://schemas.openxmlformats.org/officeDocument/2006/math" xmlns:w="http://schemas.openxmlformats.org/wordprocessingml/2006/main">
-        <m:f>
-          <m:num>
-            <m:r>
-              <m:t xml:space="preserve">1.5</m:t>
-            </m:r>
-          </m:num>
-          <m:den>
-            <m:r>
-              <m:t xml:space="preserve">10</m:t>
-            </m:r>
-          </m:den>
-        </m:f>
-        <m:r>
-          <m:t xml:space="preserve">=0.15=</m:t>
-        </m:r>
-        <m:f>
-          <m:num>
-            <m:r>
-              <m:t xml:space="preserve">3</m:t>
-            </m:r>
-          </m:num>
-          <m:den>
-            <m:r>
-              <m:t xml:space="preserve">20</m:t>
-            </m:r>
-          </m:den>
-        </m:f>
-      </m:oMath>
-      <w:r>
-        <w:rPr>
-          <w:rFonts w:ascii="MS P明朝" w:cs="MS P明朝" w:eastAsia="MS P明朝" w:hAnsi="MS P明朝"/>
-          <w:sz w:val="21"/>
-          <w:szCs w:val="21"/>
-        </w:rPr>
-        <w:t xml:space="preserve">。これが傾き。</w:t>
-      </w:r>
-      <m:oMath xmlns:m="http://schemas.openxmlformats.org/officeDocument/2006/math" xmlns:w="http://schemas.openxmlformats.org/wordprocessingml/2006/main">
-        <m:r>
-          <m:t xml:space="preserve">x=0</m:t>
-        </m:r>
-      </m:oMath>
-      <w:r>
-        <w:rPr>
-          <w:rFonts w:ascii="MS P明朝" w:cs="MS P明朝" w:eastAsia="MS P明朝" w:hAnsi="MS P明朝"/>
-          <w:sz w:val="21"/>
-          <w:szCs w:val="21"/>
-        </w:rPr>
-        <w:t xml:space="preserve">のとき</w:t>
-      </w:r>
-      <m:oMath xmlns:m="http://schemas.openxmlformats.org/officeDocument/2006/math" xmlns:w="http://schemas.openxmlformats.org/wordprocessingml/2006/main">
-        <m:r>
-          <m:t xml:space="preserve">y=8</m:t>
-        </m:r>
-      </m:oMath>
-      <w:r>
-        <w:rPr>
-          <w:rFonts w:ascii="MS P明朝" w:cs="MS P明朝" w:eastAsia="MS P明朝" w:hAnsi="MS P明朝"/>
-          <w:sz w:val="21"/>
-          <w:szCs w:val="21"/>
-        </w:rPr>
-        <w:t xml:space="preserve">なので、切片は8。</w:t>
-      </w:r>
-    </w:p>
-    <w:p>
-      <w:pPr>
-        <w:keepNext/>
-        <w:spacing w:after="20" w:before="80" w:line="300" w:lineRule="atLeast"/>
-      </w:pPr>
-      <w:r>
-        <w:rPr>
-          <w:rFonts w:ascii="MS P明朝" w:cs="MS P明朝" w:eastAsia="MS P明朝" w:hAnsi="MS P明朝"/>
-          <w:sz w:val="22"/>
-          <w:szCs w:val="22"/>
-        </w:rPr>
-        <w:t xml:space="preserve">（2）　</w:t>
-      </w:r>
-      <w:r>
-        <w:rPr>
-          <w:rFonts w:ascii="MS P明朝" w:cs="MS P明朝" w:eastAsia="MS P明朝" w:hAnsi="MS P明朝"/>
-          <w:b/>
-          <w:bCs/>
-          <w:sz w:val="22"/>
-          <w:szCs w:val="22"/>
-        </w:rPr>
-        <w:t xml:space="preserve">答え　60g</w:t>
-      </w:r>
-    </w:p>
-    <w:p>
-      <w:pPr>
-        <w:spacing w:after="10" w:before="0" w:line="300" w:lineRule="atLeast"/>
-        <w:ind w:left="500" w:hanging="0"/>
-      </w:pPr>
-      <m:oMath xmlns:m="http://schemas.openxmlformats.org/officeDocument/2006/math" xmlns:w="http://schemas.openxmlformats.org/wordprocessingml/2006/main">
-        <m:r>
-          <m:t xml:space="preserve">y=17</m:t>
-        </m:r>
-      </m:oMath>
-      <w:r>
-        <w:rPr>
-          <w:rFonts w:ascii="MS P明朝" w:cs="MS P明朝" w:eastAsia="MS P明朝" w:hAnsi="MS P明朝"/>
-          <w:sz w:val="21"/>
-          <w:szCs w:val="21"/>
-        </w:rPr>
-        <w:t xml:space="preserve">を代入する。</w:t>
-      </w:r>
-      <m:oMath xmlns:m="http://schemas.openxmlformats.org/officeDocument/2006/math" xmlns:w="http://schemas.openxmlformats.org/wordprocessingml/2006/main">
-        <m:r>
-          <m:t xml:space="preserve">17=0.15x+8</m:t>
-        </m:r>
-      </m:oMath>
-      <w:r>
-        <w:rPr>
-          <w:rFonts w:ascii="MS P明朝" w:cs="MS P明朝" w:eastAsia="MS P明朝" w:hAnsi="MS P明朝"/>
-          <w:sz w:val="21"/>
-          <w:szCs w:val="21"/>
-        </w:rPr>
-        <w:t xml:space="preserve"> → </w:t>
-      </w:r>
-      <m:oMath xmlns:m="http://schemas.openxmlformats.org/officeDocument/2006/math" xmlns:w="http://schemas.openxmlformats.org/wordprocessingml/2006/main">
-        <m:r>
-          <m:t xml:space="preserve">0.15x=9</m:t>
-        </m:r>
-      </m:oMath>
-      <w:r>
-        <w:rPr>
-          <w:rFonts w:ascii="MS P明朝" w:cs="MS P明朝" w:eastAsia="MS P明朝" w:hAnsi="MS P明朝"/>
-          <w:sz w:val="21"/>
-          <w:szCs w:val="21"/>
-        </w:rPr>
-        <w:t xml:space="preserve"> → </w:t>
-      </w:r>
-      <m:oMath xmlns:m="http://schemas.openxmlformats.org/officeDocument/2006/math" xmlns:w="http://schemas.openxmlformats.org/wordprocessingml/2006/main">
-        <m:r>
-          <m:t xml:space="preserve">x=60</m:t>
-        </m:r>
-      </m:oMath>
-      <w:r>
-        <w:rPr>
-          <w:rFonts w:ascii="MS P明朝" w:cs="MS P明朝" w:eastAsia="MS P明朝" w:hAnsi="MS P明朝"/>
-          <w:sz w:val="21"/>
-          <w:szCs w:val="21"/>
-        </w:rPr>
-        <w:t xml:space="preserve">。</w:t>
-      </w:r>
-    </w:p>
-    <w:p>
-      <w:pPr>
-        <w:spacing w:after="10" w:before="0" w:line="300" w:lineRule="atLeast"/>
-        <w:ind w:left="500" w:hanging="0"/>
-      </w:pPr>
-      <w:r>
-        <w:rPr>
-          <w:rFonts w:ascii="MS P明朝" w:cs="MS P明朝" w:eastAsia="MS P明朝" w:hAnsi="MS P明朝"/>
-          <w:sz w:val="21"/>
-          <w:szCs w:val="21"/>
-        </w:rPr>
-        <w:t xml:space="preserve">【確かめ】</w:t>
-      </w:r>
-      <m:oMath xmlns:m="http://schemas.openxmlformats.org/officeDocument/2006/math" xmlns:w="http://schemas.openxmlformats.org/wordprocessingml/2006/main">
-        <m:r>
-          <m:t xml:space="preserve">0.15×60+8=9+8=17</m:t>
-        </m:r>
-      </m:oMath>
-      <w:r>
-        <w:rPr>
-          <w:rFonts w:ascii="MS P明朝" w:cs="MS P明朝" w:eastAsia="MS P明朝" w:hAnsi="MS P明朝"/>
-          <w:sz w:val="21"/>
-          <w:szCs w:val="21"/>
-        </w:rPr>
-        <w:t xml:space="preserve">（cm）で、問題にあっている。</w:t>
-      </w:r>
-    </w:p>
     <w:sectPr>
       <w:headerReference w:type="default" r:id="rId7"/>
       <w:footerReference w:type="default" r:id="rId8"/>

--- a/kyozai/math2-kimatsu/第2回_宿題_解答解説.docx
+++ b/kyozai/math2-kimatsu/第2回_宿題_解答解説.docx
@@ -398,19 +398,46 @@
         </w:rPr>
         <w:t xml:space="preserve">①の両辺を10倍して、係数を整数にする。</w:t>
       </w:r>
-      <m:oMath xmlns:m="http://schemas.openxmlformats.org/officeDocument/2006/math" xmlns:w="http://schemas.openxmlformats.org/wordprocessingml/2006/main">
-        <m:r>
-          <m:t xml:space="preserve">3x−2y=10</m:t>
-        </m:r>
-      </m:oMath>
-      <w:r>
-        <w:rPr>
-          <w:rFonts w:ascii="MS P明朝" w:cs="MS P明朝" w:eastAsia="MS P明朝" w:hAnsi="MS P明朝"/>
-          <w:sz w:val="21"/>
-          <w:szCs w:val="21"/>
-        </w:rPr>
-        <w:t xml:space="preserve">……①′</w:t>
-      </w:r>
+    </w:p>
+    <w:p>
+      <w:pPr>
+        <w:spacing w:after="40" w:before="20"/>
+        <w:ind w:left="500"/>
+      </w:pPr>
+      <m:oMath xmlns:m="http://schemas.openxmlformats.org/officeDocument/2006/math" xmlns:w="http://schemas.openxmlformats.org/wordprocessingml/2006/main">
+        <m:d>
+          <m:dPr>
+            <m:begChr m:val="{"/>
+            <m:endChr m:val=""/>
+          </m:dPr>
+          <m:e>
+            <m:eqArr>
+              <m:e>
+                <m:r>
+                  <m:t xml:space="preserve">3x−2y=10</m:t>
+                </m:r>
+                <m:r>
+                  <m:rPr>
+                    <m:sty m:val="p"/>
+                  </m:rPr>
+                  <m:t xml:space="preserve">　……①′</m:t>
+                </m:r>
+              </m:e>
+              <m:e>
+                <m:r>
+                  <m:t xml:space="preserve">x+y=5</m:t>
+                </m:r>
+                <m:r>
+                  <m:rPr>
+                    <m:sty m:val="p"/>
+                  </m:rPr>
+                  <m:t xml:space="preserve">　……②</m:t>
+                </m:r>
+              </m:e>
+            </m:eqArr>
+          </m:e>
+        </m:d>
+      </m:oMath>
     </w:p>
     <w:p>
       <w:pPr>
@@ -520,19 +547,46 @@
         </w:rPr>
         <w:t xml:space="preserve">①の両辺を4倍して、分母をはらう。</w:t>
       </w:r>
-      <m:oMath xmlns:m="http://schemas.openxmlformats.org/officeDocument/2006/math" xmlns:w="http://schemas.openxmlformats.org/wordprocessingml/2006/main">
-        <m:r>
-          <m:t xml:space="preserve">2x+y=4</m:t>
-        </m:r>
-      </m:oMath>
-      <w:r>
-        <w:rPr>
-          <w:rFonts w:ascii="MS P明朝" w:cs="MS P明朝" w:eastAsia="MS P明朝" w:hAnsi="MS P明朝"/>
-          <w:sz w:val="21"/>
-          <w:szCs w:val="21"/>
-        </w:rPr>
-        <w:t xml:space="preserve">……①′</w:t>
-      </w:r>
+    </w:p>
+    <w:p>
+      <w:pPr>
+        <w:spacing w:after="40" w:before="20"/>
+        <w:ind w:left="500"/>
+      </w:pPr>
+      <m:oMath xmlns:m="http://schemas.openxmlformats.org/officeDocument/2006/math" xmlns:w="http://schemas.openxmlformats.org/wordprocessingml/2006/main">
+        <m:d>
+          <m:dPr>
+            <m:begChr m:val="{"/>
+            <m:endChr m:val=""/>
+          </m:dPr>
+          <m:e>
+            <m:eqArr>
+              <m:e>
+                <m:r>
+                  <m:t xml:space="preserve">2x+y=4</m:t>
+                </m:r>
+                <m:r>
+                  <m:rPr>
+                    <m:sty m:val="p"/>
+                  </m:rPr>
+                  <m:t xml:space="preserve">　……①′</m:t>
+                </m:r>
+              </m:e>
+              <m:e>
+                <m:r>
+                  <m:t xml:space="preserve">2x−y=8</m:t>
+                </m:r>
+                <m:r>
+                  <m:rPr>
+                    <m:sty m:val="p"/>
+                  </m:rPr>
+                  <m:t xml:space="preserve">　……②</m:t>
+                </m:r>
+              </m:e>
+            </m:eqArr>
+          </m:e>
+        </m:d>
+      </m:oMath>
     </w:p>
     <w:p>
       <w:pPr>
@@ -1963,6 +2017,129 @@
     </w:p>
     <w:p>
       <w:pPr>
+        <w:spacing w:after="40" w:before="20"/>
+        <w:ind w:left="500"/>
+      </w:pPr>
+      <w:r>
+        <w:rPr>
+          <w:rFonts w:ascii="MS P明朝" w:cs="MS P明朝" w:eastAsia="MS P明朝" w:hAnsi="MS P明朝"/>
+          <w:sz w:val="21"/>
+          <w:szCs w:val="21"/>
+        </w:rPr>
+        <w:t xml:space="preserve">①は道のり、②は時間の式。</w:t>
+      </w:r>
+      <m:oMath xmlns:m="http://schemas.openxmlformats.org/officeDocument/2006/math" xmlns:w="http://schemas.openxmlformats.org/wordprocessingml/2006/main">
+        <m:d>
+          <m:dPr>
+            <m:begChr m:val="{"/>
+            <m:endChr m:val=""/>
+          </m:dPr>
+          <m:e>
+            <m:eqArr>
+              <m:e>
+                <m:r>
+                  <m:t xml:space="preserve">x+y=18</m:t>
+                </m:r>
+                <m:r>
+                  <m:rPr>
+                    <m:sty m:val="p"/>
+                  </m:rPr>
+                  <m:t xml:space="preserve">　……①</m:t>
+                </m:r>
+              </m:e>
+              <m:e>
+                <m:f>
+                  <m:num>
+                    <m:r>
+                      <m:t xml:space="preserve">x</m:t>
+                    </m:r>
+                  </m:num>
+                  <m:den>
+                    <m:r>
+                      <m:t xml:space="preserve">4</m:t>
+                    </m:r>
+                  </m:den>
+                </m:f>
+                <m:r>
+                  <m:t xml:space="preserve">+</m:t>
+                </m:r>
+                <m:f>
+                  <m:num>
+                    <m:r>
+                      <m:t xml:space="preserve">y</m:t>
+                    </m:r>
+                  </m:num>
+                  <m:den>
+                    <m:r>
+                      <m:t xml:space="preserve">6</m:t>
+                    </m:r>
+                  </m:den>
+                </m:f>
+                <m:r>
+                  <m:t xml:space="preserve">=4</m:t>
+                </m:r>
+                <m:r>
+                  <m:rPr>
+                    <m:sty m:val="p"/>
+                  </m:rPr>
+                  <m:t xml:space="preserve">　……②</m:t>
+                </m:r>
+              </m:e>
+            </m:eqArr>
+          </m:e>
+        </m:d>
+      </m:oMath>
+    </w:p>
+    <w:p>
+      <w:pPr>
+        <w:spacing w:after="40" w:before="20"/>
+        <w:ind w:left="500"/>
+      </w:pPr>
+      <w:r>
+        <w:rPr>
+          <w:rFonts w:ascii="MS P明朝" w:cs="MS P明朝" w:eastAsia="MS P明朝" w:hAnsi="MS P明朝"/>
+          <w:sz w:val="21"/>
+          <w:szCs w:val="21"/>
+        </w:rPr>
+        <w:t xml:space="preserve">②の両辺を12倍して、分母をはらう。</w:t>
+      </w:r>
+      <m:oMath xmlns:m="http://schemas.openxmlformats.org/officeDocument/2006/math" xmlns:w="http://schemas.openxmlformats.org/wordprocessingml/2006/main">
+        <m:d>
+          <m:dPr>
+            <m:begChr m:val="{"/>
+            <m:endChr m:val=""/>
+          </m:dPr>
+          <m:e>
+            <m:eqArr>
+              <m:e>
+                <m:r>
+                  <m:t xml:space="preserve">x+y=18</m:t>
+                </m:r>
+                <m:r>
+                  <m:rPr>
+                    <m:sty m:val="p"/>
+                  </m:rPr>
+                  <m:t xml:space="preserve">　……①</m:t>
+                </m:r>
+              </m:e>
+              <m:e>
+                <m:r>
+                  <m:t xml:space="preserve">3x+2y=48</m:t>
+                </m:r>
+                <m:r>
+                  <m:rPr>
+                    <m:sty m:val="p"/>
+                  </m:rPr>
+                  <m:t xml:space="preserve">　……②′</m:t>
+                </m:r>
+              </m:e>
+            </m:eqArr>
+          </m:e>
+        </m:d>
+      </m:oMath>
+    </w:p>
+    <w:p>
+      <w:pPr>
         <w:spacing w:after="40" w:before="0" w:line="300" w:lineRule="atLeast"/>
         <w:ind w:left="500" w:hanging="0"/>
       </w:pPr>
@@ -1972,74 +2149,7 @@
           <w:sz w:val="21"/>
           <w:szCs w:val="21"/>
         </w:rPr>
-        <w:t xml:space="preserve">道のり：</w:t>
-      </w:r>
-      <m:oMath xmlns:m="http://schemas.openxmlformats.org/officeDocument/2006/math" xmlns:w="http://schemas.openxmlformats.org/wordprocessingml/2006/main">
-        <m:r>
-          <m:t xml:space="preserve">x+y=18</m:t>
-        </m:r>
-      </m:oMath>
-      <w:r>
-        <w:rPr>
-          <w:rFonts w:ascii="MS P明朝" w:cs="MS P明朝" w:eastAsia="MS P明朝" w:hAnsi="MS P明朝"/>
-          <w:sz w:val="21"/>
-          <w:szCs w:val="21"/>
-        </w:rPr>
-        <w:t xml:space="preserve">……①　時間：</w:t>
-      </w:r>
-      <m:oMath xmlns:m="http://schemas.openxmlformats.org/officeDocument/2006/math" xmlns:w="http://schemas.openxmlformats.org/wordprocessingml/2006/main">
-        <m:f>
-          <m:num>
-            <m:r>
-              <m:t xml:space="preserve">x</m:t>
-            </m:r>
-          </m:num>
-          <m:den>
-            <m:r>
-              <m:t xml:space="preserve">4</m:t>
-            </m:r>
-          </m:den>
-        </m:f>
-        <m:r>
-          <m:t xml:space="preserve">+</m:t>
-        </m:r>
-        <m:f>
-          <m:num>
-            <m:r>
-              <m:t xml:space="preserve">y</m:t>
-            </m:r>
-          </m:num>
-          <m:den>
-            <m:r>
-              <m:t xml:space="preserve">6</m:t>
-            </m:r>
-          </m:den>
-        </m:f>
-        <m:r>
-          <m:t xml:space="preserve">=4</m:t>
-        </m:r>
-      </m:oMath>
-      <w:r>
-        <w:rPr>
-          <w:rFonts w:ascii="MS P明朝" w:cs="MS P明朝" w:eastAsia="MS P明朝" w:hAnsi="MS P明朝"/>
-          <w:sz w:val="21"/>
-          <w:szCs w:val="21"/>
-        </w:rPr>
-        <w:t xml:space="preserve">……②</w:t>
-      </w:r>
-    </w:p>
-    <w:p>
-      <w:pPr>
-        <w:spacing w:after="40" w:before="0" w:line="300" w:lineRule="atLeast"/>
-        <w:ind w:left="500" w:hanging="0"/>
-      </w:pPr>
-      <w:r>
-        <w:rPr>
-          <w:rFonts w:ascii="MS P明朝" w:cs="MS P明朝" w:eastAsia="MS P明朝" w:hAnsi="MS P明朝"/>
-          <w:sz w:val="21"/>
-          <w:szCs w:val="21"/>
-        </w:rPr>
-        <w:t xml:space="preserve">②×12：</w:t>
+        <w:t xml:space="preserve">②′−①×2：</w:t>
       </w:r>
       <m:oMath xmlns:m="http://schemas.openxmlformats.org/officeDocument/2006/math" xmlns:w="http://schemas.openxmlformats.org/wordprocessingml/2006/main">
         <m:r>
@@ -2052,7 +2162,7 @@
           <w:sz w:val="21"/>
           <w:szCs w:val="21"/>
         </w:rPr>
-        <w:t xml:space="preserve">……②′。①×2：</w:t>
+        <w:t xml:space="preserve">から</w:t>
       </w:r>
       <m:oMath xmlns:m="http://schemas.openxmlformats.org/officeDocument/2006/math" xmlns:w="http://schemas.openxmlformats.org/wordprocessingml/2006/main">
         <m:r>
@@ -2065,7 +2175,7 @@
           <w:sz w:val="21"/>
           <w:szCs w:val="21"/>
         </w:rPr>
-        <w:t xml:space="preserve">。②′からひくと</w:t>
+        <w:t xml:space="preserve">をひくと</w:t>
       </w:r>
       <m:oMath xmlns:m="http://schemas.openxmlformats.org/officeDocument/2006/math" xmlns:w="http://schemas.openxmlformats.org/wordprocessingml/2006/main">
         <m:r>

--- a/kyozai/math2-kimatsu/第2回_宿題_解答解説.docx
+++ b/kyozai/math2-kimatsu/第2回_宿題_解答解説.docx
@@ -87,590 +87,6 @@
           <w:szCs w:val="26"/>
         </w:rPr>
         <w:t xml:space="preserve">＜1＞</w:t>
-      </w:r>
-      <w:r>
-        <w:rPr>
-          <w:rFonts w:ascii="MS Pゴシック" w:cs="MS Pゴシック" w:eastAsia="MS Pゴシック" w:hAnsi="MS Pゴシック"/>
-          <w:b/>
-          <w:bCs/>
-          <w:sz w:val="23"/>
-          <w:szCs w:val="23"/>
-        </w:rPr>
-        <w:t xml:space="preserve">　連立方程式</w:t>
-      </w:r>
-    </w:p>
-    <w:p>
-      <w:pPr>
-        <w:keepNext/>
-        <w:spacing w:after="20" w:before="80" w:line="300" w:lineRule="atLeast"/>
-      </w:pPr>
-      <w:r>
-        <w:rPr>
-          <w:rFonts w:ascii="MS P明朝" w:cs="MS P明朝" w:eastAsia="MS P明朝" w:hAnsi="MS P明朝"/>
-          <w:sz w:val="22"/>
-          <w:szCs w:val="22"/>
-        </w:rPr>
-        <w:t xml:space="preserve">（1）　</w:t>
-      </w:r>
-      <w:r>
-        <w:rPr>
-          <w:rFonts w:ascii="MS P明朝" w:cs="MS P明朝" w:eastAsia="MS P明朝" w:hAnsi="MS P明朝"/>
-          <w:b/>
-          <w:bCs/>
-          <w:sz w:val="22"/>
-          <w:szCs w:val="22"/>
-        </w:rPr>
-        <w:t xml:space="preserve">答え　</w:t>
-      </w:r>
-      <m:oMath xmlns:m="http://schemas.openxmlformats.org/officeDocument/2006/math" xmlns:w="http://schemas.openxmlformats.org/wordprocessingml/2006/main">
-        <m:r>
-          <m:t xml:space="preserve">(x,y)=(3,1)</m:t>
-        </m:r>
-      </m:oMath>
-    </w:p>
-    <w:p>
-      <w:pPr>
-        <w:spacing w:after="10" w:before="0" w:line="300" w:lineRule="atLeast"/>
-        <w:ind w:left="500" w:hanging="0"/>
-      </w:pPr>
-      <w:r>
-        <w:rPr>
-          <w:rFonts w:ascii="MS P明朝" w:cs="MS P明朝" w:eastAsia="MS P明朝" w:hAnsi="MS P明朝"/>
-          <w:sz w:val="21"/>
-          <w:szCs w:val="21"/>
-        </w:rPr>
-        <w:t xml:space="preserve">①×2＋②で</w:t>
-      </w:r>
-      <m:oMath xmlns:m="http://schemas.openxmlformats.org/officeDocument/2006/math" xmlns:w="http://schemas.openxmlformats.org/wordprocessingml/2006/main">
-        <m:r>
-          <m:t xml:space="preserve">y</m:t>
-        </m:r>
-      </m:oMath>
-      <w:r>
-        <w:rPr>
-          <w:rFonts w:ascii="MS P明朝" w:cs="MS P明朝" w:eastAsia="MS P明朝" w:hAnsi="MS P明朝"/>
-          <w:sz w:val="21"/>
-          <w:szCs w:val="21"/>
-        </w:rPr>
-        <w:t xml:space="preserve">を消す（加減法）。</w:t>
-      </w:r>
-      <m:oMath xmlns:m="http://schemas.openxmlformats.org/officeDocument/2006/math" xmlns:w="http://schemas.openxmlformats.org/wordprocessingml/2006/main">
-        <m:r>
-          <m:t xml:space="preserve">6x+2y=20</m:t>
-        </m:r>
-      </m:oMath>
-      <w:r>
-        <w:rPr>
-          <w:rFonts w:ascii="MS P明朝" w:cs="MS P明朝" w:eastAsia="MS P明朝" w:hAnsi="MS P明朝"/>
-          <w:sz w:val="21"/>
-          <w:szCs w:val="21"/>
-        </w:rPr>
-        <w:t xml:space="preserve">と</w:t>
-      </w:r>
-      <m:oMath xmlns:m="http://schemas.openxmlformats.org/officeDocument/2006/math" xmlns:w="http://schemas.openxmlformats.org/wordprocessingml/2006/main">
-        <m:r>
-          <m:t xml:space="preserve">x−2y=1</m:t>
-        </m:r>
-      </m:oMath>
-      <w:r>
-        <w:rPr>
-          <w:rFonts w:ascii="MS P明朝" w:cs="MS P明朝" w:eastAsia="MS P明朝" w:hAnsi="MS P明朝"/>
-          <w:sz w:val="21"/>
-          <w:szCs w:val="21"/>
-        </w:rPr>
-        <w:t xml:space="preserve">をたして</w:t>
-      </w:r>
-      <m:oMath xmlns:m="http://schemas.openxmlformats.org/officeDocument/2006/math" xmlns:w="http://schemas.openxmlformats.org/wordprocessingml/2006/main">
-        <m:r>
-          <m:t xml:space="preserve">7x=21</m:t>
-        </m:r>
-      </m:oMath>
-      <w:r>
-        <w:rPr>
-          <w:rFonts w:ascii="MS P明朝" w:cs="MS P明朝" w:eastAsia="MS P明朝" w:hAnsi="MS P明朝"/>
-          <w:sz w:val="21"/>
-          <w:szCs w:val="21"/>
-        </w:rPr>
-        <w:t xml:space="preserve">、</w:t>
-      </w:r>
-      <m:oMath xmlns:m="http://schemas.openxmlformats.org/officeDocument/2006/math" xmlns:w="http://schemas.openxmlformats.org/wordprocessingml/2006/main">
-        <m:r>
-          <m:t xml:space="preserve">x=3</m:t>
-        </m:r>
-      </m:oMath>
-      <w:r>
-        <w:rPr>
-          <w:rFonts w:ascii="MS P明朝" w:cs="MS P明朝" w:eastAsia="MS P明朝" w:hAnsi="MS P明朝"/>
-          <w:sz w:val="21"/>
-          <w:szCs w:val="21"/>
-        </w:rPr>
-        <w:t xml:space="preserve">。</w:t>
-      </w:r>
-    </w:p>
-    <w:p>
-      <w:pPr>
-        <w:spacing w:after="10" w:before="0" w:line="300" w:lineRule="atLeast"/>
-        <w:ind w:left="500" w:hanging="0"/>
-      </w:pPr>
-      <w:r>
-        <w:rPr>
-          <w:rFonts w:ascii="MS P明朝" w:cs="MS P明朝" w:eastAsia="MS P明朝" w:hAnsi="MS P明朝"/>
-          <w:sz w:val="21"/>
-          <w:szCs w:val="21"/>
-        </w:rPr>
-        <w:t xml:space="preserve">②に代入して</w:t>
-      </w:r>
-      <m:oMath xmlns:m="http://schemas.openxmlformats.org/officeDocument/2006/math" xmlns:w="http://schemas.openxmlformats.org/wordprocessingml/2006/main">
-        <m:r>
-          <m:t xml:space="preserve">3−2y=1</m:t>
-        </m:r>
-      </m:oMath>
-      <w:r>
-        <w:rPr>
-          <w:rFonts w:ascii="MS P明朝" w:cs="MS P明朝" w:eastAsia="MS P明朝" w:hAnsi="MS P明朝"/>
-          <w:sz w:val="21"/>
-          <w:szCs w:val="21"/>
-        </w:rPr>
-        <w:t xml:space="preserve">、</w:t>
-      </w:r>
-      <m:oMath xmlns:m="http://schemas.openxmlformats.org/officeDocument/2006/math" xmlns:w="http://schemas.openxmlformats.org/wordprocessingml/2006/main">
-        <m:r>
-          <m:t xml:space="preserve">y=1</m:t>
-        </m:r>
-      </m:oMath>
-      <w:r>
-        <w:rPr>
-          <w:rFonts w:ascii="MS P明朝" w:cs="MS P明朝" w:eastAsia="MS P明朝" w:hAnsi="MS P明朝"/>
-          <w:sz w:val="21"/>
-          <w:szCs w:val="21"/>
-        </w:rPr>
-        <w:t xml:space="preserve">。</w:t>
-      </w:r>
-    </w:p>
-    <w:p>
-      <w:pPr>
-        <w:keepNext/>
-        <w:spacing w:after="20" w:before="80" w:line="300" w:lineRule="atLeast"/>
-      </w:pPr>
-      <w:r>
-        <w:rPr>
-          <w:rFonts w:ascii="MS P明朝" w:cs="MS P明朝" w:eastAsia="MS P明朝" w:hAnsi="MS P明朝"/>
-          <w:sz w:val="22"/>
-          <w:szCs w:val="22"/>
-        </w:rPr>
-        <w:t xml:space="preserve">（2）　</w:t>
-      </w:r>
-      <w:r>
-        <w:rPr>
-          <w:rFonts w:ascii="MS P明朝" w:cs="MS P明朝" w:eastAsia="MS P明朝" w:hAnsi="MS P明朝"/>
-          <w:b/>
-          <w:bCs/>
-          <w:sz w:val="22"/>
-          <w:szCs w:val="22"/>
-        </w:rPr>
-        <w:t xml:space="preserve">答え　</w:t>
-      </w:r>
-      <m:oMath xmlns:m="http://schemas.openxmlformats.org/officeDocument/2006/math" xmlns:w="http://schemas.openxmlformats.org/wordprocessingml/2006/main">
-        <m:r>
-          <m:t xml:space="preserve">(x,y)=(3,7)</m:t>
-        </m:r>
-      </m:oMath>
-    </w:p>
-    <w:p>
-      <w:pPr>
-        <w:spacing w:after="10" w:before="0" w:line="300" w:lineRule="atLeast"/>
-        <w:ind w:left="500" w:hanging="0"/>
-      </w:pPr>
-      <w:r>
-        <w:rPr>
-          <w:rFonts w:ascii="MS P明朝" w:cs="MS P明朝" w:eastAsia="MS P明朝" w:hAnsi="MS P明朝"/>
-          <w:sz w:val="21"/>
-          <w:szCs w:val="21"/>
-        </w:rPr>
-        <w:t xml:space="preserve">①を②に代入する（代入法）。</w:t>
-      </w:r>
-      <m:oMath xmlns:m="http://schemas.openxmlformats.org/officeDocument/2006/math" xmlns:w="http://schemas.openxmlformats.org/wordprocessingml/2006/main">
-        <m:r>
-          <m:t xml:space="preserve">2x−(3x−2)=−1</m:t>
-        </m:r>
-      </m:oMath>
-      <w:r>
-        <w:rPr>
-          <w:rFonts w:ascii="MS P明朝" w:cs="MS P明朝" w:eastAsia="MS P明朝" w:hAnsi="MS P明朝"/>
-          <w:sz w:val="21"/>
-          <w:szCs w:val="21"/>
-        </w:rPr>
-        <w:t xml:space="preserve"> → </w:t>
-      </w:r>
-      <m:oMath xmlns:m="http://schemas.openxmlformats.org/officeDocument/2006/math" xmlns:w="http://schemas.openxmlformats.org/wordprocessingml/2006/main">
-        <m:r>
-          <m:t xml:space="preserve">−x+2=−1</m:t>
-        </m:r>
-      </m:oMath>
-      <w:r>
-        <w:rPr>
-          <w:rFonts w:ascii="MS P明朝" w:cs="MS P明朝" w:eastAsia="MS P明朝" w:hAnsi="MS P明朝"/>
-          <w:sz w:val="21"/>
-          <w:szCs w:val="21"/>
-        </w:rPr>
-        <w:t xml:space="preserve"> → </w:t>
-      </w:r>
-      <m:oMath xmlns:m="http://schemas.openxmlformats.org/officeDocument/2006/math" xmlns:w="http://schemas.openxmlformats.org/wordprocessingml/2006/main">
-        <m:r>
-          <m:t xml:space="preserve">x=3</m:t>
-        </m:r>
-      </m:oMath>
-      <w:r>
-        <w:rPr>
-          <w:rFonts w:ascii="MS P明朝" w:cs="MS P明朝" w:eastAsia="MS P明朝" w:hAnsi="MS P明朝"/>
-          <w:sz w:val="21"/>
-          <w:szCs w:val="21"/>
-        </w:rPr>
-        <w:t xml:space="preserve">。</w:t>
-      </w:r>
-    </w:p>
-    <w:p>
-      <w:pPr>
-        <w:spacing w:after="10" w:before="0" w:line="300" w:lineRule="atLeast"/>
-        <w:ind w:left="500" w:hanging="0"/>
-      </w:pPr>
-      <w:r>
-        <w:rPr>
-          <w:rFonts w:ascii="MS P明朝" w:cs="MS P明朝" w:eastAsia="MS P明朝" w:hAnsi="MS P明朝"/>
-          <w:sz w:val="21"/>
-          <w:szCs w:val="21"/>
-        </w:rPr>
-        <w:t xml:space="preserve">①に代入して</w:t>
-      </w:r>
-      <m:oMath xmlns:m="http://schemas.openxmlformats.org/officeDocument/2006/math" xmlns:w="http://schemas.openxmlformats.org/wordprocessingml/2006/main">
-        <m:r>
-          <m:t xml:space="preserve">y=3×3−2=7</m:t>
-        </m:r>
-      </m:oMath>
-      <w:r>
-        <w:rPr>
-          <w:rFonts w:ascii="MS P明朝" w:cs="MS P明朝" w:eastAsia="MS P明朝" w:hAnsi="MS P明朝"/>
-          <w:sz w:val="21"/>
-          <w:szCs w:val="21"/>
-        </w:rPr>
-        <w:t xml:space="preserve">。かっこをつけて代入するのがポイント。</w:t>
-      </w:r>
-    </w:p>
-    <w:p>
-      <w:pPr>
-        <w:keepNext/>
-        <w:spacing w:after="20" w:before="80" w:line="300" w:lineRule="atLeast"/>
-      </w:pPr>
-      <w:r>
-        <w:rPr>
-          <w:rFonts w:ascii="MS P明朝" w:cs="MS P明朝" w:eastAsia="MS P明朝" w:hAnsi="MS P明朝"/>
-          <w:sz w:val="22"/>
-          <w:szCs w:val="22"/>
-        </w:rPr>
-        <w:t xml:space="preserve">（3）　</w:t>
-      </w:r>
-      <w:r>
-        <w:rPr>
-          <w:rFonts w:ascii="MS P明朝" w:cs="MS P明朝" w:eastAsia="MS P明朝" w:hAnsi="MS P明朝"/>
-          <w:b/>
-          <w:bCs/>
-          <w:sz w:val="22"/>
-          <w:szCs w:val="22"/>
-        </w:rPr>
-        <w:t xml:space="preserve">答え　</w:t>
-      </w:r>
-      <m:oMath xmlns:m="http://schemas.openxmlformats.org/officeDocument/2006/math" xmlns:w="http://schemas.openxmlformats.org/wordprocessingml/2006/main">
-        <m:r>
-          <m:t xml:space="preserve">(x,y)=(4,1)</m:t>
-        </m:r>
-      </m:oMath>
-    </w:p>
-    <w:p>
-      <w:pPr>
-        <w:spacing w:after="10" w:before="0" w:line="300" w:lineRule="atLeast"/>
-        <w:ind w:left="500" w:hanging="0"/>
-      </w:pPr>
-      <w:r>
-        <w:rPr>
-          <w:rFonts w:ascii="MS P明朝" w:cs="MS P明朝" w:eastAsia="MS P明朝" w:hAnsi="MS P明朝"/>
-          <w:sz w:val="21"/>
-          <w:szCs w:val="21"/>
-        </w:rPr>
-        <w:t xml:space="preserve">①の両辺を10倍して、係数を整数にする。</w:t>
-      </w:r>
-    </w:p>
-    <w:p>
-      <w:pPr>
-        <w:spacing w:after="40" w:before="20"/>
-        <w:ind w:left="500"/>
-      </w:pPr>
-      <m:oMath xmlns:m="http://schemas.openxmlformats.org/officeDocument/2006/math" xmlns:w="http://schemas.openxmlformats.org/wordprocessingml/2006/main">
-        <m:d>
-          <m:dPr>
-            <m:begChr m:val="{"/>
-            <m:endChr m:val=""/>
-          </m:dPr>
-          <m:e>
-            <m:eqArr>
-              <m:e>
-                <m:r>
-                  <m:t xml:space="preserve">3x−2y=10</m:t>
-                </m:r>
-                <m:r>
-                  <m:rPr>
-                    <m:sty m:val="p"/>
-                  </m:rPr>
-                  <m:t xml:space="preserve">　……①′</m:t>
-                </m:r>
-              </m:e>
-              <m:e>
-                <m:r>
-                  <m:t xml:space="preserve">x+y=5</m:t>
-                </m:r>
-                <m:r>
-                  <m:rPr>
-                    <m:sty m:val="p"/>
-                  </m:rPr>
-                  <m:t xml:space="preserve">　……②</m:t>
-                </m:r>
-              </m:e>
-            </m:eqArr>
-          </m:e>
-        </m:d>
-      </m:oMath>
-    </w:p>
-    <w:p>
-      <w:pPr>
-        <w:spacing w:after="10" w:before="0" w:line="300" w:lineRule="atLeast"/>
-        <w:ind w:left="500" w:hanging="0"/>
-      </w:pPr>
-      <w:r>
-        <w:rPr>
-          <w:rFonts w:ascii="MS P明朝" w:cs="MS P明朝" w:eastAsia="MS P明朝" w:hAnsi="MS P明朝"/>
-          <w:sz w:val="21"/>
-          <w:szCs w:val="21"/>
-        </w:rPr>
-        <w:t xml:space="preserve">②×2：</w:t>
-      </w:r>
-      <m:oMath xmlns:m="http://schemas.openxmlformats.org/officeDocument/2006/math" xmlns:w="http://schemas.openxmlformats.org/wordprocessingml/2006/main">
-        <m:r>
-          <m:t xml:space="preserve">2x+2y=10</m:t>
-        </m:r>
-      </m:oMath>
-      <w:r>
-        <w:rPr>
-          <w:rFonts w:ascii="MS P明朝" w:cs="MS P明朝" w:eastAsia="MS P明朝" w:hAnsi="MS P明朝"/>
-          <w:sz w:val="21"/>
-          <w:szCs w:val="21"/>
-        </w:rPr>
-        <w:t xml:space="preserve">。①′とたして</w:t>
-      </w:r>
-      <m:oMath xmlns:m="http://schemas.openxmlformats.org/officeDocument/2006/math" xmlns:w="http://schemas.openxmlformats.org/wordprocessingml/2006/main">
-        <m:r>
-          <m:t xml:space="preserve">5x=20</m:t>
-        </m:r>
-      </m:oMath>
-      <w:r>
-        <w:rPr>
-          <w:rFonts w:ascii="MS P明朝" w:cs="MS P明朝" w:eastAsia="MS P明朝" w:hAnsi="MS P明朝"/>
-          <w:sz w:val="21"/>
-          <w:szCs w:val="21"/>
-        </w:rPr>
-        <w:t xml:space="preserve">、</w:t>
-      </w:r>
-      <m:oMath xmlns:m="http://schemas.openxmlformats.org/officeDocument/2006/math" xmlns:w="http://schemas.openxmlformats.org/wordprocessingml/2006/main">
-        <m:r>
-          <m:t xml:space="preserve">x=4</m:t>
-        </m:r>
-      </m:oMath>
-      <w:r>
-        <w:rPr>
-          <w:rFonts w:ascii="MS P明朝" w:cs="MS P明朝" w:eastAsia="MS P明朝" w:hAnsi="MS P明朝"/>
-          <w:sz w:val="21"/>
-          <w:szCs w:val="21"/>
-        </w:rPr>
-        <w:t xml:space="preserve">。②に代入して</w:t>
-      </w:r>
-      <m:oMath xmlns:m="http://schemas.openxmlformats.org/officeDocument/2006/math" xmlns:w="http://schemas.openxmlformats.org/wordprocessingml/2006/main">
-        <m:r>
-          <m:t xml:space="preserve">y=1</m:t>
-        </m:r>
-      </m:oMath>
-      <w:r>
-        <w:rPr>
-          <w:rFonts w:ascii="MS P明朝" w:cs="MS P明朝" w:eastAsia="MS P明朝" w:hAnsi="MS P明朝"/>
-          <w:sz w:val="21"/>
-          <w:szCs w:val="21"/>
-        </w:rPr>
-        <w:t xml:space="preserve">。</w:t>
-      </w:r>
-    </w:p>
-    <w:p>
-      <w:pPr>
-        <w:keepNext/>
-        <w:spacing w:after="20" w:before="80" w:line="300" w:lineRule="atLeast"/>
-      </w:pPr>
-      <w:r>
-        <w:rPr>
-          <w:rFonts w:ascii="MS P明朝" w:cs="MS P明朝" w:eastAsia="MS P明朝" w:hAnsi="MS P明朝"/>
-          <w:sz w:val="22"/>
-          <w:szCs w:val="22"/>
-        </w:rPr>
-        <w:t xml:space="preserve">（4）　</w:t>
-      </w:r>
-      <w:r>
-        <w:rPr>
-          <w:rFonts w:ascii="MS P明朝" w:cs="MS P明朝" w:eastAsia="MS P明朝" w:hAnsi="MS P明朝"/>
-          <w:b/>
-          <w:bCs/>
-          <w:sz w:val="22"/>
-          <w:szCs w:val="22"/>
-        </w:rPr>
-        <w:t xml:space="preserve">答え　</w:t>
-      </w:r>
-      <m:oMath xmlns:m="http://schemas.openxmlformats.org/officeDocument/2006/math" xmlns:w="http://schemas.openxmlformats.org/wordprocessingml/2006/main">
-        <m:r>
-          <m:t xml:space="preserve">(x,y)=(3,−2)</m:t>
-        </m:r>
-      </m:oMath>
-    </w:p>
-    <w:p>
-      <w:pPr>
-        <w:spacing w:after="10" w:before="0" w:line="300" w:lineRule="atLeast"/>
-        <w:ind w:left="500" w:hanging="0"/>
-      </w:pPr>
-      <w:r>
-        <w:rPr>
-          <w:rFonts w:ascii="MS P明朝" w:cs="MS P明朝" w:eastAsia="MS P明朝" w:hAnsi="MS P明朝"/>
-          <w:sz w:val="21"/>
-          <w:szCs w:val="21"/>
-        </w:rPr>
-        <w:t xml:space="preserve">①の両辺を4倍して、分母をはらう。</w:t>
-      </w:r>
-    </w:p>
-    <w:p>
-      <w:pPr>
-        <w:spacing w:after="40" w:before="20"/>
-        <w:ind w:left="500"/>
-      </w:pPr>
-      <m:oMath xmlns:m="http://schemas.openxmlformats.org/officeDocument/2006/math" xmlns:w="http://schemas.openxmlformats.org/wordprocessingml/2006/main">
-        <m:d>
-          <m:dPr>
-            <m:begChr m:val="{"/>
-            <m:endChr m:val=""/>
-          </m:dPr>
-          <m:e>
-            <m:eqArr>
-              <m:e>
-                <m:r>
-                  <m:t xml:space="preserve">2x+y=4</m:t>
-                </m:r>
-                <m:r>
-                  <m:rPr>
-                    <m:sty m:val="p"/>
-                  </m:rPr>
-                  <m:t xml:space="preserve">　……①′</m:t>
-                </m:r>
-              </m:e>
-              <m:e>
-                <m:r>
-                  <m:t xml:space="preserve">2x−y=8</m:t>
-                </m:r>
-                <m:r>
-                  <m:rPr>
-                    <m:sty m:val="p"/>
-                  </m:rPr>
-                  <m:t xml:space="preserve">　……②</m:t>
-                </m:r>
-              </m:e>
-            </m:eqArr>
-          </m:e>
-        </m:d>
-      </m:oMath>
-    </w:p>
-    <w:p>
-      <w:pPr>
-        <w:spacing w:after="10" w:before="0" w:line="300" w:lineRule="atLeast"/>
-        <w:ind w:left="500" w:hanging="0"/>
-      </w:pPr>
-      <w:r>
-        <w:rPr>
-          <w:rFonts w:ascii="MS P明朝" w:cs="MS P明朝" w:eastAsia="MS P明朝" w:hAnsi="MS P明朝"/>
-          <w:sz w:val="21"/>
-          <w:szCs w:val="21"/>
-        </w:rPr>
-        <w:t xml:space="preserve">①′＋②：</w:t>
-      </w:r>
-      <m:oMath xmlns:m="http://schemas.openxmlformats.org/officeDocument/2006/math" xmlns:w="http://schemas.openxmlformats.org/wordprocessingml/2006/main">
-        <m:r>
-          <m:t xml:space="preserve">4x=12</m:t>
-        </m:r>
-      </m:oMath>
-      <w:r>
-        <w:rPr>
-          <w:rFonts w:ascii="MS P明朝" w:cs="MS P明朝" w:eastAsia="MS P明朝" w:hAnsi="MS P明朝"/>
-          <w:sz w:val="21"/>
-          <w:szCs w:val="21"/>
-        </w:rPr>
-        <w:t xml:space="preserve">、</w:t>
-      </w:r>
-      <m:oMath xmlns:m="http://schemas.openxmlformats.org/officeDocument/2006/math" xmlns:w="http://schemas.openxmlformats.org/wordprocessingml/2006/main">
-        <m:r>
-          <m:t xml:space="preserve">x=3</m:t>
-        </m:r>
-      </m:oMath>
-      <w:r>
-        <w:rPr>
-          <w:rFonts w:ascii="MS P明朝" w:cs="MS P明朝" w:eastAsia="MS P明朝" w:hAnsi="MS P明朝"/>
-          <w:sz w:val="21"/>
-          <w:szCs w:val="21"/>
-        </w:rPr>
-        <w:t xml:space="preserve">。①′に代入して</w:t>
-      </w:r>
-      <m:oMath xmlns:m="http://schemas.openxmlformats.org/officeDocument/2006/math" xmlns:w="http://schemas.openxmlformats.org/wordprocessingml/2006/main">
-        <m:r>
-          <m:t xml:space="preserve">6+y=4</m:t>
-        </m:r>
-      </m:oMath>
-      <w:r>
-        <w:rPr>
-          <w:rFonts w:ascii="MS P明朝" w:cs="MS P明朝" w:eastAsia="MS P明朝" w:hAnsi="MS P明朝"/>
-          <w:sz w:val="21"/>
-          <w:szCs w:val="21"/>
-        </w:rPr>
-        <w:t xml:space="preserve">、</w:t>
-      </w:r>
-      <m:oMath xmlns:m="http://schemas.openxmlformats.org/officeDocument/2006/math" xmlns:w="http://schemas.openxmlformats.org/wordprocessingml/2006/main">
-        <m:r>
-          <m:t xml:space="preserve">y=−2</m:t>
-        </m:r>
-      </m:oMath>
-      <w:r>
-        <w:rPr>
-          <w:rFonts w:ascii="MS P明朝" w:cs="MS P明朝" w:eastAsia="MS P明朝" w:hAnsi="MS P明朝"/>
-          <w:sz w:val="21"/>
-          <w:szCs w:val="21"/>
-        </w:rPr>
-        <w:t xml:space="preserve">。</w:t>
-      </w:r>
-    </w:p>
-    <w:p>
-      <w:pPr>
-        <w:keepNext/>
-        <w:pBdr>
-          <w:bottom w:val="single" w:color="000000" w:sz="6" w:space="2"/>
-        </w:pBdr>
-        <w:spacing w:after="60" w:before="120"/>
-      </w:pPr>
-      <w:r>
-        <w:rPr>
-          <w:rFonts w:ascii="MS Pゴシック" w:cs="MS Pゴシック" w:eastAsia="MS Pゴシック" w:hAnsi="MS Pゴシック"/>
-          <w:b/>
-          <w:bCs/>
-          <w:sz w:val="26"/>
-          <w:szCs w:val="26"/>
-        </w:rPr>
-        <w:t xml:space="preserve">＜2＞</w:t>
       </w:r>
       <w:r>
         <w:rPr>
@@ -1195,7 +611,7 @@
           <w:sz w:val="26"/>
           <w:szCs w:val="26"/>
         </w:rPr>
-        <w:t xml:space="preserve">＜3＞</w:t>
+        <w:t xml:space="preserve">＜2＞</w:t>
       </w:r>
       <w:r>
         <w:rPr>
@@ -1891,7 +1307,7 @@
           <w:sz w:val="26"/>
           <w:szCs w:val="26"/>
         </w:rPr>
-        <w:t xml:space="preserve">＜4＞</w:t>
+        <w:t xml:space="preserve">＜3＞</w:t>
       </w:r>
       <w:r>
         <w:rPr>
@@ -1977,7 +1393,7 @@
       <w:r>
         <w:drawing>
           <wp:inline distT="0" distB="0" distL="0" distR="0">
-            <wp:extent cx="3619500" cy="1628775"/>
+            <wp:extent cx="3429000" cy="1543050"/>
             <wp:effectExtent t="0" r="0" b="0" l="0"/>
             <wp:docPr id="1" name="" descr="" title=""/>
             <wp:cNvGraphicFramePr>
@@ -2002,7 +1418,7 @@
                   <pic:spPr bwMode="auto">
                     <a:xfrm>
                       <a:off x="0" y="0"/>
-                      <a:ext cx="3619500" cy="1628775"/>
+                      <a:ext cx="3429000" cy="1543050"/>
                     </a:xfrm>
                     <a:prstGeom prst="rect">
                       <a:avLst/>
@@ -2287,6 +1703,22 @@
     <w:p>
       <w:pPr>
         <w:keepNext/>
+        <w:spacing w:after="60" w:before="120" w:line="300" w:lineRule="atLeast"/>
+      </w:pPr>
+      <w:r>
+        <w:rPr>
+          <w:rFonts w:ascii="MS P明朝" w:cs="MS P明朝" w:eastAsia="MS P明朝" w:hAnsi="MS P明朝"/>
+          <w:b/>
+          <w:bCs/>
+          <w:sz w:val="22"/>
+          <w:szCs w:val="22"/>
+        </w:rPr>
+        <w:t xml:space="preserve">＜予習＞ここからは次回の内容です。授業の前に読んでおきましょう。</w:t>
+      </w:r>
+    </w:p>
+    <w:p>
+      <w:pPr>
+        <w:keepNext/>
         <w:pBdr>
           <w:bottom w:val="single" w:color="000000" w:sz="6" w:space="2"/>
         </w:pBdr>
@@ -2300,7 +1732,7 @@
           <w:sz w:val="26"/>
           <w:szCs w:val="26"/>
         </w:rPr>
-        <w:t xml:space="preserve">＜5＞</w:t>
+        <w:t xml:space="preserve">＜4＞</w:t>
       </w:r>
       <w:r>
         <w:rPr>
@@ -2310,7 +1742,398 @@
           <w:sz w:val="23"/>
           <w:szCs w:val="23"/>
         </w:rPr>
-        <w:t xml:space="preserve">　2直線と三角形</w:t>
+        <w:t xml:space="preserve">　ろうそくの長さ</w:t>
+      </w:r>
+    </w:p>
+    <w:p>
+      <w:pPr>
+        <w:keepNext/>
+        <w:spacing w:after="20" w:before="80" w:line="300" w:lineRule="atLeast"/>
+      </w:pPr>
+      <w:r>
+        <w:rPr>
+          <w:rFonts w:ascii="MS P明朝" w:cs="MS P明朝" w:eastAsia="MS P明朝" w:hAnsi="MS P明朝"/>
+          <w:sz w:val="22"/>
+          <w:szCs w:val="22"/>
+        </w:rPr>
+        <w:t xml:space="preserve">（1）　</w:t>
+      </w:r>
+      <w:r>
+        <w:rPr>
+          <w:rFonts w:ascii="MS P明朝" w:cs="MS P明朝" w:eastAsia="MS P明朝" w:hAnsi="MS P明朝"/>
+          <w:b/>
+          <w:bCs/>
+          <w:sz w:val="22"/>
+          <w:szCs w:val="22"/>
+        </w:rPr>
+        <w:t xml:space="preserve">答え　</w:t>
+      </w:r>
+      <m:oMath xmlns:m="http://schemas.openxmlformats.org/officeDocument/2006/math" xmlns:w="http://schemas.openxmlformats.org/wordprocessingml/2006/main">
+        <m:r>
+          <m:t xml:space="preserve">y=−</m:t>
+        </m:r>
+        <m:f>
+          <m:num>
+            <m:r>
+              <m:t xml:space="preserve">1</m:t>
+            </m:r>
+          </m:num>
+          <m:den>
+            <m:r>
+              <m:t xml:space="preserve">2</m:t>
+            </m:r>
+          </m:den>
+        </m:f>
+        <m:r>
+          <m:t xml:space="preserve">x+20</m:t>
+        </m:r>
+      </m:oMath>
+      <w:r>
+        <w:rPr>
+          <w:rFonts w:ascii="MS P明朝" w:cs="MS P明朝" w:eastAsia="MS P明朝" w:hAnsi="MS P明朝"/>
+          <w:b/>
+          <w:bCs/>
+          <w:sz w:val="22"/>
+          <w:szCs w:val="22"/>
+        </w:rPr>
+        <w:t xml:space="preserve">（</w:t>
+      </w:r>
+      <m:oMath xmlns:m="http://schemas.openxmlformats.org/officeDocument/2006/math" xmlns:w="http://schemas.openxmlformats.org/wordprocessingml/2006/main">
+        <m:r>
+          <m:t xml:space="preserve">y=−0.5x+20</m:t>
+        </m:r>
+      </m:oMath>
+      <w:r>
+        <w:rPr>
+          <w:rFonts w:ascii="MS P明朝" w:cs="MS P明朝" w:eastAsia="MS P明朝" w:hAnsi="MS P明朝"/>
+          <w:b/>
+          <w:bCs/>
+          <w:sz w:val="22"/>
+          <w:szCs w:val="22"/>
+        </w:rPr>
+        <w:t xml:space="preserve">も正解）</w:t>
+      </w:r>
+    </w:p>
+    <w:p>
+      <w:pPr>
+        <w:spacing w:after="10" w:before="0" w:line="300" w:lineRule="atLeast"/>
+        <w:ind w:left="500" w:hanging="0"/>
+      </w:pPr>
+      <w:r>
+        <w:rPr>
+          <w:rFonts w:ascii="MS P明朝" w:cs="MS P明朝" w:eastAsia="MS P明朝" w:hAnsi="MS P明朝"/>
+          <w:sz w:val="21"/>
+          <w:szCs w:val="21"/>
+        </w:rPr>
+        <w:t xml:space="preserve">はじめの長さが20cmなので、</w:t>
+      </w:r>
+      <m:oMath xmlns:m="http://schemas.openxmlformats.org/officeDocument/2006/math" xmlns:w="http://schemas.openxmlformats.org/wordprocessingml/2006/main">
+        <m:r>
+          <m:t xml:space="preserve">x=0</m:t>
+        </m:r>
+      </m:oMath>
+      <w:r>
+        <w:rPr>
+          <w:rFonts w:ascii="MS P明朝" w:cs="MS P明朝" w:eastAsia="MS P明朝" w:hAnsi="MS P明朝"/>
+          <w:sz w:val="21"/>
+          <w:szCs w:val="21"/>
+        </w:rPr>
+        <w:t xml:space="preserve">のとき</w:t>
+      </w:r>
+      <m:oMath xmlns:m="http://schemas.openxmlformats.org/officeDocument/2006/math" xmlns:w="http://schemas.openxmlformats.org/wordprocessingml/2006/main">
+        <m:r>
+          <m:t xml:space="preserve">y=20</m:t>
+        </m:r>
+      </m:oMath>
+      <w:r>
+        <w:rPr>
+          <w:rFonts w:ascii="MS P明朝" w:cs="MS P明朝" w:eastAsia="MS P明朝" w:hAnsi="MS P明朝"/>
+          <w:sz w:val="21"/>
+          <w:szCs w:val="21"/>
+        </w:rPr>
+        <w:t xml:space="preserve">。これが切片。</w:t>
+      </w:r>
+    </w:p>
+    <w:p>
+      <w:pPr>
+        <w:spacing w:after="10" w:before="0" w:line="300" w:lineRule="atLeast"/>
+        <w:ind w:left="500" w:hanging="0"/>
+      </w:pPr>
+      <w:r>
+        <w:rPr>
+          <w:rFonts w:ascii="MS P明朝" w:cs="MS P明朝" w:eastAsia="MS P明朝" w:hAnsi="MS P明朝"/>
+          <w:sz w:val="21"/>
+          <w:szCs w:val="21"/>
+        </w:rPr>
+        <w:t xml:space="preserve">1分に0.5cmずつ短くなる（減る）ので、傾きは</w:t>
+      </w:r>
+      <m:oMath xmlns:m="http://schemas.openxmlformats.org/officeDocument/2006/math" xmlns:w="http://schemas.openxmlformats.org/wordprocessingml/2006/main">
+        <m:r>
+          <m:t xml:space="preserve">−0.5</m:t>
+        </m:r>
+      </m:oMath>
+      <w:r>
+        <w:rPr>
+          <w:rFonts w:ascii="MS P明朝" w:cs="MS P明朝" w:eastAsia="MS P明朝" w:hAnsi="MS P明朝"/>
+          <w:sz w:val="21"/>
+          <w:szCs w:val="21"/>
+        </w:rPr>
+        <w:t xml:space="preserve">。</w:t>
+      </w:r>
+    </w:p>
+    <w:p>
+      <w:pPr>
+        <w:keepNext/>
+        <w:spacing w:after="20" w:before="80" w:line="300" w:lineRule="atLeast"/>
+      </w:pPr>
+      <w:r>
+        <w:rPr>
+          <w:rFonts w:ascii="MS P明朝" w:cs="MS P明朝" w:eastAsia="MS P明朝" w:hAnsi="MS P明朝"/>
+          <w:sz w:val="22"/>
+          <w:szCs w:val="22"/>
+        </w:rPr>
+        <w:t xml:space="preserve">（2）　</w:t>
+      </w:r>
+      <w:r>
+        <w:rPr>
+          <w:rFonts w:ascii="MS P明朝" w:cs="MS P明朝" w:eastAsia="MS P明朝" w:hAnsi="MS P明朝"/>
+          <w:b/>
+          <w:bCs/>
+          <w:sz w:val="22"/>
+          <w:szCs w:val="22"/>
+        </w:rPr>
+        <w:t xml:space="preserve">答え　40分後</w:t>
+      </w:r>
+    </w:p>
+    <w:p>
+      <w:pPr>
+        <w:spacing w:after="10" w:before="0" w:line="300" w:lineRule="atLeast"/>
+        <w:ind w:left="500" w:hanging="0"/>
+      </w:pPr>
+      <w:r>
+        <w:rPr>
+          <w:rFonts w:ascii="MS P明朝" w:cs="MS P明朝" w:eastAsia="MS P明朝" w:hAnsi="MS P明朝"/>
+          <w:sz w:val="21"/>
+          <w:szCs w:val="21"/>
+        </w:rPr>
+        <w:t xml:space="preserve">燃えつきるのは、長さが0cmになるとき。</w:t>
+      </w:r>
+      <m:oMath xmlns:m="http://schemas.openxmlformats.org/officeDocument/2006/math" xmlns:w="http://schemas.openxmlformats.org/wordprocessingml/2006/main">
+        <m:r>
+          <m:t xml:space="preserve">y=0</m:t>
+        </m:r>
+      </m:oMath>
+      <w:r>
+        <w:rPr>
+          <w:rFonts w:ascii="MS P明朝" w:cs="MS P明朝" w:eastAsia="MS P明朝" w:hAnsi="MS P明朝"/>
+          <w:sz w:val="21"/>
+          <w:szCs w:val="21"/>
+        </w:rPr>
+        <w:t xml:space="preserve">を代入して</w:t>
+      </w:r>
+      <m:oMath xmlns:m="http://schemas.openxmlformats.org/officeDocument/2006/math" xmlns:w="http://schemas.openxmlformats.org/wordprocessingml/2006/main">
+        <m:r>
+          <m:t xml:space="preserve">0=−0.5x+20</m:t>
+        </m:r>
+      </m:oMath>
+      <w:r>
+        <w:rPr>
+          <w:rFonts w:ascii="MS P明朝" w:cs="MS P明朝" w:eastAsia="MS P明朝" w:hAnsi="MS P明朝"/>
+          <w:sz w:val="21"/>
+          <w:szCs w:val="21"/>
+        </w:rPr>
+        <w:t xml:space="preserve"> → </w:t>
+      </w:r>
+      <m:oMath xmlns:m="http://schemas.openxmlformats.org/officeDocument/2006/math" xmlns:w="http://schemas.openxmlformats.org/wordprocessingml/2006/main">
+        <m:r>
+          <m:t xml:space="preserve">0.5x=20</m:t>
+        </m:r>
+      </m:oMath>
+      <w:r>
+        <w:rPr>
+          <w:rFonts w:ascii="MS P明朝" w:cs="MS P明朝" w:eastAsia="MS P明朝" w:hAnsi="MS P明朝"/>
+          <w:sz w:val="21"/>
+          <w:szCs w:val="21"/>
+        </w:rPr>
+        <w:t xml:space="preserve"> → </w:t>
+      </w:r>
+      <m:oMath xmlns:m="http://schemas.openxmlformats.org/officeDocument/2006/math" xmlns:w="http://schemas.openxmlformats.org/wordprocessingml/2006/main">
+        <m:r>
+          <m:t xml:space="preserve">x=40</m:t>
+        </m:r>
+      </m:oMath>
+      <w:r>
+        <w:rPr>
+          <w:rFonts w:ascii="MS P明朝" w:cs="MS P明朝" w:eastAsia="MS P明朝" w:hAnsi="MS P明朝"/>
+          <w:sz w:val="21"/>
+          <w:szCs w:val="21"/>
+        </w:rPr>
+        <w:t xml:space="preserve">。</w:t>
+      </w:r>
+    </w:p>
+    <w:p>
+      <w:pPr>
+        <w:spacing w:after="10" w:before="0" w:line="300" w:lineRule="atLeast"/>
+        <w:ind w:left="500" w:hanging="0"/>
+      </w:pPr>
+      <w:r>
+        <w:rPr>
+          <w:rFonts w:ascii="MS P明朝" w:cs="MS P明朝" w:eastAsia="MS P明朝" w:hAnsi="MS P明朝"/>
+          <w:sz w:val="21"/>
+          <w:szCs w:val="21"/>
+        </w:rPr>
+        <w:t xml:space="preserve">【確かめ】</w:t>
+      </w:r>
+      <m:oMath xmlns:m="http://schemas.openxmlformats.org/officeDocument/2006/math" xmlns:w="http://schemas.openxmlformats.org/wordprocessingml/2006/main">
+        <m:r>
+          <m:t xml:space="preserve">20÷0.5=40</m:t>
+        </m:r>
+      </m:oMath>
+      <w:r>
+        <w:rPr>
+          <w:rFonts w:ascii="MS P明朝" w:cs="MS P明朝" w:eastAsia="MS P明朝" w:hAnsi="MS P明朝"/>
+          <w:sz w:val="21"/>
+          <w:szCs w:val="21"/>
+        </w:rPr>
+        <w:t xml:space="preserve">（分）でも同じ答えになる。</w:t>
+      </w:r>
+    </w:p>
+    <w:p>
+      <w:pPr>
+        <w:keepNext/>
+        <w:spacing w:after="20" w:before="80" w:line="300" w:lineRule="atLeast"/>
+      </w:pPr>
+      <w:r>
+        <w:rPr>
+          <w:rFonts w:ascii="MS P明朝" w:cs="MS P明朝" w:eastAsia="MS P明朝" w:hAnsi="MS P明朝"/>
+          <w:sz w:val="22"/>
+          <w:szCs w:val="22"/>
+        </w:rPr>
+        <w:t xml:space="preserve">（3）　</w:t>
+      </w:r>
+      <w:r>
+        <w:rPr>
+          <w:rFonts w:ascii="MS P明朝" w:cs="MS P明朝" w:eastAsia="MS P明朝" w:hAnsi="MS P明朝"/>
+          <w:b/>
+          <w:bCs/>
+          <w:sz w:val="22"/>
+          <w:szCs w:val="22"/>
+        </w:rPr>
+        <w:t xml:space="preserve">答え　</w:t>
+      </w:r>
+      <m:oMath xmlns:m="http://schemas.openxmlformats.org/officeDocument/2006/math" xmlns:w="http://schemas.openxmlformats.org/wordprocessingml/2006/main">
+        <m:r>
+          <m:t xml:space="preserve">0≦x≦40</m:t>
+        </m:r>
+      </m:oMath>
+    </w:p>
+    <w:p>
+      <w:pPr>
+        <w:spacing w:after="10" w:before="0" w:line="300" w:lineRule="atLeast"/>
+        <w:ind w:left="500" w:hanging="0"/>
+      </w:pPr>
+      <w:r>
+        <w:rPr>
+          <w:rFonts w:ascii="MS P明朝" w:cs="MS P明朝" w:eastAsia="MS P明朝" w:hAnsi="MS P明朝"/>
+          <w:sz w:val="21"/>
+          <w:szCs w:val="21"/>
+        </w:rPr>
+        <w:t xml:space="preserve">火をつけたとき（</w:t>
+      </w:r>
+      <m:oMath xmlns:m="http://schemas.openxmlformats.org/officeDocument/2006/math" xmlns:w="http://schemas.openxmlformats.org/wordprocessingml/2006/main">
+        <m:r>
+          <m:t xml:space="preserve">x=0</m:t>
+        </m:r>
+      </m:oMath>
+      <w:r>
+        <w:rPr>
+          <w:rFonts w:ascii="MS P明朝" w:cs="MS P明朝" w:eastAsia="MS P明朝" w:hAnsi="MS P明朝"/>
+          <w:sz w:val="21"/>
+          <w:szCs w:val="21"/>
+        </w:rPr>
+        <w:t xml:space="preserve">）から、燃えつきるとき（</w:t>
+      </w:r>
+      <m:oMath xmlns:m="http://schemas.openxmlformats.org/officeDocument/2006/math" xmlns:w="http://schemas.openxmlformats.org/wordprocessingml/2006/main">
+        <m:r>
+          <m:t xml:space="preserve">x=40</m:t>
+        </m:r>
+      </m:oMath>
+      <w:r>
+        <w:rPr>
+          <w:rFonts w:ascii="MS P明朝" w:cs="MS P明朝" w:eastAsia="MS P明朝" w:hAnsi="MS P明朝"/>
+          <w:sz w:val="21"/>
+          <w:szCs w:val="21"/>
+        </w:rPr>
+        <w:t xml:space="preserve">）まで。</w:t>
+      </w:r>
+    </w:p>
+    <w:p>
+      <w:pPr>
+        <w:spacing w:after="10" w:before="0" w:line="300" w:lineRule="atLeast"/>
+        <w:ind w:left="500" w:hanging="0"/>
+      </w:pPr>
+      <w:r>
+        <w:rPr>
+          <w:rFonts w:ascii="MS P明朝" w:cs="MS P明朝" w:eastAsia="MS P明朝" w:hAnsi="MS P明朝"/>
+          <w:sz w:val="21"/>
+          <w:szCs w:val="21"/>
+        </w:rPr>
+        <w:t xml:space="preserve">身のまわりの問題では、</w:t>
+      </w:r>
+      <m:oMath xmlns:m="http://schemas.openxmlformats.org/officeDocument/2006/math" xmlns:w="http://schemas.openxmlformats.org/wordprocessingml/2006/main">
+        <m:r>
+          <m:t xml:space="preserve">x</m:t>
+        </m:r>
+      </m:oMath>
+      <w:r>
+        <w:rPr>
+          <w:rFonts w:ascii="MS P明朝" w:cs="MS P明朝" w:eastAsia="MS P明朝" w:hAnsi="MS P明朝"/>
+          <w:sz w:val="21"/>
+          <w:szCs w:val="21"/>
+        </w:rPr>
+        <w:t xml:space="preserve">や</w:t>
+      </w:r>
+      <m:oMath xmlns:m="http://schemas.openxmlformats.org/officeDocument/2006/math" xmlns:w="http://schemas.openxmlformats.org/wordprocessingml/2006/main">
+        <m:r>
+          <m:t xml:space="preserve">y</m:t>
+        </m:r>
+      </m:oMath>
+      <w:r>
+        <w:rPr>
+          <w:rFonts w:ascii="MS P明朝" w:cs="MS P明朝" w:eastAsia="MS P明朝" w:hAnsi="MS P明朝"/>
+          <w:sz w:val="21"/>
+          <w:szCs w:val="21"/>
+        </w:rPr>
+        <w:t xml:space="preserve">がとれる値の範囲（変域）にも注意する。</w:t>
+      </w:r>
+    </w:p>
+    <w:p>
+      <w:pPr>
+        <w:keepNext/>
+        <w:pBdr>
+          <w:bottom w:val="single" w:color="000000" w:sz="6" w:space="2"/>
+        </w:pBdr>
+        <w:spacing w:after="60" w:before="120"/>
+      </w:pPr>
+      <w:r>
+        <w:rPr>
+          <w:rFonts w:ascii="MS Pゴシック" w:cs="MS Pゴシック" w:eastAsia="MS Pゴシック" w:hAnsi="MS Pゴシック"/>
+          <w:b/>
+          <w:bCs/>
+          <w:sz w:val="26"/>
+          <w:szCs w:val="26"/>
+        </w:rPr>
+        <w:t xml:space="preserve">＜5＞</w:t>
+      </w:r>
+      <w:r>
+        <w:rPr>
+          <w:rFonts w:ascii="MS Pゴシック" w:cs="MS Pゴシック" w:eastAsia="MS Pゴシック" w:hAnsi="MS Pゴシック"/>
+          <w:b/>
+          <w:bCs/>
+          <w:sz w:val="23"/>
+          <w:szCs w:val="23"/>
+        </w:rPr>
+        <w:t xml:space="preserve">　ダイヤグラム</w:t>
       </w:r>
     </w:p>
     <w:tbl>
@@ -2343,6 +2166,134 @@
               <w:right w:type="dxa" w:w="200"/>
             </w:tcMar>
           </w:tcPr>
+          <w:tbl>
+            <w:tblPr>
+              <w:tblW w:type="dxa" w:w="12670"/>
+              <w:tblBorders>
+                <w:top w:val="single" w:color="auto" w:sz="4"/>
+                <w:left w:val="single" w:color="auto" w:sz="4"/>
+                <w:bottom w:val="single" w:color="auto" w:sz="4"/>
+                <w:right w:val="single" w:color="auto" w:sz="4"/>
+                <w:insideH w:val="single" w:color="auto" w:sz="4"/>
+                <w:insideV w:val="single" w:color="auto" w:sz="4"/>
+              </w:tblBorders>
+            </w:tblPr>
+            <w:tblGrid>
+              <w:gridCol w:w="12670"/>
+            </w:tblGrid>
+            <w:tr>
+              <w:tc>
+                <w:tcPr>
+                  <w:tcW w:type="dxa" w:w="12670"/>
+                  <w:tcBorders>
+                    <w:top w:val="single" w:color="000000" w:sz="8"/>
+                    <w:left w:val="single" w:color="000000" w:sz="8"/>
+                    <w:bottom w:val="single" w:color="000000" w:sz="8"/>
+                    <w:right w:val="single" w:color="000000" w:sz="8"/>
+                  </w:tcBorders>
+                  <w:shd w:fill="D9D9D9" w:color="auto" w:val="clear"/>
+                  <w:tcMar>
+                    <w:top w:type="dxa" w:w="40"/>
+                    <w:left w:type="dxa" w:w="120"/>
+                    <w:bottom w:type="dxa" w:w="40"/>
+                  </w:tcMar>
+                </w:tcPr>
+                <w:p>
+                  <w:pPr>
+                    <w:spacing w:after="0" w:before="0" w:line="300" w:lineRule="atLeast"/>
+                  </w:pPr>
+                  <w:r>
+                    <w:rPr>
+                      <w:rFonts w:ascii="MS Pゴシック" w:cs="MS Pゴシック" w:eastAsia="MS Pゴシック" w:hAnsi="MS Pゴシック"/>
+                      <w:b/>
+                      <w:bCs/>
+                      <w:sz w:val="22"/>
+                      <w:szCs w:val="22"/>
+                    </w:rPr>
+                    <w:t xml:space="preserve">ダイヤグラムの読み方</w:t>
+                  </w:r>
+                </w:p>
+              </w:tc>
+            </w:tr>
+            <w:tr>
+              <w:tc>
+                <w:tcPr>
+                  <w:tcW w:type="dxa" w:w="12670"/>
+                  <w:tcBorders>
+                    <w:top w:val="single" w:color="000000" w:sz="8"/>
+                    <w:left w:val="single" w:color="000000" w:sz="8"/>
+                    <w:bottom w:val="single" w:color="000000" w:sz="8"/>
+                    <w:right w:val="single" w:color="000000" w:sz="8"/>
+                  </w:tcBorders>
+                  <w:tcMar>
+                    <w:top w:type="dxa" w:w="80"/>
+                    <w:left w:type="dxa" w:w="160"/>
+                    <w:bottom w:type="dxa" w:w="80"/>
+                    <w:right w:type="dxa" w:w="160"/>
+                  </w:tcMar>
+                </w:tcPr>
+                <w:p>
+                  <w:pPr>
+                    <w:spacing w:after="40" w:before="0" w:line="300" w:lineRule="atLeast"/>
+                  </w:pPr>
+                  <w:r>
+                    <w:rPr>
+                      <w:rFonts w:ascii="MS P明朝" w:cs="MS P明朝" w:eastAsia="MS P明朝" w:hAnsi="MS P明朝"/>
+                      <w:sz w:val="22"/>
+                      <w:szCs w:val="22"/>
+                    </w:rPr>
+                    <w:t xml:space="preserve">・グラフが右上がり：進んでいる。かたむきが急なほど速い。</w:t>
+                  </w:r>
+                </w:p>
+                <w:p>
+                  <w:pPr>
+                    <w:spacing w:after="40" w:before="0" w:line="300" w:lineRule="atLeast"/>
+                  </w:pPr>
+                  <w:r>
+                    <w:rPr>
+                      <w:rFonts w:ascii="MS P明朝" w:cs="MS P明朝" w:eastAsia="MS P明朝" w:hAnsi="MS P明朝"/>
+                      <w:sz w:val="22"/>
+                      <w:szCs w:val="22"/>
+                    </w:rPr>
+                    <w:t xml:space="preserve">・グラフが横にまっすぐ：止まっている（休んでいる）。</w:t>
+                  </w:r>
+                </w:p>
+                <w:p>
+                  <w:pPr>
+                    <w:spacing w:after="0" w:before="0" w:line="300" w:lineRule="atLeast"/>
+                  </w:pPr>
+                  <w:r>
+                    <w:rPr>
+                      <w:rFonts w:ascii="MS P明朝" w:cs="MS P明朝" w:eastAsia="MS P明朝" w:hAnsi="MS P明朝"/>
+                      <w:sz w:val="22"/>
+                      <w:szCs w:val="22"/>
+                    </w:rPr>
+                    <w:t xml:space="preserve">・速さ＝グラフの傾き＝</w:t>
+                  </w:r>
+                  <m:oMath xmlns:m="http://schemas.openxmlformats.org/officeDocument/2006/math" xmlns:w="http://schemas.openxmlformats.org/wordprocessingml/2006/main">
+                    <m:f>
+                      <m:num>
+                        <m:r>
+                          <m:rPr>
+                            <m:sty m:val="p"/>
+                          </m:rPr>
+                          <m:t xml:space="preserve">進んだ道のり</m:t>
+                        </m:r>
+                      </m:num>
+                      <m:den>
+                        <m:r>
+                          <m:rPr>
+                            <m:sty m:val="p"/>
+                          </m:rPr>
+                          <m:t xml:space="preserve">かかった時間</m:t>
+                        </m:r>
+                      </m:den>
+                    </m:f>
+                  </m:oMath>
+                </w:p>
+              </w:tc>
+            </w:tr>
+          </w:tbl>
           <w:p>
             <w:pPr>
               <w:keepNext/>
@@ -2364,7 +2315,7 @@
                 <w:sz w:val="22"/>
                 <w:szCs w:val="22"/>
               </w:rPr>
-              <w:t xml:space="preserve">答え　A(2, 4)</w:t>
+              <w:t xml:space="preserve">答え　分速100m</w:t>
             </w:r>
           </w:p>
           <w:p>
@@ -2372,57 +2323,26 @@
               <w:spacing w:after="10" w:before="0" w:line="300" w:lineRule="atLeast"/>
               <w:ind w:left="500" w:hanging="0"/>
             </w:pPr>
-            <m:oMath xmlns:m="http://schemas.openxmlformats.org/officeDocument/2006/math" xmlns:w="http://schemas.openxmlformats.org/wordprocessingml/2006/main">
-              <m:r>
-                <m:t xml:space="preserve">−x+6=2x</m:t>
-              </m:r>
-            </m:oMath>
-            <w:r>
-              <w:rPr>
-                <w:rFonts w:ascii="MS P明朝" w:cs="MS P明朝" w:eastAsia="MS P明朝" w:hAnsi="MS P明朝"/>
-                <w:sz w:val="21"/>
-                <w:szCs w:val="21"/>
-              </w:rPr>
-              <w:t xml:space="preserve">を解く。</w:t>
-            </w:r>
-            <m:oMath xmlns:m="http://schemas.openxmlformats.org/officeDocument/2006/math" xmlns:w="http://schemas.openxmlformats.org/wordprocessingml/2006/main">
-              <m:r>
-                <m:t xml:space="preserve">−3x=−6</m:t>
-              </m:r>
-            </m:oMath>
-            <w:r>
-              <w:rPr>
-                <w:rFonts w:ascii="MS P明朝" w:cs="MS P明朝" w:eastAsia="MS P明朝" w:hAnsi="MS P明朝"/>
-                <w:sz w:val="21"/>
-                <w:szCs w:val="21"/>
-              </w:rPr>
-              <w:t xml:space="preserve"> → </w:t>
-            </w:r>
-            <m:oMath xmlns:m="http://schemas.openxmlformats.org/officeDocument/2006/math" xmlns:w="http://schemas.openxmlformats.org/wordprocessingml/2006/main">
-              <m:r>
-                <m:t xml:space="preserve">x=2</m:t>
-              </m:r>
-            </m:oMath>
-            <w:r>
-              <w:rPr>
-                <w:rFonts w:ascii="MS P明朝" w:cs="MS P明朝" w:eastAsia="MS P明朝" w:hAnsi="MS P明朝"/>
-                <w:sz w:val="21"/>
-                <w:szCs w:val="21"/>
-              </w:rPr>
-              <w:t xml:space="preserve">、</w:t>
-            </w:r>
-            <m:oMath xmlns:m="http://schemas.openxmlformats.org/officeDocument/2006/math" xmlns:w="http://schemas.openxmlformats.org/wordprocessingml/2006/main">
-              <m:r>
-                <m:t xml:space="preserve">y=4</m:t>
-              </m:r>
-            </m:oMath>
-            <w:r>
-              <w:rPr>
-                <w:rFonts w:ascii="MS P明朝" w:cs="MS P明朝" w:eastAsia="MS P明朝" w:hAnsi="MS P明朝"/>
-                <w:sz w:val="21"/>
-                <w:szCs w:val="21"/>
-              </w:rPr>
-              <w:t xml:space="preserve">。</w:t>
+            <w:r>
+              <w:rPr>
+                <w:rFonts w:ascii="MS P明朝" w:cs="MS P明朝" w:eastAsia="MS P明朝" w:hAnsi="MS P明朝"/>
+                <w:sz w:val="21"/>
+                <w:szCs w:val="21"/>
+              </w:rPr>
+              <w:t xml:space="preserve">15分で1500m進んでいる。</w:t>
+            </w:r>
+            <m:oMath xmlns:m="http://schemas.openxmlformats.org/officeDocument/2006/math" xmlns:w="http://schemas.openxmlformats.org/wordprocessingml/2006/main">
+              <m:r>
+                <m:t xml:space="preserve">1500÷15=100</m:t>
+              </m:r>
+            </m:oMath>
+            <w:r>
+              <w:rPr>
+                <w:rFonts w:ascii="MS P明朝" w:cs="MS P明朝" w:eastAsia="MS P明朝" w:hAnsi="MS P明朝"/>
+                <w:sz w:val="21"/>
+                <w:szCs w:val="21"/>
+              </w:rPr>
+              <w:t xml:space="preserve">（m）</w:t>
             </w:r>
           </w:p>
           <w:p>
@@ -2446,7 +2366,7 @@
                 <w:sz w:val="22"/>
                 <w:szCs w:val="22"/>
               </w:rPr>
-              <w:t xml:space="preserve">答え　6</w:t>
+              <w:t xml:space="preserve">答え　5分間</w:t>
             </w:r>
           </w:p>
           <w:p>
@@ -2454,27 +2374,74 @@
               <w:spacing w:after="10" w:before="0" w:line="300" w:lineRule="atLeast"/>
               <w:ind w:left="500" w:hanging="0"/>
             </w:pPr>
-            <w:r>
-              <w:rPr>
-                <w:rFonts w:ascii="MS P明朝" w:cs="MS P明朝" w:eastAsia="MS P明朝" w:hAnsi="MS P明朝"/>
-                <w:sz w:val="21"/>
-                <w:szCs w:val="21"/>
-              </w:rPr>
-              <w:t xml:space="preserve">Bは直線ℓの切片なので(0, 6)。△AOBは、</w:t>
-            </w:r>
-            <m:oMath xmlns:m="http://schemas.openxmlformats.org/officeDocument/2006/math" xmlns:w="http://schemas.openxmlformats.org/wordprocessingml/2006/main">
-              <m:r>
-                <m:t xml:space="preserve">y</m:t>
-              </m:r>
-            </m:oMath>
-            <w:r>
-              <w:rPr>
-                <w:rFonts w:ascii="MS P明朝" w:cs="MS P明朝" w:eastAsia="MS P明朝" w:hAnsi="MS P明朝"/>
-                <w:sz w:val="21"/>
-                <w:szCs w:val="21"/>
-              </w:rPr>
-              <w:t xml:space="preserve">軸上のOBを底辺と考える。</w:t>
-            </w:r>
+            <m:oMath xmlns:m="http://schemas.openxmlformats.org/officeDocument/2006/math" xmlns:w="http://schemas.openxmlformats.org/wordprocessingml/2006/main">
+              <m:r>
+                <m:t xml:space="preserve">x=15</m:t>
+              </m:r>
+            </m:oMath>
+            <w:r>
+              <w:rPr>
+                <w:rFonts w:ascii="MS P明朝" w:cs="MS P明朝" w:eastAsia="MS P明朝" w:hAnsi="MS P明朝"/>
+                <w:sz w:val="21"/>
+                <w:szCs w:val="21"/>
+              </w:rPr>
+              <w:t xml:space="preserve">から</w:t>
+            </w:r>
+            <m:oMath xmlns:m="http://schemas.openxmlformats.org/officeDocument/2006/math" xmlns:w="http://schemas.openxmlformats.org/wordprocessingml/2006/main">
+              <m:r>
+                <m:t xml:space="preserve">x=20</m:t>
+              </m:r>
+            </m:oMath>
+            <w:r>
+              <w:rPr>
+                <w:rFonts w:ascii="MS P明朝" w:cs="MS P明朝" w:eastAsia="MS P明朝" w:hAnsi="MS P明朝"/>
+                <w:sz w:val="21"/>
+                <w:szCs w:val="21"/>
+              </w:rPr>
+              <w:t xml:space="preserve">まで、グラフが横にまっすぐなので止まっている。</w:t>
+            </w:r>
+            <m:oMath xmlns:m="http://schemas.openxmlformats.org/officeDocument/2006/math" xmlns:w="http://schemas.openxmlformats.org/wordprocessingml/2006/main">
+              <m:r>
+                <m:t xml:space="preserve">20−15=5</m:t>
+              </m:r>
+            </m:oMath>
+            <w:r>
+              <w:rPr>
+                <w:rFonts w:ascii="MS P明朝" w:cs="MS P明朝" w:eastAsia="MS P明朝" w:hAnsi="MS P明朝"/>
+                <w:sz w:val="21"/>
+                <w:szCs w:val="21"/>
+              </w:rPr>
+              <w:t xml:space="preserve">（分間）</w:t>
+            </w:r>
+          </w:p>
+          <w:p>
+            <w:pPr>
+              <w:keepNext/>
+              <w:spacing w:after="20" w:before="80" w:line="300" w:lineRule="atLeast"/>
+            </w:pPr>
+            <w:r>
+              <w:rPr>
+                <w:rFonts w:ascii="MS P明朝" w:cs="MS P明朝" w:eastAsia="MS P明朝" w:hAnsi="MS P明朝"/>
+                <w:sz w:val="22"/>
+                <w:szCs w:val="22"/>
+              </w:rPr>
+              <w:t xml:space="preserve">（3）　</w:t>
+            </w:r>
+            <w:r>
+              <w:rPr>
+                <w:rFonts w:ascii="MS P明朝" w:cs="MS P明朝" w:eastAsia="MS P明朝" w:hAnsi="MS P明朝"/>
+                <w:b/>
+                <w:bCs/>
+                <w:sz w:val="22"/>
+                <w:szCs w:val="22"/>
+              </w:rPr>
+              <w:t xml:space="preserve">答え　</w:t>
+            </w:r>
+            <m:oMath xmlns:m="http://schemas.openxmlformats.org/officeDocument/2006/math" xmlns:w="http://schemas.openxmlformats.org/wordprocessingml/2006/main">
+              <m:r>
+                <m:t xml:space="preserve">y=150x−1500</m:t>
+              </m:r>
+            </m:oMath>
           </w:p>
           <w:p>
             <w:pPr>
@@ -2487,26 +2454,93 @@
                 <w:sz w:val="21"/>
                 <w:szCs w:val="21"/>
               </w:rPr>
-              <w:t xml:space="preserve">底辺OB＝6、高さはAの</w:t>
-            </w:r>
-            <m:oMath xmlns:m="http://schemas.openxmlformats.org/officeDocument/2006/math" xmlns:w="http://schemas.openxmlformats.org/wordprocessingml/2006/main">
-              <m:r>
-                <m:t xml:space="preserve">x</m:t>
-              </m:r>
-            </m:oMath>
-            <w:r>
-              <w:rPr>
-                <w:rFonts w:ascii="MS P明朝" w:cs="MS P明朝" w:eastAsia="MS P明朝" w:hAnsi="MS P明朝"/>
-                <w:sz w:val="21"/>
-                <w:szCs w:val="21"/>
-              </w:rPr>
-              <w:t xml:space="preserve">座標で2（図の破線）。</w:t>
-            </w:r>
-            <m:oMath xmlns:m="http://schemas.openxmlformats.org/officeDocument/2006/math" xmlns:w="http://schemas.openxmlformats.org/wordprocessingml/2006/main">
-              <m:r>
-                <m:t xml:space="preserve">6×2÷2=6</m:t>
-              </m:r>
-            </m:oMath>
+              <w:t xml:space="preserve">(20, 1500)と(30, 3000)を通る直線。傾き＝</w:t>
+            </w:r>
+            <m:oMath xmlns:m="http://schemas.openxmlformats.org/officeDocument/2006/math" xmlns:w="http://schemas.openxmlformats.org/wordprocessingml/2006/main">
+              <m:f>
+                <m:num>
+                  <m:r>
+                    <m:t xml:space="preserve">3000−1500</m:t>
+                  </m:r>
+                </m:num>
+                <m:den>
+                  <m:r>
+                    <m:t xml:space="preserve">30−20</m:t>
+                  </m:r>
+                </m:den>
+              </m:f>
+              <m:r>
+                <m:t xml:space="preserve">=</m:t>
+              </m:r>
+              <m:f>
+                <m:num>
+                  <m:r>
+                    <m:t xml:space="preserve">1500</m:t>
+                  </m:r>
+                </m:num>
+                <m:den>
+                  <m:r>
+                    <m:t xml:space="preserve">10</m:t>
+                  </m:r>
+                </m:den>
+              </m:f>
+              <m:r>
+                <m:t xml:space="preserve">=150</m:t>
+              </m:r>
+            </m:oMath>
+            <w:r>
+              <w:rPr>
+                <w:rFonts w:ascii="MS P明朝" w:cs="MS P明朝" w:eastAsia="MS P明朝" w:hAnsi="MS P明朝"/>
+                <w:sz w:val="21"/>
+                <w:szCs w:val="21"/>
+              </w:rPr>
+              <w:t xml:space="preserve">。</w:t>
+            </w:r>
+          </w:p>
+          <w:p>
+            <w:pPr>
+              <w:spacing w:after="10" w:before="0" w:line="300" w:lineRule="atLeast"/>
+              <w:ind w:left="500" w:hanging="0"/>
+            </w:pPr>
+            <m:oMath xmlns:m="http://schemas.openxmlformats.org/officeDocument/2006/math" xmlns:w="http://schemas.openxmlformats.org/wordprocessingml/2006/main">
+              <m:r>
+                <m:t xml:space="preserve">y=150x+b</m:t>
+              </m:r>
+            </m:oMath>
+            <w:r>
+              <w:rPr>
+                <w:rFonts w:ascii="MS P明朝" w:cs="MS P明朝" w:eastAsia="MS P明朝" w:hAnsi="MS P明朝"/>
+                <w:sz w:val="21"/>
+                <w:szCs w:val="21"/>
+              </w:rPr>
+              <w:t xml:space="preserve">に(20, 1500)を代入。</w:t>
+            </w:r>
+            <m:oMath xmlns:m="http://schemas.openxmlformats.org/officeDocument/2006/math" xmlns:w="http://schemas.openxmlformats.org/wordprocessingml/2006/main">
+              <m:r>
+                <m:t xml:space="preserve">1500=3000+b</m:t>
+              </m:r>
+            </m:oMath>
+            <w:r>
+              <w:rPr>
+                <w:rFonts w:ascii="MS P明朝" w:cs="MS P明朝" w:eastAsia="MS P明朝" w:hAnsi="MS P明朝"/>
+                <w:sz w:val="21"/>
+                <w:szCs w:val="21"/>
+              </w:rPr>
+              <w:t xml:space="preserve">、</w:t>
+            </w:r>
+            <m:oMath xmlns:m="http://schemas.openxmlformats.org/officeDocument/2006/math" xmlns:w="http://schemas.openxmlformats.org/wordprocessingml/2006/main">
+              <m:r>
+                <m:t xml:space="preserve">b=−1500</m:t>
+              </m:r>
+            </m:oMath>
+            <w:r>
+              <w:rPr>
+                <w:rFonts w:ascii="MS P明朝" w:cs="MS P明朝" w:eastAsia="MS P明朝" w:hAnsi="MS P明朝"/>
+                <w:sz w:val="21"/>
+                <w:szCs w:val="21"/>
+              </w:rPr>
+              <w:t xml:space="preserve">。</w:t>
+            </w:r>
           </w:p>
           <w:p>
             <w:pPr>
@@ -2519,7 +2553,7 @@
                 <w:sz w:val="22"/>
                 <w:szCs w:val="22"/>
               </w:rPr>
-              <w:t xml:space="preserve">（3）　</w:t>
+              <w:t xml:space="preserve">（4）　</w:t>
             </w:r>
             <w:r>
               <w:rPr>
@@ -2529,26 +2563,65 @@
                 <w:sz w:val="22"/>
                 <w:szCs w:val="22"/>
               </w:rPr>
-              <w:t xml:space="preserve">答え　</w:t>
-            </w:r>
-            <m:oMath xmlns:m="http://schemas.openxmlformats.org/officeDocument/2006/math" xmlns:w="http://schemas.openxmlformats.org/wordprocessingml/2006/main">
-              <m:r>
-                <m:t xml:space="preserve">y=5x</m:t>
-              </m:r>
-            </m:oMath>
+              <w:t xml:space="preserve">答え　26分後</w:t>
+            </w:r>
           </w:p>
           <w:p>
             <w:pPr>
               <w:spacing w:after="10" w:before="0" w:line="300" w:lineRule="atLeast"/>
               <w:ind w:left="500" w:hanging="0"/>
             </w:pPr>
-            <w:r>
-              <w:rPr>
-                <w:rFonts w:ascii="MS P明朝" w:cs="MS P明朝" w:eastAsia="MS P明朝" w:hAnsi="MS P明朝"/>
-                <w:sz w:val="21"/>
-                <w:szCs w:val="21"/>
-              </w:rPr>
-              <w:t xml:space="preserve">頂点Oを通って面積を2等分する直線は、向かいの辺ABの中点Nを通る。</w:t>
+            <m:oMath xmlns:m="http://schemas.openxmlformats.org/officeDocument/2006/math" xmlns:w="http://schemas.openxmlformats.org/wordprocessingml/2006/main">
+              <m:r>
+                <m:t xml:space="preserve">y=2400</m:t>
+              </m:r>
+            </m:oMath>
+            <w:r>
+              <w:rPr>
+                <w:rFonts w:ascii="MS P明朝" w:cs="MS P明朝" w:eastAsia="MS P明朝" w:hAnsi="MS P明朝"/>
+                <w:sz w:val="21"/>
+                <w:szCs w:val="21"/>
+              </w:rPr>
+              <w:t xml:space="preserve">を（3）の式に代入。</w:t>
+            </w:r>
+            <m:oMath xmlns:m="http://schemas.openxmlformats.org/officeDocument/2006/math" xmlns:w="http://schemas.openxmlformats.org/wordprocessingml/2006/main">
+              <m:r>
+                <m:t xml:space="preserve">2400=150x−1500</m:t>
+              </m:r>
+            </m:oMath>
+            <w:r>
+              <w:rPr>
+                <w:rFonts w:ascii="MS P明朝" w:cs="MS P明朝" w:eastAsia="MS P明朝" w:hAnsi="MS P明朝"/>
+                <w:sz w:val="21"/>
+                <w:szCs w:val="21"/>
+              </w:rPr>
+              <w:t xml:space="preserve"> → </w:t>
+            </w:r>
+            <m:oMath xmlns:m="http://schemas.openxmlformats.org/officeDocument/2006/math" xmlns:w="http://schemas.openxmlformats.org/wordprocessingml/2006/main">
+              <m:r>
+                <m:t xml:space="preserve">150x=3900</m:t>
+              </m:r>
+            </m:oMath>
+            <w:r>
+              <w:rPr>
+                <w:rFonts w:ascii="MS P明朝" w:cs="MS P明朝" w:eastAsia="MS P明朝" w:hAnsi="MS P明朝"/>
+                <w:sz w:val="21"/>
+                <w:szCs w:val="21"/>
+              </w:rPr>
+              <w:t xml:space="preserve"> → </w:t>
+            </w:r>
+            <m:oMath xmlns:m="http://schemas.openxmlformats.org/officeDocument/2006/math" xmlns:w="http://schemas.openxmlformats.org/wordprocessingml/2006/main">
+              <m:r>
+                <m:t xml:space="preserve">x=26</m:t>
+              </m:r>
+            </m:oMath>
+            <w:r>
+              <w:rPr>
+                <w:rFonts w:ascii="MS P明朝" w:cs="MS P明朝" w:eastAsia="MS P明朝" w:hAnsi="MS P明朝"/>
+                <w:sz w:val="21"/>
+                <w:szCs w:val="21"/>
+              </w:rPr>
+              <w:t xml:space="preserve">。</w:t>
             </w:r>
           </w:p>
           <w:p>
@@ -2562,103 +2635,20 @@
                 <w:sz w:val="21"/>
                 <w:szCs w:val="21"/>
               </w:rPr>
-              <w:t xml:space="preserve">中点の座標は、</w:t>
-            </w:r>
-            <m:oMath xmlns:m="http://schemas.openxmlformats.org/officeDocument/2006/math" xmlns:w="http://schemas.openxmlformats.org/wordprocessingml/2006/main">
-              <m:r>
-                <m:t xml:space="preserve">x</m:t>
-              </m:r>
-            </m:oMath>
-            <w:r>
-              <w:rPr>
-                <w:rFonts w:ascii="MS P明朝" w:cs="MS P明朝" w:eastAsia="MS P明朝" w:hAnsi="MS P明朝"/>
-                <w:sz w:val="21"/>
-                <w:szCs w:val="21"/>
-              </w:rPr>
-              <w:t xml:space="preserve">座標どうし・</w:t>
-            </w:r>
-            <m:oMath xmlns:m="http://schemas.openxmlformats.org/officeDocument/2006/math" xmlns:w="http://schemas.openxmlformats.org/wordprocessingml/2006/main">
-              <m:r>
-                <m:t xml:space="preserve">y</m:t>
-              </m:r>
-            </m:oMath>
-            <w:r>
-              <w:rPr>
-                <w:rFonts w:ascii="MS P明朝" w:cs="MS P明朝" w:eastAsia="MS P明朝" w:hAnsi="MS P明朝"/>
-                <w:sz w:val="21"/>
-                <w:szCs w:val="21"/>
-              </w:rPr>
-              <w:t xml:space="preserve">座標どうしをたして2でわる。N＝</w:t>
-            </w:r>
-            <m:oMath xmlns:m="http://schemas.openxmlformats.org/officeDocument/2006/math" xmlns:w="http://schemas.openxmlformats.org/wordprocessingml/2006/main">
-              <m:r>
-                <m:t xml:space="preserve">(</m:t>
-              </m:r>
-              <m:f>
-                <m:num>
-                  <m:r>
-                    <m:t xml:space="preserve">0+2</m:t>
-                  </m:r>
-                </m:num>
-                <m:den>
-                  <m:r>
-                    <m:t xml:space="preserve">2</m:t>
-                  </m:r>
-                </m:den>
-              </m:f>
-              <m:r>
-                <m:t xml:space="preserve">,</m:t>
-              </m:r>
-              <m:f>
-                <m:num>
-                  <m:r>
-                    <m:t xml:space="preserve">6+4</m:t>
-                  </m:r>
-                </m:num>
-                <m:den>
-                  <m:r>
-                    <m:t xml:space="preserve">2</m:t>
-                  </m:r>
-                </m:den>
-              </m:f>
-              <m:r>
-                <m:t xml:space="preserve">)</m:t>
-              </m:r>
-            </m:oMath>
-            <w:r>
-              <w:rPr>
-                <w:rFonts w:ascii="MS P明朝" w:cs="MS P明朝" w:eastAsia="MS P明朝" w:hAnsi="MS P明朝"/>
-                <w:sz w:val="21"/>
-                <w:szCs w:val="21"/>
-              </w:rPr>
-              <w:t xml:space="preserve">＝(1, 5)。</w:t>
-            </w:r>
-          </w:p>
-          <w:p>
-            <w:pPr>
-              <w:spacing w:after="10" w:before="0" w:line="300" w:lineRule="atLeast"/>
-              <w:ind w:left="500" w:hanging="0"/>
-            </w:pPr>
-            <w:r>
-              <w:rPr>
-                <w:rFonts w:ascii="MS P明朝" w:cs="MS P明朝" w:eastAsia="MS P明朝" w:hAnsi="MS P明朝"/>
-                <w:sz w:val="21"/>
-                <w:szCs w:val="21"/>
-              </w:rPr>
-              <w:t xml:space="preserve">原点Oと(1, 5)を通るので、傾きは5。</w:t>
-            </w:r>
-            <m:oMath xmlns:m="http://schemas.openxmlformats.org/officeDocument/2006/math" xmlns:w="http://schemas.openxmlformats.org/wordprocessingml/2006/main">
-              <m:r>
-                <m:t xml:space="preserve">y=5x</m:t>
-              </m:r>
-            </m:oMath>
-            <w:r>
-              <w:rPr>
-                <w:rFonts w:ascii="MS P明朝" w:cs="MS P明朝" w:eastAsia="MS P明朝" w:hAnsi="MS P明朝"/>
-                <w:sz w:val="21"/>
-                <w:szCs w:val="21"/>
-              </w:rPr>
-              <w:t xml:space="preserve">。図の一点鎖線。</w:t>
+              <w:t xml:space="preserve">【確かめ】</w:t>
+            </w:r>
+            <m:oMath xmlns:m="http://schemas.openxmlformats.org/officeDocument/2006/math" xmlns:w="http://schemas.openxmlformats.org/wordprocessingml/2006/main">
+              <m:r>
+                <m:t xml:space="preserve">150×26−1500=3900−1500=2400</m:t>
+              </m:r>
+            </m:oMath>
+            <w:r>
+              <w:rPr>
+                <w:rFonts w:ascii="MS P明朝" w:cs="MS P明朝" w:eastAsia="MS P明朝" w:hAnsi="MS P明朝"/>
+                <w:sz w:val="21"/>
+                <w:szCs w:val="21"/>
+              </w:rPr>
+              <w:t xml:space="preserve">（m）で、問題にあっている。</w:t>
             </w:r>
           </w:p>
         </w:tc>
@@ -2680,7 +2670,7 @@
             <w:r>
               <w:drawing>
                 <wp:inline distT="0" distB="0" distL="0" distR="0">
-                  <wp:extent cx="2095500" cy="1885950"/>
+                  <wp:extent cx="2190750" cy="1609725"/>
                   <wp:effectExtent t="0" r="0" b="0" l="0"/>
                   <wp:docPr id="1" name="" descr="" title=""/>
                   <wp:cNvGraphicFramePr>
@@ -2705,7 +2695,7 @@
                         <pic:spPr bwMode="auto">
                           <a:xfrm>
                             <a:off x="0" y="0"/>
-                            <a:ext cx="2095500" cy="1885950"/>
+                            <a:ext cx="2190750" cy="1609725"/>
                           </a:xfrm>
                           <a:prstGeom prst="rect">
                             <a:avLst/>
@@ -2718,17 +2708,394 @@
               </w:drawing>
             </w:r>
           </w:p>
+        </w:tc>
+      </w:tr>
+    </w:tbl>
+    <w:p>
+      <w:pPr>
+        <w:keepNext/>
+        <w:pBdr>
+          <w:bottom w:val="single" w:color="000000" w:sz="6" w:space="2"/>
+        </w:pBdr>
+        <w:spacing w:after="60" w:before="120"/>
+      </w:pPr>
+      <w:r>
+        <w:rPr>
+          <w:rFonts w:ascii="MS Pゴシック" w:cs="MS Pゴシック" w:eastAsia="MS Pゴシック" w:hAnsi="MS Pゴシック"/>
+          <w:b/>
+          <w:bCs/>
+          <w:sz w:val="26"/>
+          <w:szCs w:val="26"/>
+        </w:rPr>
+        <w:t xml:space="preserve">＜6＞</w:t>
+      </w:r>
+      <w:r>
+        <w:rPr>
+          <w:rFonts w:ascii="MS Pゴシック" w:cs="MS Pゴシック" w:eastAsia="MS Pゴシック" w:hAnsi="MS Pゴシック"/>
+          <w:b/>
+          <w:bCs/>
+          <w:sz w:val="23"/>
+          <w:szCs w:val="23"/>
+        </w:rPr>
+        <w:t xml:space="preserve">　動く点と面積</w:t>
+      </w:r>
+    </w:p>
+    <w:tbl>
+      <w:tblPr>
+        <w:tblW w:type="dxa" w:w="12670"/>
+        <w:tblBorders>
+          <w:top w:val="none" w:color="auto" w:sz="0"/>
+          <w:left w:val="none" w:color="auto" w:sz="0"/>
+          <w:bottom w:val="none" w:color="auto" w:sz="0"/>
+          <w:right w:val="none" w:color="auto" w:sz="0"/>
+          <w:insideH w:val="none" w:color="auto" w:sz="0"/>
+          <w:insideV w:val="none" w:color="auto" w:sz="0"/>
+        </w:tblBorders>
+      </w:tblPr>
+      <w:tblGrid>
+        <w:gridCol w:w="9670"/>
+        <w:gridCol w:w="3000"/>
+      </w:tblGrid>
+      <w:tr>
+        <w:tc>
+          <w:tcPr>
+            <w:tcW w:type="dxa" w:w="9670"/>
+            <w:tcBorders>
+              <w:top w:val="none" w:color="FFFFFF" w:sz="0"/>
+              <w:left w:val="none" w:color="FFFFFF" w:sz="0"/>
+              <w:bottom w:val="none" w:color="FFFFFF" w:sz="0"/>
+              <w:right w:val="none" w:color="FFFFFF" w:sz="0"/>
+            </w:tcBorders>
+            <w:tcMar>
+              <w:right w:type="dxa" w:w="200"/>
+            </w:tcMar>
+          </w:tcPr>
           <w:p>
             <w:pPr>
-              <w:spacing w:after="40" w:before="0" w:line="300" w:lineRule="atLeast"/>
+              <w:keepNext/>
+              <w:spacing w:after="20" w:before="80" w:line="300" w:lineRule="atLeast"/>
             </w:pPr>
             <w:r>
               <w:rPr>
                 <w:rFonts w:ascii="MS P明朝" w:cs="MS P明朝" w:eastAsia="MS P明朝" w:hAnsi="MS P明朝"/>
-                <w:sz w:val="19"/>
-                <w:szCs w:val="19"/>
-              </w:rPr>
-              <w:t xml:space="preserve">中点を通る線で、三角形は「底辺が同じ・高さが同じ」2つに分かれます。</w:t>
+                <w:sz w:val="22"/>
+                <w:szCs w:val="22"/>
+              </w:rPr>
+              <w:t xml:space="preserve">（1）　</w:t>
+            </w:r>
+            <w:r>
+              <w:rPr>
+                <w:rFonts w:ascii="MS P明朝" w:cs="MS P明朝" w:eastAsia="MS P明朝" w:hAnsi="MS P明朝"/>
+                <w:b/>
+                <w:bCs/>
+                <w:sz w:val="22"/>
+                <w:szCs w:val="22"/>
+              </w:rPr>
+              <w:t xml:space="preserve">答え　6</w:t>
+            </w:r>
+          </w:p>
+          <w:p>
+            <w:pPr>
+              <w:spacing w:after="10" w:before="0" w:line="300" w:lineRule="atLeast"/>
+              <w:ind w:left="500" w:hanging="0"/>
+            </w:pPr>
+            <w:r>
+              <w:rPr>
+                <w:rFonts w:ascii="MS P明朝" w:cs="MS P明朝" w:eastAsia="MS P明朝" w:hAnsi="MS P明朝"/>
+                <w:sz w:val="21"/>
+                <w:szCs w:val="21"/>
+              </w:rPr>
+              <w:t xml:space="preserve">2秒後、点PはAから2cm進んでいる。AP＝2cm。</w:t>
+            </w:r>
+          </w:p>
+          <w:p>
+            <w:pPr>
+              <w:spacing w:after="10" w:before="0" w:line="300" w:lineRule="atLeast"/>
+              <w:ind w:left="500" w:hanging="0"/>
+            </w:pPr>
+            <w:r>
+              <w:rPr>
+                <w:rFonts w:ascii="MS P明朝" w:cs="MS P明朝" w:eastAsia="MS P明朝" w:hAnsi="MS P明朝"/>
+                <w:sz w:val="21"/>
+                <w:szCs w:val="21"/>
+              </w:rPr>
+              <w:t xml:space="preserve">△APDは、底辺AP＝2、高さAD＝6。</w:t>
+            </w:r>
+            <m:oMath xmlns:m="http://schemas.openxmlformats.org/officeDocument/2006/math" xmlns:w="http://schemas.openxmlformats.org/wordprocessingml/2006/main">
+              <m:r>
+                <m:t xml:space="preserve">2×6÷2=6</m:t>
+              </m:r>
+            </m:oMath>
+          </w:p>
+          <w:p>
+            <w:pPr>
+              <w:keepNext/>
+              <w:spacing w:after="20" w:before="80" w:line="300" w:lineRule="atLeast"/>
+            </w:pPr>
+            <w:r>
+              <w:rPr>
+                <w:rFonts w:ascii="MS P明朝" w:cs="MS P明朝" w:eastAsia="MS P明朝" w:hAnsi="MS P明朝"/>
+                <w:sz w:val="22"/>
+                <w:szCs w:val="22"/>
+              </w:rPr>
+              <w:t xml:space="preserve">（2）　</w:t>
+            </w:r>
+            <w:r>
+              <w:rPr>
+                <w:rFonts w:ascii="MS P明朝" w:cs="MS P明朝" w:eastAsia="MS P明朝" w:hAnsi="MS P明朝"/>
+                <w:b/>
+                <w:bCs/>
+                <w:sz w:val="22"/>
+                <w:szCs w:val="22"/>
+              </w:rPr>
+              <w:t xml:space="preserve">答え　</w:t>
+            </w:r>
+            <m:oMath xmlns:m="http://schemas.openxmlformats.org/officeDocument/2006/math" xmlns:w="http://schemas.openxmlformats.org/wordprocessingml/2006/main">
+              <m:r>
+                <m:t xml:space="preserve">y=3x</m:t>
+              </m:r>
+            </m:oMath>
+          </w:p>
+          <w:p>
+            <w:pPr>
+              <w:spacing w:after="10" w:before="0" w:line="300" w:lineRule="atLeast"/>
+              <w:ind w:left="500" w:hanging="0"/>
+            </w:pPr>
+            <m:oMath xmlns:m="http://schemas.openxmlformats.org/officeDocument/2006/math" xmlns:w="http://schemas.openxmlformats.org/wordprocessingml/2006/main">
+              <m:r>
+                <m:t xml:space="preserve">x</m:t>
+              </m:r>
+            </m:oMath>
+            <w:r>
+              <w:rPr>
+                <w:rFonts w:ascii="MS P明朝" w:cs="MS P明朝" w:eastAsia="MS P明朝" w:hAnsi="MS P明朝"/>
+                <w:sz w:val="21"/>
+                <w:szCs w:val="21"/>
+              </w:rPr>
+              <w:t xml:space="preserve">秒後、AP＝</w:t>
+            </w:r>
+            <m:oMath xmlns:m="http://schemas.openxmlformats.org/officeDocument/2006/math" xmlns:w="http://schemas.openxmlformats.org/wordprocessingml/2006/main">
+              <m:r>
+                <m:t xml:space="preserve">x</m:t>
+              </m:r>
+            </m:oMath>
+            <w:r>
+              <w:rPr>
+                <w:rFonts w:ascii="MS P明朝" w:cs="MS P明朝" w:eastAsia="MS P明朝" w:hAnsi="MS P明朝"/>
+                <w:sz w:val="21"/>
+                <w:szCs w:val="21"/>
+              </w:rPr>
+              <w:t xml:space="preserve">cm。</w:t>
+            </w:r>
+            <m:oMath xmlns:m="http://schemas.openxmlformats.org/officeDocument/2006/math" xmlns:w="http://schemas.openxmlformats.org/wordprocessingml/2006/main">
+              <m:r>
+                <m:t xml:space="preserve">y=x×6÷2=3x</m:t>
+              </m:r>
+            </m:oMath>
+            <w:r>
+              <w:rPr>
+                <w:rFonts w:ascii="MS P明朝" w:cs="MS P明朝" w:eastAsia="MS P明朝" w:hAnsi="MS P明朝"/>
+                <w:sz w:val="21"/>
+                <w:szCs w:val="21"/>
+              </w:rPr>
+              <w:t xml:space="preserve">。</w:t>
+            </w:r>
+          </w:p>
+          <w:p>
+            <w:pPr>
+              <w:keepNext/>
+              <w:spacing w:after="20" w:before="80" w:line="300" w:lineRule="atLeast"/>
+            </w:pPr>
+            <w:r>
+              <w:rPr>
+                <w:rFonts w:ascii="MS P明朝" w:cs="MS P明朝" w:eastAsia="MS P明朝" w:hAnsi="MS P明朝"/>
+                <w:sz w:val="22"/>
+                <w:szCs w:val="22"/>
+              </w:rPr>
+              <w:t xml:space="preserve">（3）　</w:t>
+            </w:r>
+            <w:r>
+              <w:rPr>
+                <w:rFonts w:ascii="MS P明朝" w:cs="MS P明朝" w:eastAsia="MS P明朝" w:hAnsi="MS P明朝"/>
+                <w:b/>
+                <w:bCs/>
+                <w:sz w:val="22"/>
+                <w:szCs w:val="22"/>
+              </w:rPr>
+              <w:t xml:space="preserve">答え　</w:t>
+            </w:r>
+            <m:oMath xmlns:m="http://schemas.openxmlformats.org/officeDocument/2006/math" xmlns:w="http://schemas.openxmlformats.org/wordprocessingml/2006/main">
+              <m:r>
+                <m:t xml:space="preserve">0≦y≦18</m:t>
+              </m:r>
+            </m:oMath>
+          </w:p>
+          <w:p>
+            <w:pPr>
+              <w:spacing w:after="10" w:before="0" w:line="300" w:lineRule="atLeast"/>
+              <w:ind w:left="500" w:hanging="0"/>
+            </w:pPr>
+            <w:r>
+              <w:rPr>
+                <w:rFonts w:ascii="MS P明朝" w:cs="MS P明朝" w:eastAsia="MS P明朝" w:hAnsi="MS P明朝"/>
+                <w:sz w:val="21"/>
+                <w:szCs w:val="21"/>
+              </w:rPr>
+              <w:t xml:space="preserve">点PはAからBまで6cm動くので、</w:t>
+            </w:r>
+            <m:oMath xmlns:m="http://schemas.openxmlformats.org/officeDocument/2006/math" xmlns:w="http://schemas.openxmlformats.org/wordprocessingml/2006/main">
+              <m:r>
+                <m:t xml:space="preserve">x</m:t>
+              </m:r>
+            </m:oMath>
+            <w:r>
+              <w:rPr>
+                <w:rFonts w:ascii="MS P明朝" w:cs="MS P明朝" w:eastAsia="MS P明朝" w:hAnsi="MS P明朝"/>
+                <w:sz w:val="21"/>
+                <w:szCs w:val="21"/>
+              </w:rPr>
+              <w:t xml:space="preserve">の変域は</w:t>
+            </w:r>
+            <m:oMath xmlns:m="http://schemas.openxmlformats.org/officeDocument/2006/math" xmlns:w="http://schemas.openxmlformats.org/wordprocessingml/2006/main">
+              <m:r>
+                <m:t xml:space="preserve">0≦x≦6</m:t>
+              </m:r>
+            </m:oMath>
+            <w:r>
+              <w:rPr>
+                <w:rFonts w:ascii="MS P明朝" w:cs="MS P明朝" w:eastAsia="MS P明朝" w:hAnsi="MS P明朝"/>
+                <w:sz w:val="21"/>
+                <w:szCs w:val="21"/>
+              </w:rPr>
+              <w:t xml:space="preserve">。</w:t>
+            </w:r>
+          </w:p>
+          <w:p>
+            <w:pPr>
+              <w:spacing w:after="10" w:before="0" w:line="300" w:lineRule="atLeast"/>
+              <w:ind w:left="500" w:hanging="0"/>
+            </w:pPr>
+            <m:oMath xmlns:m="http://schemas.openxmlformats.org/officeDocument/2006/math" xmlns:w="http://schemas.openxmlformats.org/wordprocessingml/2006/main">
+              <m:r>
+                <m:t xml:space="preserve">x=0</m:t>
+              </m:r>
+            </m:oMath>
+            <w:r>
+              <w:rPr>
+                <w:rFonts w:ascii="MS P明朝" w:cs="MS P明朝" w:eastAsia="MS P明朝" w:hAnsi="MS P明朝"/>
+                <w:sz w:val="21"/>
+                <w:szCs w:val="21"/>
+              </w:rPr>
+              <w:t xml:space="preserve">のとき</w:t>
+            </w:r>
+            <m:oMath xmlns:m="http://schemas.openxmlformats.org/officeDocument/2006/math" xmlns:w="http://schemas.openxmlformats.org/wordprocessingml/2006/main">
+              <m:r>
+                <m:t xml:space="preserve">y=0</m:t>
+              </m:r>
+            </m:oMath>
+            <w:r>
+              <w:rPr>
+                <w:rFonts w:ascii="MS P明朝" w:cs="MS P明朝" w:eastAsia="MS P明朝" w:hAnsi="MS P明朝"/>
+                <w:sz w:val="21"/>
+                <w:szCs w:val="21"/>
+              </w:rPr>
+              <w:t xml:space="preserve">、</w:t>
+            </w:r>
+            <m:oMath xmlns:m="http://schemas.openxmlformats.org/officeDocument/2006/math" xmlns:w="http://schemas.openxmlformats.org/wordprocessingml/2006/main">
+              <m:r>
+                <m:t xml:space="preserve">x=6</m:t>
+              </m:r>
+            </m:oMath>
+            <w:r>
+              <w:rPr>
+                <w:rFonts w:ascii="MS P明朝" w:cs="MS P明朝" w:eastAsia="MS P明朝" w:hAnsi="MS P明朝"/>
+                <w:sz w:val="21"/>
+                <w:szCs w:val="21"/>
+              </w:rPr>
+              <w:t xml:space="preserve">のとき</w:t>
+            </w:r>
+            <m:oMath xmlns:m="http://schemas.openxmlformats.org/officeDocument/2006/math" xmlns:w="http://schemas.openxmlformats.org/wordprocessingml/2006/main">
+              <m:r>
+                <m:t xml:space="preserve">y=18</m:t>
+              </m:r>
+            </m:oMath>
+            <w:r>
+              <w:rPr>
+                <w:rFonts w:ascii="MS P明朝" w:cs="MS P明朝" w:eastAsia="MS P明朝" w:hAnsi="MS P明朝"/>
+                <w:sz w:val="21"/>
+                <w:szCs w:val="21"/>
+              </w:rPr>
+              <w:t xml:space="preserve">。だから</w:t>
+            </w:r>
+            <m:oMath xmlns:m="http://schemas.openxmlformats.org/officeDocument/2006/math" xmlns:w="http://schemas.openxmlformats.org/wordprocessingml/2006/main">
+              <m:r>
+                <m:t xml:space="preserve">0≦y≦18</m:t>
+              </m:r>
+            </m:oMath>
+            <w:r>
+              <w:rPr>
+                <w:rFonts w:ascii="MS P明朝" w:cs="MS P明朝" w:eastAsia="MS P明朝" w:hAnsi="MS P明朝"/>
+                <w:sz w:val="21"/>
+                <w:szCs w:val="21"/>
+              </w:rPr>
+              <w:t xml:space="preserve">。</w:t>
+            </w:r>
+          </w:p>
+        </w:tc>
+        <w:tc>
+          <w:tcPr>
+            <w:tcW w:type="dxa" w:w="3000"/>
+            <w:tcBorders>
+              <w:top w:val="none" w:color="FFFFFF" w:sz="0"/>
+              <w:left w:val="none" w:color="FFFFFF" w:sz="0"/>
+              <w:bottom w:val="none" w:color="FFFFFF" w:sz="0"/>
+              <w:right w:val="none" w:color="FFFFFF" w:sz="0"/>
+            </w:tcBorders>
+          </w:tcPr>
+          <w:p>
+            <w:pPr>
+              <w:spacing w:after="0" w:before="0"/>
+              <w:jc w:val="center"/>
+            </w:pPr>
+            <w:r>
+              <w:drawing>
+                <wp:inline distT="0" distB="0" distL="0" distR="0">
+                  <wp:extent cx="1524000" cy="1504950"/>
+                  <wp:effectExtent t="0" r="0" b="0" l="0"/>
+                  <wp:docPr id="1" name="" descr="" title=""/>
+                  <wp:cNvGraphicFramePr>
+                    <a:graphicFrameLocks xmlns:a="http://schemas.openxmlformats.org/drawingml/2006/main" noChangeAspect="1"/>
+                  </wp:cNvGraphicFramePr>
+                  <a:graphic xmlns:a="http://schemas.openxmlformats.org/drawingml/2006/main">
+                    <a:graphicData uri="http://schemas.openxmlformats.org/drawingml/2006/picture">
+                      <pic:pic xmlns:pic="http://schemas.openxmlformats.org/drawingml/2006/picture">
+                        <pic:nvPicPr>
+                          <pic:cNvPr id="0" name="" descr=""/>
+                          <pic:cNvPicPr>
+                            <a:picLocks noChangeAspect="1" noChangeArrowheads="1"/>
+                          </pic:cNvPicPr>
+                        </pic:nvPicPr>
+                        <pic:blipFill>
+                          <a:blip r:embed="rId12" cstate="none"/>
+                          <a:srcRect/>
+                          <a:stretch>
+                            <a:fillRect/>
+                          </a:stretch>
+                        </pic:blipFill>
+                        <pic:spPr bwMode="auto">
+                          <a:xfrm>
+                            <a:off x="0" y="0"/>
+                            <a:ext cx="1524000" cy="1504950"/>
+                          </a:xfrm>
+                          <a:prstGeom prst="rect">
+                            <a:avLst/>
+                          </a:prstGeom>
+                        </pic:spPr>
+                      </pic:pic>
+                    </a:graphicData>
+                  </a:graphic>
+                </wp:inline>
+              </w:drawing>
             </w:r>
           </w:p>
         </w:tc>
